--- a/ba/sync/output/human/exports/BRD-TOSS-full-v0.12-2026-06-22.docx
+++ b/ba/sync/output/human/exports/BRD-TOSS-full-v0.12-2026-06-22.docx
@@ -41926,8 +41926,8 @@
       <w:b/>
       <w:bCs/>
       <w:color w:val="000000"/>
-      <w:sz w:val="24"/>
-      <w:szCs w:val="24"/>
+      <w:sz w:val="32"/>
+      <w:szCs w:val="32"/>
     </w:rPr>
   </w:style>
   <w:style w:styleId="Heading2" w:type="paragraph">
@@ -41952,8 +41952,8 @@
       <w:b/>
       <w:bCs/>
       <w:color w:val="000000"/>
-      <w:sz w:val="24"/>
-      <w:szCs w:val="24"/>
+      <w:sz w:val="32"/>
+      <w:szCs w:val="32"/>
     </w:rPr>
   </w:style>
   <w:style w:styleId="Heading3" w:type="paragraph">
@@ -41978,8 +41978,8 @@
       <w:b/>
       <w:bCs/>
       <w:color w:val="000000"/>
-      <w:sz w:val="22"/>
-      <w:szCs w:val="22"/>
+      <w:sz w:val="26"/>
+      <w:szCs w:val="26"/>
     </w:rPr>
   </w:style>
   <w:style w:styleId="Heading4" w:type="paragraph">

--- a/ba/sync/output/human/exports/BRD-TOSS-full-v0.12-2026-06-22.docx
+++ b/ba/sync/output/human/exports/BRD-TOSS-full-v0.12-2026-06-22.docx
@@ -64,84 +64,6 @@
           <w:b/>
           <w:bCs/>
         </w:rPr>
-        <w:t xml:space="preserve">Trạng thái:</w:t>
-      </w:r>
-      <w:r>
-        <w:t xml:space="preserve"> </w:t>
-      </w:r>
-      <w:r>
-        <w:t xml:space="preserve">Khung (skeleton) phục vụ thẩm định nội bộ trước khi đi vào chi tiết.</w:t>
-      </w:r>
-      <w:r>
-        <w:t xml:space="preserve"> </w:t>
-      </w:r>
-      <w:r>
-        <w:rPr>
-          <w:b/>
-          <w:bCs/>
-        </w:rPr>
-        <w:t xml:space="preserve">Toàn bộ nội dung được phân rã trung thực từ nguồn đã trích dẫn</w:t>
-      </w:r>
-      <w:r>
-        <w:t xml:space="preserve"> </w:t>
-      </w:r>
-      <w:r>
-        <w:t xml:space="preserve">(báo cáo khảo sát 08–15/06/2026, sheet YCKT-VTIT, FDOP §3.1–3.5, Customer Docs đã extract). Mọi điểm chưa rõ được đẩy về sổ cái duy nhất</w:t>
-      </w:r>
-      <w:r>
-        <w:t xml:space="preserve"> </w:t>
-      </w:r>
-      <w:r>
-        <w:rPr>
-          <w:b/>
-          <w:bCs/>
-        </w:rPr>
-        <w:t xml:space="preserve">OID-TOSS-001</w:t>
-      </w:r>
-      <w:r>
-        <w:t xml:space="preserve"> </w:t>
-      </w:r>
-      <w:r>
-        <w:t xml:space="preserve">dưới dạng chú thích</w:t>
-      </w:r>
-      <w:r>
-        <w:t xml:space="preserve"> </w:t>
-      </w:r>
-      <w:r>
-        <w:rPr>
-          <w:rStyle w:val="VerbatimChar"/>
-        </w:rPr>
-        <w:t xml:space="preserve">*(xem OID: &lt;mã&gt;)*</w:t>
-      </w:r>
-      <w:r>
-        <w:t xml:space="preserve">. Các yêu cầu nghiệp vụ chi tiết (BR) được tách thành</w:t>
-      </w:r>
-      <w:r>
-        <w:t xml:space="preserve"> </w:t>
-      </w:r>
-      <w:r>
-        <w:rPr>
-          <w:b/>
-          <w:bCs/>
-        </w:rPr>
-        <w:t xml:space="preserve">5 file BRD-TOSS-PHn</w:t>
-      </w:r>
-      <w:r>
-        <w:t xml:space="preserve"> </w:t>
-      </w:r>
-      <w:r>
-        <w:t xml:space="preserve">theo phân hệ; tài liệu khung này giữ §1–§6 (chung), §7.6 (tổng kết BR), §8–§10.</w:t>
-      </w:r>
-    </w:p>
-    <w:p>
-      <w:pPr>
-        <w:pStyle w:val="BlockText"/>
-      </w:pPr>
-      <w:r>
-        <w:rPr>
-          <w:b/>
-          <w:bCs/>
-        </w:rPr>
         <w:t xml:space="preserve">Phạm vi mức:</w:t>
       </w:r>
       <w:r>
@@ -404,30 +326,6 @@
               <w:pStyle w:val="Compact"/>
             </w:pPr>
             <w:r>
-              <w:t xml:space="preserve">Mã tài liệu</w:t>
-            </w:r>
-          </w:p>
-        </w:tc>
-        <w:tc>
-          <w:tcPr/>
-          <w:p>
-            <w:pPr>
-              <w:pStyle w:val="Compact"/>
-            </w:pPr>
-            <w:r>
-              <w:t xml:space="preserve">BRD-TOSS-001</w:t>
-            </w:r>
-          </w:p>
-        </w:tc>
-      </w:tr>
-      <w:tr>
-        <w:tc>
-          <w:tcPr/>
-          <w:p>
-            <w:pPr>
-              <w:pStyle w:val="Compact"/>
-            </w:pPr>
-            <w:r>
               <w:t xml:space="preserve">Phiên bản</w:t>
             </w:r>
           </w:p>
@@ -534,13 +432,6 @@
             <w:pPr>
               <w:pStyle w:val="Compact"/>
             </w:pPr>
-            <w:r>
-              <w:rPr>
-                <w:i/>
-                <w:iCs/>
-              </w:rPr>
-              <w:t xml:space="preserve">(xem OID: DEC-06 — chờ phân công)</w:t>
-            </w:r>
           </w:p>
         </w:tc>
       </w:tr>
@@ -974,23 +865,7 @@
         <w:t xml:space="preserve"> </w:t>
       </w:r>
       <w:r>
-        <w:t xml:space="preserve">so với STD; các mốc 130/180/200/240/270 phút còn được nhắc tới cho các giai đoạn khác</w:t>
-      </w:r>
-      <w:r>
-        <w:t xml:space="preserve"> </w:t>
-      </w:r>
-      <w:r>
-        <w:rPr>
-          <w:i/>
-          <w:iCs/>
-        </w:rPr>
-        <w:t xml:space="preserve">(xem OID: SME-08)</w:t>
-      </w:r>
-      <w:r>
-        <w:t xml:space="preserve"> </w:t>
-      </w:r>
-      <w:r>
-        <w:t xml:space="preserve">(Khảo sát 11/06/2026 buổi sáng §II.1; Khảo sát 15/06/2026 §II.2).</w:t>
+        <w:t xml:space="preserve">so với STD; các mốc 130/180/200/240/270 phút còn được nhắc tới cho các giai đoạn khác (Khảo sát 11/06/2026 buổi sáng §II.1; Khảo sát 15/06/2026 §II.2).</w:t>
       </w:r>
       <w:r>
         <w:t xml:space="preserve"> </w:t>
@@ -1042,45 +917,13 @@
         <w:t xml:space="preserve"> </w:t>
       </w:r>
       <w:r>
-        <w:t xml:space="preserve">- Bảng dầu (AHM) đang được quản lý ở phần mềm IFV; điều phái tra cứu thủ công, không tự cảnh báo khi bảng dầu thay đổi</w:t>
+        <w:t xml:space="preserve">- Bảng dầu (AHM) đang được quản lý ở phần mềm IFV; điều phái tra cứu thủ công, không tự cảnh báo khi bảng dầu thay đổi (Khảo sát 11/06/2026 buổi sáng §II.9).</w:t>
       </w:r>
       <w:r>
         <w:t xml:space="preserve"> </w:t>
       </w:r>
       <w:r>
-        <w:rPr>
-          <w:i/>
-          <w:iCs/>
-        </w:rPr>
-        <w:t xml:space="preserve">(xem OID: SME-16)</w:t>
-      </w:r>
-      <w:r>
-        <w:t xml:space="preserve"> </w:t>
-      </w:r>
-      <w:r>
-        <w:t xml:space="preserve">(Khảo sát 11/06/2026 buổi sáng §II.9).</w:t>
-      </w:r>
-      <w:r>
-        <w:t xml:space="preserve"> </w:t>
-      </w:r>
-      <w:r>
-        <w:t xml:space="preserve">- Phép bay được nhập thủ công, chưa có phần mềm chuyên dụng; đội SkyCheck đang triển khai module phép bay nhưng vướng khâu input</w:t>
-      </w:r>
-      <w:r>
-        <w:t xml:space="preserve"> </w:t>
-      </w:r>
-      <w:r>
-        <w:rPr>
-          <w:i/>
-          <w:iCs/>
-        </w:rPr>
-        <w:t xml:space="preserve">(xem OID: KS-15)</w:t>
-      </w:r>
-      <w:r>
-        <w:t xml:space="preserve"> </w:t>
-      </w:r>
-      <w:r>
-        <w:t xml:space="preserve">(Khảo sát 11/06/2026 buổi sáng §II.11).</w:t>
+        <w:t xml:space="preserve">- Phép bay được nhập thủ công, chưa có phần mềm chuyên dụng; đội SkyCheck đang triển khai module phép bay nhưng vướng khâu input (Khảo sát 11/06/2026 buổi sáng §II.11).</w:t>
       </w:r>
       <w:r>
         <w:t xml:space="preserve"> </w:t>
@@ -1134,23 +977,7 @@
         <w:t xml:space="preserve"> </w:t>
       </w:r>
       <w:r>
-        <w:t xml:space="preserve">- Danh mục dịch vụ sân bay (ví dụ sân bay không hỗ trợ tàu hỏng APU) đang được quản lý thủ công, khó trích xuất và tổng hợp</w:t>
-      </w:r>
-      <w:r>
-        <w:t xml:space="preserve"> </w:t>
-      </w:r>
-      <w:r>
-        <w:rPr>
-          <w:i/>
-          <w:iCs/>
-        </w:rPr>
-        <w:t xml:space="preserve">(xem OID: KS-06)</w:t>
-      </w:r>
-      <w:r>
-        <w:t xml:space="preserve"> </w:t>
-      </w:r>
-      <w:r>
-        <w:t xml:space="preserve">(Khảo sát 09/06/2026 §II.7 và §IV.6).</w:t>
+        <w:t xml:space="preserve">- Danh mục dịch vụ sân bay (ví dụ sân bay không hỗ trợ tàu hỏng APU) đang được quản lý thủ công, khó trích xuất và tổng hợp (Khảo sát 09/06/2026 §II.7 và §IV.6).</w:t>
       </w:r>
       <w:r>
         <w:t xml:space="preserve"> </w:t>
@@ -1602,16 +1429,6 @@
             <w:r>
               <w:t xml:space="preserve">Hiện ~90% → mục tiêu cụ thể</w:t>
             </w:r>
-            <w:r>
-              <w:t xml:space="preserve"> </w:t>
-            </w:r>
-            <w:r>
-              <w:rPr>
-                <w:i/>
-                <w:iCs/>
-              </w:rPr>
-              <w:t xml:space="preserve">(xem OID: DEC-06)</w:t>
-            </w:r>
           </w:p>
         </w:tc>
         <w:tc>
@@ -1669,16 +1486,6 @@
             <w:r>
               <w:t xml:space="preserve">Hiện ~79% → mục tiêu cụ thể</w:t>
             </w:r>
-            <w:r>
-              <w:t xml:space="preserve"> </w:t>
-            </w:r>
-            <w:r>
-              <w:rPr>
-                <w:i/>
-                <w:iCs/>
-              </w:rPr>
-              <w:t xml:space="preserve">(xem OID: DEC-06)</w:t>
-            </w:r>
           </w:p>
         </w:tc>
         <w:tc>
@@ -1736,16 +1543,6 @@
             <w:r>
               <w:t xml:space="preserve">Mục tiêu được nêu ví dụ 80%; ngưỡng cảnh báo OSP ±15 phút áp dụng cả sớm và muộn; định nghĩa/công thức chi tiết 4 nhóm</w:t>
             </w:r>
-            <w:r>
-              <w:t xml:space="preserve"> </w:t>
-            </w:r>
-            <w:r>
-              <w:rPr>
-                <w:i/>
-                <w:iCs/>
-              </w:rPr>
-              <w:t xml:space="preserve">(xem OID: KS-48)</w:t>
-            </w:r>
           </w:p>
         </w:tc>
         <w:tc>
@@ -2031,16 +1828,6 @@
             <w:r>
               <w:t xml:space="preserve">Mục tiêu cụ thể</w:t>
             </w:r>
-            <w:r>
-              <w:t xml:space="preserve"> </w:t>
-            </w:r>
-            <w:r>
-              <w:rPr>
-                <w:i/>
-                <w:iCs/>
-              </w:rPr>
-              <w:t xml:space="preserve">(xem OID: DEC-06)</w:t>
-            </w:r>
           </w:p>
         </w:tc>
         <w:tc>
@@ -2098,16 +1885,6 @@
             <w:r>
               <w:t xml:space="preserve">Hiện 5–7 ứng dụng/tab → mục tiêu định lượng cụ thể</w:t>
             </w:r>
-            <w:r>
-              <w:t xml:space="preserve"> </w:t>
-            </w:r>
-            <w:r>
-              <w:rPr>
-                <w:i/>
-                <w:iCs/>
-              </w:rPr>
-              <w:t xml:space="preserve">(xem OID: DEC-06)</w:t>
-            </w:r>
           </w:p>
         </w:tc>
         <w:tc>
@@ -2165,16 +1942,6 @@
             <w:r>
               <w:t xml:space="preserve">TOSS tự tổng hợp các chỉ số khả thi (số chuyến, tổ bay, khách, OTP, OSP); các bộ phận nhập tab nguồn riêng theo cấu trúc chuẩn; tỷ lệ tự sinh cụ thể</w:t>
             </w:r>
-            <w:r>
-              <w:t xml:space="preserve"> </w:t>
-            </w:r>
-            <w:r>
-              <w:rPr>
-                <w:i/>
-                <w:iCs/>
-              </w:rPr>
-              <w:t xml:space="preserve">(xem OID: KS-07)</w:t>
-            </w:r>
           </w:p>
         </w:tc>
         <w:tc>
@@ -2244,16 +2011,6 @@
             <w:r>
               <w:t xml:space="preserve">cho từng phiên bản OFP; MO Plus chặn Captain’s Release khi chưa có Dispatch Release; mức cảnh báo cụ thể</w:t>
             </w:r>
-            <w:r>
-              <w:t xml:space="preserve"> </w:t>
-            </w:r>
-            <w:r>
-              <w:rPr>
-                <w:i/>
-                <w:iCs/>
-              </w:rPr>
-              <w:t xml:space="preserve">(xem OID: KS-08)</w:t>
-            </w:r>
           </w:p>
         </w:tc>
         <w:tc>
@@ -2326,24 +2083,6 @@
         </w:tc>
       </w:tr>
     </w:tbl>
-    <w:p>
-      <w:pPr>
-        <w:pStyle w:val="BlockText"/>
-      </w:pPr>
-      <w:r>
-        <w:rPr>
-          <w:b/>
-          <w:bCs/>
-        </w:rPr>
-        <w:t xml:space="preserve">Ghi chú:</w:t>
-      </w:r>
-      <w:r>
-        <w:t xml:space="preserve"> </w:t>
-      </w:r>
-      <w:r>
-        <w:t xml:space="preserve">Nhiều mục tiêu định lượng cụ thể (tỷ lệ phủ Movement mục tiêu, công thức 4 KPI OTP/OSP, thời gian hoàn tất kiểm tra đầu ca, RACI…) chưa được nguồn chốt; BA Lead/SME bổ sung qua các buổi khảo sát kế tiếp và cập nhật OID-TOSS-001 nhóm A (Quyết định BA Lead).</w:t>
-      </w:r>
-    </w:p>
     <w:p>
       <w:r>
         <w:pict>
@@ -2535,20 +2274,7 @@
         <w:t xml:space="preserve">Tích hợp với ~40 hệ thống/nguồn dữ liệu</w:t>
       </w:r>
       <w:r>
-        <w:t xml:space="preserve">: Lido (OFP/NOTAM/WX qua adapter — 3 định dạng PDF/TXT/HTML), MO Plus (Captain’s Release, log tổ bay đã tải tài liệu), AMOS (MEL/CDL/NAIL, defect, AOG, techlog uplift FOB), Amadeus PSS, DCS, AVES (tổ bay), A-CDM (16 mốc tại HAN/TSN), VIAGS (parking stand), ACARS (OOOI + nhiên liệu), AFTN/AMHS (điện văn hàng không), Netline (Master tàu bay, leg history, Flight Number 3 cột Carrier + FN + suffix D/Z), FIMS (Master tàu bay), Flight Watch / Flight Status, DWH/Lakehouse, LDAP/AD, VATM (NOTAM nội địa), cơ quan khí tượng hàng không Việt Nam (METAR/SPECI nội địa), SkyOffice + VNA Library (thư viện tài liệu khai thác), IFV (bảng dầu — tích hợp giai đoạn sau)… Phương thức tích hợp cụ thể</w:t>
-      </w:r>
-      <w:r>
-        <w:t xml:space="preserve"> </w:t>
-      </w:r>
-      <w:r>
-        <w:rPr>
-          <w:i/>
-          <w:iCs/>
-        </w:rPr>
-        <w:t xml:space="preserve">(xem OID: KS-04, DL-05)</w:t>
-      </w:r>
-      <w:r>
-        <w:t xml:space="preserve">.</w:t>
+        <w:t xml:space="preserve">: Lido (OFP/NOTAM/WX qua adapter — 3 định dạng PDF/TXT/HTML), MO Plus (Captain’s Release, log tổ bay đã tải tài liệu), AMOS (MEL/CDL/NAIL, defect, AOG, techlog uplift FOB), Amadeus PSS, DCS, AVES (tổ bay), A-CDM (16 mốc tại HAN/TSN), VIAGS (parking stand), ACARS (OOOI + nhiên liệu), AFTN/AMHS (điện văn hàng không), Netline (Master tàu bay, leg history, Flight Number 3 cột Carrier + FN + suffix D/Z), FIMS (Master tàu bay), Flight Watch / Flight Status, DWH/Lakehouse, LDAP/AD, VATM (NOTAM nội địa), cơ quan khí tượng hàng không Việt Nam (METAR/SPECI nội địa), SkyOffice + VNA Library (thư viện tài liệu khai thác), IFV (bảng dầu — tích hợp giai đoạn sau)… Phương thức tích hợp cụ thể.</w:t>
       </w:r>
     </w:p>
     <w:p>
@@ -2586,20 +2312,7 @@
         <w:t xml:space="preserve">Triển khai trên Cloud VNA</w:t>
       </w:r>
       <w:r>
-        <w:t xml:space="preserve">: 3 môi trường Prod / Dev-Test / Standby-Backup; mốc ràng buộc hạ tầng sẵn sàng giữa tháng 06/2026, thông kết nối trước 30/06/2026</w:t>
-      </w:r>
-      <w:r>
-        <w:t xml:space="preserve"> </w:t>
-      </w:r>
-      <w:r>
-        <w:rPr>
-          <w:i/>
-          <w:iCs/>
-        </w:rPr>
-        <w:t xml:space="preserve">(xem OID: HC-02, KS-45)</w:t>
-      </w:r>
-      <w:r>
-        <w:t xml:space="preserve">.</w:t>
+        <w:t xml:space="preserve">: 3 môi trường Prod / Dev-Test / Standby-Backup; mốc ràng buộc hạ tầng sẵn sàng giữa tháng 06/2026, thông kết nối trước 30/06/2026.</w:t>
       </w:r>
     </w:p>
     <w:bookmarkEnd w:id="58"/>
@@ -2835,23 +2548,7 @@
         <w:t xml:space="preserve"> </w:t>
       </w:r>
       <w:r>
-        <w:t xml:space="preserve">— ngoài phạm vi giai đoạn này do Lido hiện chỉ trả một giá trị CI (Cruise) thay vì 3 CI (Climb/Cruise/Descend) mà nghiệp vụ VNA cần để đối chiếu đầy đủ; sẽ xem xét lại khi Lido hỗ trợ đủ 3 CI</w:t>
-      </w:r>
-      <w:r>
-        <w:t xml:space="preserve"> </w:t>
-      </w:r>
-      <w:r>
-        <w:rPr>
-          <w:i/>
-          <w:iCs/>
-        </w:rPr>
-        <w:t xml:space="preserve">(xem OID: KS-17)</w:t>
-      </w:r>
-      <w:r>
-        <w:t xml:space="preserve"> </w:t>
-      </w:r>
-      <w:r>
-        <w:t xml:space="preserve">(Khảo sát 11/06/2026 buổi sáng §II.15).</w:t>
+        <w:t xml:space="preserve">— ngoài phạm vi giai đoạn này do Lido hiện chỉ trả một giá trị CI (Cruise) thay vì 3 CI (Climb/Cruise/Descend) mà nghiệp vụ VNA cần để đối chiếu đầy đủ; sẽ xem xét lại khi Lido hỗ trợ đủ 3 CI (Khảo sát 11/06/2026 buổi sáng §II.15).</w:t>
       </w:r>
     </w:p>
     <w:p>
@@ -2917,23 +2614,7 @@
         <w:t xml:space="preserve"> </w:t>
       </w:r>
       <w:r>
-        <w:t xml:space="preserve">— TOSS chưa quyết định triển khai trong giai đoạn này</w:t>
-      </w:r>
-      <w:r>
-        <w:t xml:space="preserve"> </w:t>
-      </w:r>
-      <w:r>
-        <w:rPr>
-          <w:i/>
-          <w:iCs/>
-        </w:rPr>
-        <w:t xml:space="preserve">(xem OID: KS-52)</w:t>
-      </w:r>
-      <w:r>
-        <w:t xml:space="preserve"> </w:t>
-      </w:r>
-      <w:r>
-        <w:t xml:space="preserve">(Khảo sát 09/06/2026 §II.13).</w:t>
+        <w:t xml:space="preserve">— TOSS chưa quyết định triển khai trong giai đoạn này (Khảo sát 09/06/2026 §II.13).</w:t>
       </w:r>
     </w:p>
     <w:p>
@@ -2977,20 +2658,7 @@
         </w:numPr>
       </w:pPr>
       <w:r>
-        <w:t xml:space="preserve">Phương án khi Lido không cho phép tích hợp trực tiếp (boost) — ảnh hưởng MEL active và Performance Factor</w:t>
-      </w:r>
-      <w:r>
-        <w:t xml:space="preserve"> </w:t>
-      </w:r>
-      <w:r>
-        <w:rPr>
-          <w:i/>
-          <w:iCs/>
-        </w:rPr>
-        <w:t xml:space="preserve">(xem OID: KS-04, KS-13)</w:t>
-      </w:r>
-      <w:r>
-        <w:t xml:space="preserve">.</w:t>
+        <w:t xml:space="preserve">Phương án khi Lido không cho phép tích hợp trực tiếp (boost) — ảnh hưởng MEL active và Performance Factor.</w:t>
       </w:r>
     </w:p>
     <w:p>
@@ -3002,20 +2670,7 @@
         </w:numPr>
       </w:pPr>
       <w:r>
-        <w:t xml:space="preserve">Phạm vi tích hợp Dispatch Release ↔ Captain’s Release giữa TOSS và MO Plus (giao diện trạng thái, thời điểm đồng bộ, cơ chế thông báo, fail-safe, reset Confirm Release khi Unrelease)</w:t>
-      </w:r>
-      <w:r>
-        <w:t xml:space="preserve"> </w:t>
-      </w:r>
-      <w:r>
-        <w:rPr>
-          <w:i/>
-          <w:iCs/>
-        </w:rPr>
-        <w:t xml:space="preserve">(xem OID: KS-08, KS-20)</w:t>
-      </w:r>
-      <w:r>
-        <w:t xml:space="preserve">.</w:t>
+        <w:t xml:space="preserve">Phạm vi tích hợp Dispatch Release ↔ Captain’s Release giữa TOSS và MO Plus (giao diện trạng thái, thời điểm đồng bộ, cơ chế thông báo, fail-safe, reset Confirm Release khi Unrelease).</w:t>
       </w:r>
     </w:p>
     <w:p>
@@ -3027,20 +2682,7 @@
         </w:numPr>
       </w:pPr>
       <w:r>
-        <w:t xml:space="preserve">Phạm vi tích hợp A-CDM đợt đầu (ngoài HAN và TSN); sân bay ngoài phạm vi A-CDM dùng nguồn nào (Amadeus / Flight Status)</w:t>
-      </w:r>
-      <w:r>
-        <w:t xml:space="preserve"> </w:t>
-      </w:r>
-      <w:r>
-        <w:rPr>
-          <w:i/>
-          <w:iCs/>
-        </w:rPr>
-        <w:t xml:space="preserve">(xem OID: KS-39)</w:t>
-      </w:r>
-      <w:r>
-        <w:t xml:space="preserve">.</w:t>
+        <w:t xml:space="preserve">Phạm vi tích hợp A-CDM đợt đầu (ngoài HAN và TSN); sân bay ngoài phạm vi A-CDM dùng nguồn nào (Amadeus / Flight Status).</w:t>
       </w:r>
     </w:p>
     <w:p>
@@ -3052,20 +2694,7 @@
         </w:numPr>
       </w:pPr>
       <w:r>
-        <w:t xml:space="preserve">Phạm vi xử lý phần nhiên liệu VNA tự cấp cho tàu thuê ướt kết hợp (Damp Lease)</w:t>
-      </w:r>
-      <w:r>
-        <w:t xml:space="preserve"> </w:t>
-      </w:r>
-      <w:r>
-        <w:rPr>
-          <w:i/>
-          <w:iCs/>
-        </w:rPr>
-        <w:t xml:space="preserve">(xem OID: SME-10)</w:t>
-      </w:r>
-      <w:r>
-        <w:t xml:space="preserve">.</w:t>
+        <w:t xml:space="preserve">Phạm vi xử lý phần nhiên liệu VNA tự cấp cho tàu thuê ướt kết hợp (Damp Lease).</w:t>
       </w:r>
     </w:p>
     <w:p>
@@ -3077,20 +2706,7 @@
         </w:numPr>
       </w:pPr>
       <w:r>
-        <w:t xml:space="preserve">Phạm vi bài toán 2 NOTOC trên cùng chuyến bay nội địa tại Sài Gòn — phương án triển khai chính thức (gộp 2 form xuất file 2 trang vs gắn nhãn quốc tế/quốc nội vs part 1/part 2)</w:t>
-      </w:r>
-      <w:r>
-        <w:t xml:space="preserve"> </w:t>
-      </w:r>
-      <w:r>
-        <w:rPr>
-          <w:i/>
-          <w:iCs/>
-        </w:rPr>
-        <w:t xml:space="preserve">(xem OID liên quan; Khảo sát 11/06/2026 KTKTB §6)</w:t>
-      </w:r>
-      <w:r>
-        <w:t xml:space="preserve">.</w:t>
+        <w:t xml:space="preserve">Phạm vi bài toán 2 NOTOC trên cùng chuyến bay nội địa tại Sài Gòn — phương án triển khai chính thức (gộp 2 form xuất file 2 trang vs gắn nhãn quốc tế/quốc nội vs part 1/part 2).</w:t>
       </w:r>
     </w:p>
     <w:p>
@@ -4277,16 +3893,6 @@
             <w:r>
               <w:t xml:space="preserve">Cung cấp nguồn thời tiết chính thức cho nội địa</w:t>
             </w:r>
-            <w:r>
-              <w:t xml:space="preserve"> </w:t>
-            </w:r>
-            <w:r>
-              <w:rPr>
-                <w:i/>
-                <w:iCs/>
-              </w:rPr>
-              <w:t xml:space="preserve">(tên đơn vị cụ thể — xem OID: SME-04)</w:t>
-            </w:r>
           </w:p>
         </w:tc>
         <w:tc>
@@ -4590,46 +4196,6 @@
       </w:pPr>
       <w:r>
         <w:t xml:space="preserve">6.1 Ma trận RACI</w:t>
-      </w:r>
-    </w:p>
-    <w:p>
-      <w:pPr>
-        <w:pStyle w:val="FirstParagraph"/>
-      </w:pPr>
-      <w:r>
-        <w:rPr>
-          <w:i/>
-          <w:iCs/>
-        </w:rPr>
-        <w:t xml:space="preserve">(xem OID: DEC-06 — chưa có nguồn ma trận RACI chính thức; BA Lead bổ sung sau khi xác nhận với các đầu mối CQĐV trên sheet</w:t>
-      </w:r>
-      <w:r>
-        <w:rPr>
-          <w:i/>
-          <w:iCs/>
-        </w:rPr>
-        <w:t xml:space="preserve"> </w:t>
-      </w:r>
-      <w:r>
-        <w:rPr>
-          <w:i/>
-          <w:iCs/>
-        </w:rPr>
-        <w:t xml:space="preserve">“Nhân sự”</w:t>
-      </w:r>
-      <w:r>
-        <w:rPr>
-          <w:i/>
-          <w:iCs/>
-        </w:rPr>
-        <w:t xml:space="preserve"> </w:t>
-      </w:r>
-      <w:r>
-        <w:rPr>
-          <w:i/>
-          <w:iCs/>
-        </w:rPr>
-        <w:t xml:space="preserve">của YCKT.)</w:t>
       </w:r>
     </w:p>
     <w:p>
@@ -6866,16 +6432,6 @@
         <w:t xml:space="preserve"> </w:t>
       </w:r>
       <w:r>
-        <w:rPr>
-          <w:i/>
-          <w:iCs/>
-        </w:rPr>
-        <w:t xml:space="preserve">(xem OID: SME-10)</w:t>
-      </w:r>
-      <w:r>
-        <w:t xml:space="preserve"> </w:t>
-      </w:r>
-      <w:r>
         <w:t xml:space="preserve">(Khảo sát 09/06/2026 §II.6).</w:t>
       </w:r>
     </w:p>
@@ -7093,23 +6649,7 @@
         <w:t xml:space="preserve">Standard Taxi Time bình thường ít thay đổi</w:t>
       </w:r>
       <w:r>
-        <w:t xml:space="preserve">, chỉ thay đổi trong kỳ cao điểm (Tết, dịp đặc biệt); cần được monitor và thông báo</w:t>
-      </w:r>
-      <w:r>
-        <w:t xml:space="preserve"> </w:t>
-      </w:r>
-      <w:r>
-        <w:rPr>
-          <w:i/>
-          <w:iCs/>
-        </w:rPr>
-        <w:t xml:space="preserve">(xem OID: SME-15, KS-16)</w:t>
-      </w:r>
-      <w:r>
-        <w:t xml:space="preserve"> </w:t>
-      </w:r>
-      <w:r>
-        <w:t xml:space="preserve">(Khảo sát 11/06/2026 buổi sáng §II.14).</w:t>
+        <w:t xml:space="preserve">, chỉ thay đổi trong kỳ cao điểm (Tết, dịp đặc biệt); cần được monitor và thông báo (Khảo sát 11/06/2026 buổi sáng §II.14).</w:t>
       </w:r>
     </w:p>
     <w:p>
@@ -7543,1569 +7083,12 @@
       </w:r>
     </w:p>
     <w:p>
-      <w:pPr>
-        <w:pStyle w:val="BlockText"/>
-      </w:pPr>
-      <w:r>
-        <w:t xml:space="preserve">Toàn bộ điểm cần xác nhận (cờ</w:t>
-      </w:r>
-      <w:r>
-        <w:t xml:space="preserve"> </w:t>
-      </w:r>
-      <w:r>
-        <w:rPr>
-          <w:rStyle w:val="VerbatimChar"/>
-        </w:rPr>
-        <w:t xml:space="preserve">[cần xác nhận]</w:t>
-      </w:r>
-      <w:r>
-        <w:t xml:space="preserve"> </w:t>
-      </w:r>
-      <w:r>
-        <w:t xml:space="preserve">trước đây) được hợp nhất về sổ cái duy nhất</w:t>
-      </w:r>
-      <w:r>
-        <w:t xml:space="preserve"> </w:t>
-      </w:r>
-      <w:r>
-        <w:rPr>
-          <w:b/>
-          <w:bCs/>
-        </w:rPr>
-        <w:t xml:space="preserve">OID-TOSS-001</w:t>
-      </w:r>
-      <w:r>
-        <w:t xml:space="preserve"> </w:t>
-      </w:r>
-      <w:r>
-        <w:t xml:space="preserve">(</w:t>
-      </w:r>
-      <w:r>
-        <w:rPr>
-          <w:rStyle w:val="VerbatimChar"/>
-        </w:rPr>
-        <w:t xml:space="preserve">SO-THEO-DOI-DIEM-CHOT-v0.1</w:t>
-      </w:r>
-      <w:r>
-        <w:t xml:space="preserve">). Trong BRD này không giữ danh sách cờ song song. Mỗi BR có điểm chưa rõ đều có chú thích trỏ về OID dưới dạng</w:t>
-      </w:r>
-      <w:r>
-        <w:t xml:space="preserve"> </w:t>
-      </w:r>
-      <w:r>
-        <w:rPr>
-          <w:rStyle w:val="VerbatimChar"/>
-        </w:rPr>
-        <w:t xml:space="preserve">*(xem OID: &lt;mã&gt;)*</w:t>
-      </w:r>
-      <w:r>
-        <w:t xml:space="preserve"> </w:t>
-      </w:r>
-      <w:r>
-        <w:t xml:space="preserve">ngay trong file BRD-TOSS-PHn tương ứng. Tại thời điểm phát hành v0.11, OID có</w:t>
-      </w:r>
-      <w:r>
-        <w:t xml:space="preserve"> </w:t>
-      </w:r>
-      <w:r>
-        <w:rPr>
-          <w:b/>
-          <w:bCs/>
-        </w:rPr>
-        <w:t xml:space="preserve">112 điểm</w:t>
-      </w:r>
-      <w:r>
-        <w:t xml:space="preserve"> </w:t>
-      </w:r>
-      <w:r>
-        <w:t xml:space="preserve">(105 Mở / 5 Đang xử lý / 1 Đã chốt, đã bổ sung SME-44 vào v0.13) phân theo 5 nhóm A–E.</w:t>
-      </w:r>
-    </w:p>
-    <w:p>
       <w:r>
         <w:pict>
           <v:rect style="width:0;height:1.5pt" o:hralign="center" o:hrstd="t" o:hr="t"/>
         </w:pict>
       </w:r>
     </w:p>
-    <w:bookmarkEnd w:id="69"/>
-    <w:bookmarkEnd w:id="70"/>
-    <w:bookmarkStart w:id="76" w:name="tài-liệu-nguồn-references"/>
-    <w:p>
-      <w:pPr>
-        <w:pStyle w:val="Heading2"/>
-      </w:pPr>
-      <w:r>
-        <w:t xml:space="preserve">10. Tài liệu nguồn (References)</w:t>
-      </w:r>
-    </w:p>
-    <w:bookmarkStart w:id="71" w:name="X4b685115d74b008ee92ed8553d5a4d6ad165ee1"/>
-    <w:p>
-      <w:pPr>
-        <w:pStyle w:val="Heading3"/>
-      </w:pPr>
-      <w:r>
-        <w:t xml:space="preserve">10.1 Báo cáo khảo sát (Discovery — 08/06 đến 15/06/2026)</w:t>
-      </w:r>
-    </w:p>
-    <w:tbl>
-      <w:tblPr>
-        <w:tblStyle w:val="Table"/>
-        <w:tblW w:type="pct" w:w="5000"/>
-        <w:tblLayout w:type="fixed"/>
-        <w:tblLook w:firstRow="1" w:lastRow="0" w:firstColumn="0" w:lastColumn="0" w:noHBand="0" w:noVBand="0" w:val="0020"/>
-      </w:tblPr>
-      <w:tblGrid>
-        <w:gridCol w:w="2640"/>
-        <w:gridCol w:w="2640"/>
-        <w:gridCol w:w="2640"/>
-      </w:tblGrid>
-      <w:tr>
-        <w:trPr>
-          <w:tblHeader w:val="on"/>
-        </w:trPr>
-        <w:tc>
-          <w:tcPr/>
-          <w:p>
-            <w:pPr>
-              <w:pStyle w:val="Compact"/>
-            </w:pPr>
-            <w:r>
-              <w:t xml:space="preserve">#</w:t>
-            </w:r>
-          </w:p>
-        </w:tc>
-        <w:tc>
-          <w:tcPr/>
-          <w:p>
-            <w:pPr>
-              <w:pStyle w:val="Compact"/>
-            </w:pPr>
-            <w:r>
-              <w:t xml:space="preserve">Tài liệu</w:t>
-            </w:r>
-          </w:p>
-        </w:tc>
-        <w:tc>
-          <w:tcPr/>
-          <w:p>
-            <w:pPr>
-              <w:pStyle w:val="Compact"/>
-            </w:pPr>
-            <w:r>
-              <w:t xml:space="preserve">Đường dẫn</w:t>
-            </w:r>
-          </w:p>
-        </w:tc>
-      </w:tr>
-      <w:tr>
-        <w:tc>
-          <w:tcPr/>
-          <w:p>
-            <w:pPr>
-              <w:pStyle w:val="Compact"/>
-            </w:pPr>
-            <w:r>
-              <w:t xml:space="preserve">1</w:t>
-            </w:r>
-          </w:p>
-        </w:tc>
-        <w:tc>
-          <w:tcPr/>
-          <w:p>
-            <w:pPr>
-              <w:pStyle w:val="Compact"/>
-            </w:pPr>
-            <w:r>
-              <w:t xml:space="preserve">Báo cáo Khảo sát TOSS — 08/06/2026 (Tổng quan, lộ trình, tích hợp dữ liệu, hai nhóm giám sát, BCAO, MEL/CDL/Performance Factor, khách nối chuyến Amadeus)</w:t>
-            </w:r>
-          </w:p>
-        </w:tc>
-        <w:tc>
-          <w:tcPr/>
-          <w:p>
-            <w:pPr>
-              <w:pStyle w:val="Compact"/>
-            </w:pPr>
-            <w:r>
-              <w:rPr>
-                <w:rStyle w:val="VerbatimChar"/>
-              </w:rPr>
-              <w:t xml:space="preserve">BAO-CAO-KHAO-SAT-08062026-v0.2</w:t>
-            </w:r>
-          </w:p>
-        </w:tc>
-      </w:tr>
-      <w:tr>
-        <w:tc>
-          <w:tcPr/>
-          <w:p>
-            <w:pPr>
-              <w:pStyle w:val="Compact"/>
-            </w:pPr>
-            <w:r>
-              <w:t xml:space="preserve">2</w:t>
-            </w:r>
-          </w:p>
-        </w:tc>
-        <w:tc>
-          <w:tcPr/>
-          <w:p>
-            <w:pPr>
-              <w:pStyle w:val="Compact"/>
-            </w:pPr>
-            <w:r>
-              <w:t xml:space="preserve">Báo cáo Khảo sát TOSS — 09/06/2026 (Cây menu, phân quyền 2 lớp, Flight Load Control, lưu trữ tài liệu, Station Manager, quản lý tàu bay &amp; lịch sử thuộc tính, BCAO, OTP/OSP target, Category, Data Monitoring)</w:t>
-            </w:r>
-          </w:p>
-        </w:tc>
-        <w:tc>
-          <w:tcPr/>
-          <w:p>
-            <w:pPr>
-              <w:pStyle w:val="Compact"/>
-            </w:pPr>
-            <w:r>
-              <w:rPr>
-                <w:rStyle w:val="VerbatimChar"/>
-              </w:rPr>
-              <w:t xml:space="preserve">BAO-CAO-KHAO-SAT-09062026-v0.3</w:t>
-            </w:r>
-          </w:p>
-        </w:tc>
-      </w:tr>
-      <w:tr>
-        <w:tc>
-          <w:tcPr/>
-          <w:p>
-            <w:pPr>
-              <w:pStyle w:val="Compact"/>
-            </w:pPr>
-            <w:r>
-              <w:t xml:space="preserve">3a</w:t>
-            </w:r>
-          </w:p>
-        </w:tc>
-        <w:tc>
-          <w:tcPr/>
-          <w:p>
-            <w:pPr>
-              <w:pStyle w:val="Compact"/>
-            </w:pPr>
-            <w:r>
-              <w:t xml:space="preserve">Báo cáo Khảo sát TOSS — 11/06/2026 buổi sáng (Dispatcher: OFP/Dispatch Release, Captain’s Release, kiểm tra đầu ca, cảnh báo lịch bay, NOTAM, thời tiết, lệch tải, AHM, NAIL/CDL, phép bay, chứng chỉ tổ bay, taxi time, Cost Index)</w:t>
-            </w:r>
-          </w:p>
-        </w:tc>
-        <w:tc>
-          <w:tcPr/>
-          <w:p>
-            <w:pPr>
-              <w:pStyle w:val="Compact"/>
-            </w:pPr>
-            <w:r>
-              <w:rPr>
-                <w:rStyle w:val="VerbatimChar"/>
-              </w:rPr>
-              <w:t xml:space="preserve">BAO-CAO-KHAO-SAT-11062026-buoi-sang-v0.1</w:t>
-            </w:r>
-          </w:p>
-        </w:tc>
-      </w:tr>
-      <w:tr>
-        <w:tc>
-          <w:tcPr/>
-          <w:p>
-            <w:pPr>
-              <w:pStyle w:val="Compact"/>
-            </w:pPr>
-            <w:r>
-              <w:t xml:space="preserve">3b</w:t>
-            </w:r>
-          </w:p>
-        </w:tc>
-        <w:tc>
-          <w:tcPr/>
-          <w:p>
-            <w:pPr>
-              <w:pStyle w:val="Compact"/>
-            </w:pPr>
-            <w:r>
-              <w:t xml:space="preserve">Báo cáo Khảo sát TOSS — 11/06/2026 buổi chiều (Dispatcher: cảnh báo bổ sung, STS/HEAD, 6 giai đoạn Dispatch, Release/Unrelease &amp; phiên bản OFP, Monitoring real-time, Weather Multi-Flight, Payload Extra/Pallet Relief, sửa OFP, backup Lido)</w:t>
-            </w:r>
-          </w:p>
-        </w:tc>
-        <w:tc>
-          <w:tcPr/>
-          <w:p>
-            <w:pPr>
-              <w:pStyle w:val="Compact"/>
-            </w:pPr>
-            <w:r>
-              <w:rPr>
-                <w:rStyle w:val="VerbatimChar"/>
-              </w:rPr>
-              <w:t xml:space="preserve">BAO-CAO-KHAO-SAT-11062026-buoi-chieu-v0.1</w:t>
-            </w:r>
-          </w:p>
-        </w:tc>
-      </w:tr>
-      <w:tr>
-        <w:tc>
-          <w:tcPr/>
-          <w:p>
-            <w:pPr>
-              <w:pStyle w:val="Compact"/>
-            </w:pPr>
-            <w:r>
-              <w:t xml:space="preserve">3c</w:t>
-            </w:r>
-          </w:p>
-        </w:tc>
-        <w:tc>
-          <w:tcPr/>
-          <w:p>
-            <w:pPr>
-              <w:pStyle w:val="Compact"/>
-            </w:pPr>
-            <w:r>
-              <w:t xml:space="preserve">Báo cáo Khảo sát TOSS — 11/06/2026 KTKTB (MEL Boeing FrameMaker+IXP + Airbus FODM, W&amp;B DOW/DOI/DOCG, Lập phương án đường bay LIDO Chart, Thư viện khai thác SkyOffice/MO/VNA Library, Service Order, Obstacle Data + EOSID, Demo Webex NOTOC — bài toán 2 NOTOC/chuyến tại Sài Gòn)</w:t>
-            </w:r>
-          </w:p>
-        </w:tc>
-        <w:tc>
-          <w:tcPr/>
-          <w:p>
-            <w:pPr>
-              <w:pStyle w:val="Compact"/>
-            </w:pPr>
-            <w:r>
-              <w:rPr>
-                <w:rStyle w:val="VerbatimChar"/>
-              </w:rPr>
-              <w:t xml:space="preserve">BAO-CAO-KHAO-SAT-11062026-ktktb-v0.1</w:t>
-            </w:r>
-          </w:p>
-        </w:tc>
-      </w:tr>
-      <w:tr>
-        <w:tc>
-          <w:tcPr/>
-          <w:p>
-            <w:pPr>
-              <w:pStyle w:val="Compact"/>
-            </w:pPr>
-            <w:r>
-              <w:t xml:space="preserve">3d</w:t>
-            </w:r>
-          </w:p>
-        </w:tc>
-        <w:tc>
-          <w:tcPr/>
-          <w:p>
-            <w:pPr>
-              <w:pStyle w:val="Compact"/>
-            </w:pPr>
-            <w:r>
-              <w:t xml:space="preserve">Báo cáo Khảo sát TOSS — 12/06/2026 buổi sáng (Flight Detail tab mới + tab phụ, cấu trúc Flight Number Netline 3 cột, thiết kế Monitoring trên POC, phân quyền view, UI conventions tiếng Anh/UTC/24h/dark mode, Color Scheme 4 trạng thái, Time Window, cột REG/DR/FN/ETA, history timeline)</w:t>
-            </w:r>
-          </w:p>
-        </w:tc>
-        <w:tc>
-          <w:tcPr/>
-          <w:p>
-            <w:pPr>
-              <w:pStyle w:val="Compact"/>
-            </w:pPr>
-            <w:r>
-              <w:rPr>
-                <w:rStyle w:val="VerbatimChar"/>
-              </w:rPr>
-              <w:t xml:space="preserve">BAO-CAO-KHAO-SAT-12062026-buoi-sang-v0.1</w:t>
-            </w:r>
-          </w:p>
-        </w:tc>
-      </w:tr>
-      <w:tr>
-        <w:tc>
-          <w:tcPr/>
-          <w:p>
-            <w:pPr>
-              <w:pStyle w:val="Compact"/>
-            </w:pPr>
-            <w:r>
-              <w:t xml:space="preserve">3e</w:t>
-            </w:r>
-          </w:p>
-        </w:tc>
-        <w:tc>
-          <w:tcPr/>
-          <w:p>
-            <w:pPr>
-              <w:pStyle w:val="Compact"/>
-            </w:pPr>
-            <w:r>
-              <w:t xml:space="preserve">Báo cáo Khảo sát TOSS — 15/06/2026 (Tích hợp A-CDM 16 mốc, parking stand VIAGS, ITT, OFP Release + ngưỡng phút 210/75/60 nội địa và 270/90/75 quốc tế, Un-Release, PIC Confirm, phân quyền release, AOS bot, email cảnh báo từ tháng 7, lịch sử phiên bản OFP + xóa hàng loạt)</w:t>
-            </w:r>
-          </w:p>
-        </w:tc>
-        <w:tc>
-          <w:tcPr/>
-          <w:p>
-            <w:pPr>
-              <w:pStyle w:val="Compact"/>
-            </w:pPr>
-            <w:r>
-              <w:rPr>
-                <w:rStyle w:val="VerbatimChar"/>
-              </w:rPr>
-              <w:t xml:space="preserve">BAO-CAO-KHAO-SAT-15062026-v0.1</w:t>
-            </w:r>
-          </w:p>
-        </w:tc>
-      </w:tr>
-    </w:tbl>
-    <w:bookmarkEnd w:id="71"/>
-    <w:bookmarkStart w:id="72" w:name="X2a26c7db72e0d954430299f0a35ebb54f8913ca"/>
-    <w:p>
-      <w:pPr>
-        <w:pStyle w:val="Heading3"/>
-      </w:pPr>
-      <w:r>
-        <w:t xml:space="preserve">10.2 Yêu cầu kỹ thuật (YCKT-VTIT, Google Sheet 12 sheet)</w:t>
-      </w:r>
-    </w:p>
-    <w:tbl>
-      <w:tblPr>
-        <w:tblStyle w:val="Table"/>
-        <w:tblW w:type="pct" w:w="5000"/>
-        <w:tblLayout w:type="fixed"/>
-        <w:tblLook w:firstRow="1" w:lastRow="0" w:firstColumn="0" w:lastColumn="0" w:noHBand="0" w:noVBand="0" w:val="0020"/>
-      </w:tblPr>
-      <w:tblGrid>
-        <w:gridCol w:w="2640"/>
-        <w:gridCol w:w="2640"/>
-        <w:gridCol w:w="2640"/>
-      </w:tblGrid>
-      <w:tr>
-        <w:trPr>
-          <w:tblHeader w:val="on"/>
-        </w:trPr>
-        <w:tc>
-          <w:tcPr/>
-          <w:p>
-            <w:pPr>
-              <w:pStyle w:val="Compact"/>
-            </w:pPr>
-            <w:r>
-              <w:t xml:space="preserve">#</w:t>
-            </w:r>
-          </w:p>
-        </w:tc>
-        <w:tc>
-          <w:tcPr/>
-          <w:p>
-            <w:pPr>
-              <w:pStyle w:val="Compact"/>
-            </w:pPr>
-            <w:r>
-              <w:t xml:space="preserve">Sheet</w:t>
-            </w:r>
-          </w:p>
-        </w:tc>
-        <w:tc>
-          <w:tcPr/>
-          <w:p>
-            <w:pPr>
-              <w:pStyle w:val="Compact"/>
-            </w:pPr>
-            <w:r>
-              <w:t xml:space="preserve">Đường dẫn</w:t>
-            </w:r>
-          </w:p>
-        </w:tc>
-      </w:tr>
-      <w:tr>
-        <w:tc>
-          <w:tcPr/>
-          <w:p>
-            <w:pPr>
-              <w:pStyle w:val="Compact"/>
-            </w:pPr>
-            <w:r>
-              <w:t xml:space="preserve">4a</w:t>
-            </w:r>
-          </w:p>
-        </w:tc>
-        <w:tc>
-          <w:tcPr/>
-          <w:p>
-            <w:pPr>
-              <w:pStyle w:val="Compact"/>
-            </w:pPr>
-            <w:r>
-              <w:t xml:space="preserve">INDEX 12 sheet</w:t>
-            </w:r>
-          </w:p>
-        </w:tc>
-        <w:tc>
-          <w:tcPr/>
-          <w:p>
-            <w:pPr>
-              <w:pStyle w:val="Compact"/>
-            </w:pPr>
-            <w:r>
-              <w:rPr>
-                <w:rStyle w:val="VerbatimChar"/>
-              </w:rPr>
-              <w:t xml:space="preserve">INDEX</w:t>
-            </w:r>
-          </w:p>
-        </w:tc>
-      </w:tr>
-      <w:tr>
-        <w:tc>
-          <w:tcPr/>
-          <w:p>
-            <w:pPr>
-              <w:pStyle w:val="Compact"/>
-            </w:pPr>
-            <w:r>
-              <w:t xml:space="preserve">4b</w:t>
-            </w:r>
-          </w:p>
-        </w:tc>
-        <w:tc>
-          <w:tcPr/>
-          <w:p>
-            <w:pPr>
-              <w:pStyle w:val="Compact"/>
-            </w:pPr>
-            <w:r>
-              <w:t xml:space="preserve">Sheet 04 — YCKT V3 (danh sách 478 dòng yêu cầu chi tiết)</w:t>
-            </w:r>
-          </w:p>
-        </w:tc>
-        <w:tc>
-          <w:tcPr/>
-          <w:p>
-            <w:pPr>
-              <w:pStyle w:val="Compact"/>
-            </w:pPr>
-            <w:r>
-              <w:rPr>
-                <w:rStyle w:val="VerbatimChar"/>
-              </w:rPr>
-              <w:t xml:space="preserve">sheet-04-yckt-v3</w:t>
-            </w:r>
-          </w:p>
-        </w:tc>
-      </w:tr>
-      <w:tr>
-        <w:tc>
-          <w:tcPr/>
-          <w:p>
-            <w:pPr>
-              <w:pStyle w:val="Compact"/>
-            </w:pPr>
-            <w:r>
-              <w:t xml:space="preserve">4c</w:t>
-            </w:r>
-          </w:p>
-        </w:tc>
-        <w:tc>
-          <w:tcPr/>
-          <w:p>
-            <w:pPr>
-              <w:pStyle w:val="Compact"/>
-            </w:pPr>
-            <w:r>
-              <w:t xml:space="preserve">Sheet 07 — MENU (cây menu 9 nhóm: Live Operations / Flight Dispatch / Flight Load Control / Station Manager / NOTOC-Manifest / Report / Data Maintenance / Data Source Monitoring / System Admin)</w:t>
-            </w:r>
-          </w:p>
-        </w:tc>
-        <w:tc>
-          <w:tcPr/>
-          <w:p>
-            <w:pPr>
-              <w:pStyle w:val="Compact"/>
-            </w:pPr>
-            <w:r>
-              <w:rPr>
-                <w:rStyle w:val="VerbatimChar"/>
-              </w:rPr>
-              <w:t xml:space="preserve">sheet-07-menu</w:t>
-            </w:r>
-          </w:p>
-        </w:tc>
-      </w:tr>
-      <w:tr>
-        <w:tc>
-          <w:tcPr/>
-          <w:p>
-            <w:pPr>
-              <w:pStyle w:val="Compact"/>
-            </w:pPr>
-            <w:r>
-              <w:t xml:space="preserve">4d</w:t>
-            </w:r>
-          </w:p>
-        </w:tc>
-        <w:tc>
-          <w:tcPr/>
-          <w:p>
-            <w:pPr>
-              <w:pStyle w:val="Compact"/>
-            </w:pPr>
-            <w:r>
-              <w:t xml:space="preserve">Sheet 08 — Cảnh báo &amp; Tham số (27 mục)</w:t>
-            </w:r>
-          </w:p>
-        </w:tc>
-        <w:tc>
-          <w:tcPr/>
-          <w:p>
-            <w:pPr>
-              <w:pStyle w:val="Compact"/>
-            </w:pPr>
-            <w:r>
-              <w:rPr>
-                <w:rStyle w:val="VerbatimChar"/>
-              </w:rPr>
-              <w:t xml:space="preserve">sheet-08-cảnh-báo-tham-số</w:t>
-            </w:r>
-          </w:p>
-        </w:tc>
-      </w:tr>
-      <w:tr>
-        <w:tc>
-          <w:tcPr/>
-          <w:p>
-            <w:pPr>
-              <w:pStyle w:val="Compact"/>
-            </w:pPr>
-            <w:r>
-              <w:t xml:space="preserve">4e</w:t>
-            </w:r>
-          </w:p>
-        </w:tc>
-        <w:tc>
-          <w:tcPr/>
-          <w:p>
-            <w:pPr>
-              <w:pStyle w:val="Compact"/>
-            </w:pPr>
-            <w:r>
-              <w:t xml:space="preserve">Sheet 09 — FOS Report (178 trường)</w:t>
-            </w:r>
-          </w:p>
-        </w:tc>
-        <w:tc>
-          <w:tcPr/>
-          <w:p>
-            <w:pPr>
-              <w:pStyle w:val="Compact"/>
-            </w:pPr>
-            <w:r>
-              <w:rPr>
-                <w:rStyle w:val="VerbatimChar"/>
-              </w:rPr>
-              <w:t xml:space="preserve">sheet-09-fos</w:t>
-            </w:r>
-          </w:p>
-        </w:tc>
-      </w:tr>
-      <w:tr>
-        <w:tc>
-          <w:tcPr/>
-          <w:p>
-            <w:pPr>
-              <w:pStyle w:val="Compact"/>
-            </w:pPr>
-            <w:r>
-              <w:t xml:space="preserve">4f</w:t>
-            </w:r>
-          </w:p>
-        </w:tc>
-        <w:tc>
-          <w:tcPr/>
-          <w:p>
-            <w:pPr>
-              <w:pStyle w:val="Compact"/>
-            </w:pPr>
-            <w:r>
-              <w:t xml:space="preserve">Sheet 10 — Aircraft</w:t>
-            </w:r>
-          </w:p>
-        </w:tc>
-        <w:tc>
-          <w:tcPr/>
-          <w:p>
-            <w:pPr>
-              <w:pStyle w:val="Compact"/>
-            </w:pPr>
-            <w:r>
-              <w:rPr>
-                <w:rStyle w:val="VerbatimChar"/>
-              </w:rPr>
-              <w:t xml:space="preserve">sheet-10-aircraft</w:t>
-            </w:r>
-          </w:p>
-        </w:tc>
-      </w:tr>
-      <w:tr>
-        <w:tc>
-          <w:tcPr/>
-          <w:p>
-            <w:pPr>
-              <w:pStyle w:val="Compact"/>
-            </w:pPr>
-            <w:r>
-              <w:t xml:space="preserve">4g</w:t>
-            </w:r>
-          </w:p>
-        </w:tc>
-        <w:tc>
-          <w:tcPr/>
-          <w:p>
-            <w:pPr>
-              <w:pStyle w:val="Compact"/>
-            </w:pPr>
-            <w:r>
-              <w:t xml:space="preserve">Sheet 11 — Yêu cầu chung (14 dòng — UI/UX, đồng bộ TEST↔PROD, web mobile…)</w:t>
-            </w:r>
-          </w:p>
-        </w:tc>
-        <w:tc>
-          <w:tcPr/>
-          <w:p>
-            <w:pPr>
-              <w:pStyle w:val="Compact"/>
-            </w:pPr>
-            <w:r>
-              <w:rPr>
-                <w:rStyle w:val="VerbatimChar"/>
-              </w:rPr>
-              <w:t xml:space="preserve">sheet-11-yêu-cầu-chung</w:t>
-            </w:r>
-          </w:p>
-        </w:tc>
-      </w:tr>
-      <w:tr>
-        <w:tc>
-          <w:tcPr/>
-          <w:p>
-            <w:pPr>
-              <w:pStyle w:val="Compact"/>
-            </w:pPr>
-            <w:r>
-              <w:t xml:space="preserve">4h</w:t>
-            </w:r>
-          </w:p>
-        </w:tc>
-        <w:tc>
-          <w:tcPr/>
-          <w:p>
-            <w:pPr>
-              <w:pStyle w:val="Compact"/>
-            </w:pPr>
-            <w:r>
-              <w:t xml:space="preserve">Sheet 12 — Logic tính toán nhiên liệu</w:t>
-            </w:r>
-          </w:p>
-        </w:tc>
-        <w:tc>
-          <w:tcPr/>
-          <w:p>
-            <w:pPr>
-              <w:pStyle w:val="Compact"/>
-            </w:pPr>
-            <w:r>
-              <w:rPr>
-                <w:rStyle w:val="VerbatimChar"/>
-              </w:rPr>
-              <w:t xml:space="preserve">sheet-12-logic-tính-toán</w:t>
-            </w:r>
-          </w:p>
-        </w:tc>
-      </w:tr>
-      <w:tr>
-        <w:tc>
-          <w:tcPr/>
-          <w:p>
-            <w:pPr>
-              <w:pStyle w:val="Compact"/>
-            </w:pPr>
-            <w:r>
-              <w:t xml:space="preserve">4i</w:t>
-            </w:r>
-          </w:p>
-        </w:tc>
-        <w:tc>
-          <w:tcPr/>
-          <w:p>
-            <w:pPr>
-              <w:pStyle w:val="Compact"/>
-            </w:pPr>
-            <w:r>
-              <w:t xml:space="preserve">Sheet 05 — DSP, Sheet 06 — Tích hợp 42 dòng, Sheet 03 — Nhân sự, Sheet 02 — Lịch khảo sát, Sheet 01 — TASK</w:t>
-            </w:r>
-          </w:p>
-        </w:tc>
-        <w:tc>
-          <w:tcPr/>
-          <w:p>
-            <w:pPr>
-              <w:pStyle w:val="Compact"/>
-            </w:pPr>
-            <w:r>
-              <w:t xml:space="preserve">(xem INDEX)</w:t>
-            </w:r>
-          </w:p>
-        </w:tc>
-      </w:tr>
-    </w:tbl>
-    <w:bookmarkEnd w:id="72"/>
-    <w:bookmarkStart w:id="73" w:name="tài-liệu-nguồn-customer-docs-đã-extract"/>
-    <w:p>
-      <w:pPr>
-        <w:pStyle w:val="Heading3"/>
-      </w:pPr>
-      <w:r>
-        <w:t xml:space="preserve">10.3 Tài liệu nguồn Customer Docs đã extract</w:t>
-      </w:r>
-    </w:p>
-    <w:tbl>
-      <w:tblPr>
-        <w:tblStyle w:val="Table"/>
-        <w:tblW w:type="pct" w:w="5000"/>
-        <w:tblLayout w:type="fixed"/>
-        <w:tblLook w:firstRow="1" w:lastRow="0" w:firstColumn="0" w:lastColumn="0" w:noHBand="0" w:noVBand="0" w:val="0020"/>
-      </w:tblPr>
-      <w:tblGrid>
-        <w:gridCol w:w="2640"/>
-        <w:gridCol w:w="2640"/>
-        <w:gridCol w:w="2640"/>
-      </w:tblGrid>
-      <w:tr>
-        <w:trPr>
-          <w:tblHeader w:val="on"/>
-        </w:trPr>
-        <w:tc>
-          <w:tcPr/>
-          <w:p>
-            <w:pPr>
-              <w:pStyle w:val="Compact"/>
-            </w:pPr>
-            <w:r>
-              <w:t xml:space="preserve">#</w:t>
-            </w:r>
-          </w:p>
-        </w:tc>
-        <w:tc>
-          <w:tcPr/>
-          <w:p>
-            <w:pPr>
-              <w:pStyle w:val="Compact"/>
-            </w:pPr>
-            <w:r>
-              <w:t xml:space="preserve">Tài liệu</w:t>
-            </w:r>
-          </w:p>
-        </w:tc>
-        <w:tc>
-          <w:tcPr/>
-          <w:p>
-            <w:pPr>
-              <w:pStyle w:val="Compact"/>
-            </w:pPr>
-            <w:r>
-              <w:t xml:space="preserve">Đường dẫn</w:t>
-            </w:r>
-          </w:p>
-        </w:tc>
-      </w:tr>
-      <w:tr>
-        <w:tc>
-          <w:tcPr/>
-          <w:p>
-            <w:pPr>
-              <w:pStyle w:val="Compact"/>
-            </w:pPr>
-            <w:r>
-              <w:t xml:space="preserve">5</w:t>
-            </w:r>
-          </w:p>
-        </w:tc>
-        <w:tc>
-          <w:tcPr/>
-          <w:p>
-            <w:pPr>
-              <w:pStyle w:val="Compact"/>
-            </w:pPr>
-            <w:r>
-              <w:t xml:space="preserve">Quy trình Điều phái viên FDOP (đầy đủ) — Procedure</w:t>
-            </w:r>
-          </w:p>
-        </w:tc>
-        <w:tc>
-          <w:tcPr/>
-          <w:p>
-            <w:pPr>
-              <w:pStyle w:val="Compact"/>
-            </w:pPr>
-            <w:r>
-              <w:rPr>
-                <w:rStyle w:val="VerbatimChar"/>
-              </w:rPr>
-              <w:t xml:space="preserve">main-flight-dispatcher-operating-procedure</w:t>
-            </w:r>
-          </w:p>
-        </w:tc>
-      </w:tr>
-      <w:tr>
-        <w:tc>
-          <w:tcPr/>
-          <w:p>
-            <w:pPr>
-              <w:pStyle w:val="Compact"/>
-            </w:pPr>
-            <w:r>
-              <w:t xml:space="preserve">6</w:t>
-            </w:r>
-          </w:p>
-        </w:tc>
-        <w:tc>
-          <w:tcPr/>
-          <w:p>
-            <w:pPr>
-              <w:pStyle w:val="Compact"/>
-            </w:pPr>
-            <w:r>
-              <w:t xml:space="preserve">FDOP §3.1 — Luồng quy trình đầu-cuối</w:t>
-            </w:r>
-          </w:p>
-        </w:tc>
-        <w:tc>
-          <w:tcPr/>
-          <w:p>
-            <w:pPr>
-              <w:pStyle w:val="Compact"/>
-            </w:pPr>
-            <w:r>
-              <w:rPr>
-                <w:rStyle w:val="VerbatimChar"/>
-              </w:rPr>
-              <w:t xml:space="preserve">| | 7 | FDOP §3.2 — Vai trò điều phái viên theo ca trực |</w:t>
-            </w:r>
-          </w:p>
-        </w:tc>
-      </w:tr>
-      <w:tr>
-        <w:tc>
-          <w:tcPr/>
-          <w:p>
-            <w:pPr>
-              <w:pStyle w:val="Compact"/>
-            </w:pPr>
-            <w:r>
-              <w:t xml:space="preserve">8</w:t>
-            </w:r>
-          </w:p>
-        </w:tc>
-        <w:tc>
-          <w:tcPr/>
-          <w:p>
-            <w:pPr>
-              <w:pStyle w:val="Compact"/>
-            </w:pPr>
-            <w:r>
-              <w:t xml:space="preserve">FDOP §3.3 — Quy trình chuyến bay VIP</w:t>
-            </w:r>
-          </w:p>
-        </w:tc>
-        <w:tc>
-          <w:tcPr/>
-          <w:p>
-            <w:pPr>
-              <w:pStyle w:val="Compact"/>
-            </w:pPr>
-            <w:r>
-              <w:rPr>
-                <w:rStyle w:val="VerbatimChar"/>
-              </w:rPr>
-              <w:t xml:space="preserve">| | 9 | FDOP §3.4 — Quy trình chuyến bay qua vùng trời không kiểm soát |</w:t>
-            </w:r>
-          </w:p>
-        </w:tc>
-      </w:tr>
-      <w:tr>
-        <w:tc>
-          <w:tcPr/>
-          <w:p>
-            <w:pPr>
-              <w:pStyle w:val="Compact"/>
-            </w:pPr>
-            <w:r>
-              <w:t xml:space="preserve">10</w:t>
-            </w:r>
-          </w:p>
-        </w:tc>
-        <w:tc>
-          <w:tcPr/>
-          <w:p>
-            <w:pPr>
-              <w:pStyle w:val="Compact"/>
-            </w:pPr>
-            <w:r>
-              <w:t xml:space="preserve">FDOP §3.5 — Quy trình nhận tàu bay</w:t>
-            </w:r>
-          </w:p>
-        </w:tc>
-        <w:tc>
-          <w:tcPr/>
-          <w:p>
-            <w:pPr>
-              <w:pStyle w:val="Compact"/>
-            </w:pPr>
-            <w:r>
-              <w:t xml:space="preserve">`</w:t>
-            </w:r>
-            <w:r>
-              <w:rPr>
-                <w:rStyle w:val="VerbatimChar"/>
-              </w:rPr>
-              <w:t xml:space="preserve">| | 11 | VNA-TOSS Function list v1.0 (3 tab: Tổng Quan / Function list / Màn hình Flight Dispatch) |</w:t>
-            </w:r>
-            <w:r>
-              <w:t xml:space="preserve">VNA-TOSS-Function-list-v1.0.extracted</w:t>
-            </w:r>
-            <w:r>
-              <w:rPr>
-                <w:rStyle w:val="VerbatimChar"/>
-              </w:rPr>
-              <w:t xml:space="preserve">| | 12 | TOSS — Total Operations Steering System v0.1 (xlsx, gồm tab "giải thích thuật ngữ") |</w:t>
-            </w:r>
-            <w:r>
-              <w:t xml:space="preserve">TOSS-Total-Operations-Steering-System-v0.1.extracted</w:t>
-            </w:r>
-            <w:r>
-              <w:rPr>
-                <w:rStyle w:val="VerbatimChar"/>
-              </w:rPr>
-              <w:t xml:space="preserve">| | 13 | Master tàu bay nguồn Netline (39 cột, 697 dòng) |</w:t>
-            </w:r>
-            <w:r>
-              <w:t xml:space="preserve">Aircraft_Netline.extracted</w:t>
-            </w:r>
-            <w:r>
-              <w:rPr>
-                <w:rStyle w:val="VerbatimChar"/>
-              </w:rPr>
-              <w:t xml:space="preserve">| | 14 | Master tàu bay nguồn FIMS (21 cột, 146 dòng) |</w:t>
-            </w:r>
-            <w:r>
-              <w:t xml:space="preserve">Aircraft_FIMS.extracted</w:t>
-            </w:r>
-            <w:r>
-              <w:rPr>
-                <w:rStyle w:val="VerbatimChar"/>
-              </w:rPr>
-              <w:t xml:space="preserve">| | 15 | Báo cáo Điều hành ngày Khai thác (BCAO) 10–11/Jun (docx mẫu) |</w:t>
-            </w:r>
-            <w:r>
-              <w:t xml:space="preserve">BCAO_10Jun2025_11Jun2025-v2.extracted</w:t>
-            </w:r>
-            <w:r>
-              <w:rPr>
-                <w:rStyle w:val="VerbatimChar"/>
-              </w:rPr>
-              <w:t xml:space="preserve">| | 16 | Sizing hạ tầng (xlsx) — căn cứ BR-516 |</w:t>
-            </w:r>
-            <w:r>
-              <w:t xml:space="preserve">Sizing-update-260609-4T.extracted</w:t>
-            </w:r>
-            <w:r>
-              <w:rPr>
-                <w:rStyle w:val="VerbatimChar"/>
-              </w:rPr>
-              <w:t xml:space="preserve">| | 17 | Diversion Report HVN678 KUL→SGN 11/06/2026 (bằng chứng cảnh báo Divert) |</w:t>
-            </w:r>
-            <w:r>
-              <w:t xml:space="preserve">DIVERSION_REPORT-HVN678-KULSGN-11JUN2026.extracted</w:t>
-            </w:r>
-            <w:r>
-              <w:rPr>
-                <w:rStyle w:val="VerbatimChar"/>
-              </w:rPr>
-              <w:t xml:space="preserve">| | 18 | Tổng hợp điện ACARS cần phân tích (xlsx) |</w:t>
-            </w:r>
-            <w:r>
-              <w:t xml:space="preserve">tong-hop-dien-acars.extracted</w:t>
-            </w:r>
-            <w:r>
-              <w:rPr>
-                <w:rStyle w:val="VerbatimChar"/>
-              </w:rPr>
-              <w:t xml:space="preserve">| | 19 | Khảo sát buổi 2 — Phòng KTKTB: MEL Boeing FrameMaker+IXP + Airbus FODM, W&amp;B |</w:t>
-            </w:r>
-            <w:r>
-              <w:t xml:space="preserve">VNA-KTKTB-Buoi2.extracted</w:t>
-            </w:r>
-            <w:r>
-              <w:rPr>
-                <w:rStyle w:val="VerbatimChar"/>
-              </w:rPr>
-              <w:t xml:space="preserve">| | 20 | Khảo sát buổi 3 — Phòng KTKTB: Lập phương án đường bay LIDO, Thư viện khai thác SkyOffice |</w:t>
-            </w:r>
-            <w:r>
-              <w:t xml:space="preserve">VNA-KTKTB-Buoi3.extracted</w:t>
-            </w:r>
-            <w:r>
-              <w:rPr>
-                <w:rStyle w:val="VerbatimChar"/>
-              </w:rPr>
-              <w:t xml:space="preserve">| | 21 | Kế hoạch khảo sát 4 tuần / 20 ngày (xlsx) — module M1–M10, mốc freeze Batch 1–3, giả định A1–A6 |</w:t>
-            </w:r>
-            <w:r>
-              <w:t xml:space="preserve">Ke-hoach-khao-sat-TOSS.extracted</w:t>
-            </w:r>
-            <w:r>
-              <w:rPr>
-                <w:rStyle w:val="VerbatimChar"/>
-              </w:rPr>
-              <w:t xml:space="preserve">| | 22 | INDEX nguồn Customer Docs |</w:t>
-            </w:r>
-            <w:r>
-              <w:t xml:space="preserve">INDEX`</w:t>
-            </w:r>
-          </w:p>
-        </w:tc>
-      </w:tr>
-    </w:tbl>
-    <w:bookmarkEnd w:id="73"/>
-    <w:bookmarkStart w:id="74" w:name="Xae2dcad9b983349fa6e9a22d11b86b46eb97d9b"/>
-    <w:p>
-      <w:pPr>
-        <w:pStyle w:val="Heading3"/>
-      </w:pPr>
-      <w:r>
-        <w:t xml:space="preserve">10.4 Đề xuất giải pháp kỹ thuật (Phân rã decomposed)</w:t>
-      </w:r>
-    </w:p>
-    <w:tbl>
-      <w:tblPr>
-        <w:tblStyle w:val="Table"/>
-        <w:tblW w:type="pct" w:w="5000"/>
-        <w:tblLayout w:type="fixed"/>
-        <w:tblLook w:firstRow="1" w:lastRow="0" w:firstColumn="0" w:lastColumn="0" w:noHBand="0" w:noVBand="0" w:val="0020"/>
-      </w:tblPr>
-      <w:tblGrid>
-        <w:gridCol w:w="2640"/>
-        <w:gridCol w:w="2640"/>
-        <w:gridCol w:w="2640"/>
-      </w:tblGrid>
-      <w:tr>
-        <w:trPr>
-          <w:tblHeader w:val="on"/>
-        </w:trPr>
-        <w:tc>
-          <w:tcPr/>
-          <w:p>
-            <w:pPr>
-              <w:pStyle w:val="Compact"/>
-            </w:pPr>
-            <w:r>
-              <w:t xml:space="preserve">#</w:t>
-            </w:r>
-          </w:p>
-        </w:tc>
-        <w:tc>
-          <w:tcPr/>
-          <w:p>
-            <w:pPr>
-              <w:pStyle w:val="Compact"/>
-            </w:pPr>
-            <w:r>
-              <w:t xml:space="preserve">Tài liệu</w:t>
-            </w:r>
-          </w:p>
-        </w:tc>
-        <w:tc>
-          <w:tcPr/>
-          <w:p>
-            <w:pPr>
-              <w:pStyle w:val="Compact"/>
-            </w:pPr>
-            <w:r>
-              <w:t xml:space="preserve">Đường dẫn</w:t>
-            </w:r>
-          </w:p>
-        </w:tc>
-      </w:tr>
-      <w:tr>
-        <w:tc>
-          <w:tcPr/>
-          <w:p>
-            <w:pPr>
-              <w:pStyle w:val="Compact"/>
-            </w:pPr>
-            <w:r>
-              <w:t xml:space="preserve">23</w:t>
-            </w:r>
-          </w:p>
-        </w:tc>
-        <w:tc>
-          <w:tcPr/>
-          <w:p>
-            <w:pPr>
-              <w:pStyle w:val="Compact"/>
-            </w:pPr>
-            <w:r>
-              <w:t xml:space="preserve">§I — Tổng quan giải pháp</w:t>
-            </w:r>
-          </w:p>
-        </w:tc>
-        <w:tc>
-          <w:tcPr/>
-          <w:p>
-            <w:pPr>
-              <w:pStyle w:val="Compact"/>
-            </w:pPr>
-            <w:r>
-              <w:rPr>
-                <w:rStyle w:val="VerbatimChar"/>
-              </w:rPr>
-              <w:t xml:space="preserve">| | 24 | §II tổng quan nghiệp vụ |</w:t>
-            </w:r>
-          </w:p>
-        </w:tc>
-      </w:tr>
-      <w:tr>
-        <w:tc>
-          <w:tcPr/>
-          <w:p>
-            <w:pPr>
-              <w:pStyle w:val="Compact"/>
-            </w:pPr>
-            <w:r>
-              <w:t xml:space="preserve">25</w:t>
-            </w:r>
-          </w:p>
-        </w:tc>
-        <w:tc>
-          <w:tcPr/>
-          <w:p>
-            <w:pPr>
-              <w:pStyle w:val="Compact"/>
-            </w:pPr>
-            <w:r>
-              <w:t xml:space="preserve">§II.1 PH1 Thông tin điều hành chuyến bay</w:t>
-            </w:r>
-          </w:p>
-        </w:tc>
-        <w:tc>
-          <w:tcPr/>
-          <w:p>
-            <w:pPr>
-              <w:pStyle w:val="Compact"/>
-            </w:pPr>
-            <w:r>
-              <w:rPr>
-                <w:rStyle w:val="VerbatimChar"/>
-              </w:rPr>
-              <w:t xml:space="preserve">| | 26 | §II.2 PH2 Quản lý tài liệu chuyến bay |</w:t>
-            </w:r>
-          </w:p>
-        </w:tc>
-      </w:tr>
-      <w:tr>
-        <w:tc>
-          <w:tcPr/>
-          <w:p>
-            <w:pPr>
-              <w:pStyle w:val="Compact"/>
-            </w:pPr>
-            <w:r>
-              <w:t xml:space="preserve">27</w:t>
-            </w:r>
-          </w:p>
-        </w:tc>
-        <w:tc>
-          <w:tcPr/>
-          <w:p>
-            <w:pPr>
-              <w:pStyle w:val="Compact"/>
-            </w:pPr>
-            <w:r>
-              <w:t xml:space="preserve">§II.3 PH3 Quản lý báo cáo</w:t>
-            </w:r>
-          </w:p>
-        </w:tc>
-        <w:tc>
-          <w:tcPr/>
-          <w:p>
-            <w:pPr>
-              <w:pStyle w:val="Compact"/>
-            </w:pPr>
-            <w:r>
-              <w:rPr>
-                <w:rStyle w:val="VerbatimChar"/>
-              </w:rPr>
-              <w:t xml:space="preserve">| | 28 | §II.4 PH4 Quản lý danh mục |</w:t>
-            </w:r>
-          </w:p>
-        </w:tc>
-      </w:tr>
-      <w:tr>
-        <w:tc>
-          <w:tcPr/>
-          <w:p>
-            <w:pPr>
-              <w:pStyle w:val="Compact"/>
-            </w:pPr>
-            <w:r>
-              <w:t xml:space="preserve">29</w:t>
-            </w:r>
-          </w:p>
-        </w:tc>
-        <w:tc>
-          <w:tcPr/>
-          <w:p>
-            <w:pPr>
-              <w:pStyle w:val="Compact"/>
-            </w:pPr>
-            <w:r>
-              <w:t xml:space="preserve">§II.5 PH5 Quản trị hệ thống</w:t>
-            </w:r>
-          </w:p>
-        </w:tc>
-        <w:tc>
-          <w:tcPr/>
-          <w:p>
-            <w:pPr>
-              <w:pStyle w:val="Compact"/>
-            </w:pPr>
-            <w:r>
-              <w:t xml:space="preserve">``</w:t>
-            </w:r>
-          </w:p>
-        </w:tc>
-      </w:tr>
-    </w:tbl>
-    <w:bookmarkEnd w:id="74"/>
-    <w:bookmarkStart w:id="75" w:name="tài-liệu-tham-chiếu-nội-bộ-ba"/>
-    <w:p>
-      <w:pPr>
-        <w:pStyle w:val="Heading3"/>
-      </w:pPr>
-      <w:r>
-        <w:t xml:space="preserve">10.5 Tài liệu tham chiếu nội bộ BA</w:t>
-      </w:r>
-    </w:p>
-    <w:tbl>
-      <w:tblPr>
-        <w:tblStyle w:val="Table"/>
-        <w:tblW w:type="pct" w:w="5000"/>
-        <w:tblLayout w:type="fixed"/>
-        <w:tblLook w:firstRow="1" w:lastRow="0" w:firstColumn="0" w:lastColumn="0" w:noHBand="0" w:noVBand="0" w:val="0020"/>
-      </w:tblPr>
-      <w:tblGrid>
-        <w:gridCol w:w="2640"/>
-        <w:gridCol w:w="2640"/>
-        <w:gridCol w:w="2640"/>
-      </w:tblGrid>
-      <w:tr>
-        <w:trPr>
-          <w:tblHeader w:val="on"/>
-        </w:trPr>
-        <w:tc>
-          <w:tcPr/>
-          <w:p>
-            <w:pPr>
-              <w:pStyle w:val="Compact"/>
-            </w:pPr>
-            <w:r>
-              <w:t xml:space="preserve">#</w:t>
-            </w:r>
-          </w:p>
-        </w:tc>
-        <w:tc>
-          <w:tcPr/>
-          <w:p>
-            <w:pPr>
-              <w:pStyle w:val="Compact"/>
-            </w:pPr>
-            <w:r>
-              <w:t xml:space="preserve">Tài liệu</w:t>
-            </w:r>
-          </w:p>
-        </w:tc>
-        <w:tc>
-          <w:tcPr/>
-          <w:p>
-            <w:pPr>
-              <w:pStyle w:val="Compact"/>
-            </w:pPr>
-            <w:r>
-              <w:t xml:space="preserve">Đường dẫn</w:t>
-            </w:r>
-          </w:p>
-        </w:tc>
-      </w:tr>
-      <w:tr>
-        <w:tc>
-          <w:tcPr/>
-          <w:p>
-            <w:pPr>
-              <w:pStyle w:val="Compact"/>
-            </w:pPr>
-            <w:r>
-              <w:t xml:space="preserve">30</w:t>
-            </w:r>
-          </w:p>
-        </w:tc>
-        <w:tc>
-          <w:tcPr/>
-          <w:p>
-            <w:pPr>
-              <w:pStyle w:val="Compact"/>
-            </w:pPr>
-            <w:r>
-              <w:t xml:space="preserve">Sổ theo dõi Điểm cần chốt OID-TOSS-001</w:t>
-            </w:r>
-          </w:p>
-        </w:tc>
-        <w:tc>
-          <w:tcPr/>
-          <w:p>
-            <w:pPr>
-              <w:pStyle w:val="Compact"/>
-            </w:pPr>
-            <w:r>
-              <w:rPr>
-                <w:rStyle w:val="VerbatimChar"/>
-              </w:rPr>
-              <w:t xml:space="preserve">SO-THEO-DOI-DIEM-CHOT-v0.1</w:t>
-            </w:r>
-          </w:p>
-        </w:tc>
-      </w:tr>
-      <w:tr>
-        <w:tc>
-          <w:tcPr/>
-          <w:p>
-            <w:pPr>
-              <w:pStyle w:val="Compact"/>
-            </w:pPr>
-            <w:r>
-              <w:t xml:space="preserve">31</w:t>
-            </w:r>
-          </w:p>
-        </w:tc>
-        <w:tc>
-          <w:tcPr/>
-          <w:p>
-            <w:pPr>
-              <w:pStyle w:val="Compact"/>
-            </w:pPr>
-            <w:r>
-              <w:t xml:space="preserve">Từ điển Thuật ngữ TOSS (Glossary v0.13)</w:t>
-            </w:r>
-          </w:p>
-        </w:tc>
-        <w:tc>
-          <w:tcPr/>
-          <w:p>
-            <w:pPr>
-              <w:pStyle w:val="Compact"/>
-            </w:pPr>
-            <w:r>
-              <w:rPr>
-                <w:rStyle w:val="VerbatimChar"/>
-              </w:rPr>
-              <w:t xml:space="preserve">toss-glossary-v0.1</w:t>
-            </w:r>
-          </w:p>
-        </w:tc>
-      </w:tr>
-      <w:tr>
-        <w:tc>
-          <w:tcPr/>
-          <w:p>
-            <w:pPr>
-              <w:pStyle w:val="Compact"/>
-            </w:pPr>
-            <w:r>
-              <w:t xml:space="preserve">32</w:t>
-            </w:r>
-          </w:p>
-        </w:tc>
-        <w:tc>
-          <w:tcPr/>
-          <w:p>
-            <w:pPr>
-              <w:pStyle w:val="Compact"/>
-            </w:pPr>
-            <w:r>
-              <w:t xml:space="preserve">Nhật ký version tài liệu BA</w:t>
-            </w:r>
-          </w:p>
-        </w:tc>
-        <w:tc>
-          <w:tcPr/>
-          <w:p>
-            <w:pPr>
-              <w:pStyle w:val="Compact"/>
-            </w:pPr>
-            <w:r>
-              <w:rPr>
-                <w:rStyle w:val="VerbatimChar"/>
-              </w:rPr>
-              <w:t xml:space="preserve">BA-VERSION-LOG</w:t>
-            </w:r>
-          </w:p>
-        </w:tc>
-      </w:tr>
-      <w:tr>
-        <w:tc>
-          <w:tcPr/>
-          <w:p>
-            <w:pPr>
-              <w:pStyle w:val="Compact"/>
-            </w:pPr>
-            <w:r>
-              <w:t xml:space="preserve">33</w:t>
-            </w:r>
-          </w:p>
-        </w:tc>
-        <w:tc>
-          <w:tcPr/>
-          <w:p>
-            <w:pPr>
-              <w:pStyle w:val="Compact"/>
-            </w:pPr>
-            <w:r>
-              <w:t xml:space="preserve">Phân tách phạm vi + workflow</w:t>
-            </w:r>
-          </w:p>
-        </w:tc>
-        <w:tc>
-          <w:tcPr/>
-          <w:p>
-            <w:pPr>
-              <w:pStyle w:val="Compact"/>
-            </w:pPr>
-            <w:r>
-              <w:rPr>
-                <w:rStyle w:val="VerbatimChar"/>
-              </w:rPr>
-              <w:t xml:space="preserve">PHAN-TACH-PHAM-VI-WORKFLOW-v0.4</w:t>
-            </w:r>
-          </w:p>
-        </w:tc>
-      </w:tr>
-    </w:tbl>
     <w:p>
       <w:r>
         <w:pict>
@@ -9113,50 +7096,9 @@
         </w:pict>
       </w:r>
     </w:p>
-    <w:p>
-      <w:pPr>
-        <w:pStyle w:val="FirstParagraph"/>
-      </w:pPr>
-      <w:r>
-        <w:rPr>
-          <w:i/>
-          <w:iCs/>
-        </w:rPr>
-        <w:t xml:space="preserve">BRD-TOSS-001-khung v0.11 — 2026-06-17. v0.11: đồng bộ link PHn mới nhất (v0.7/v0.6/v0.5/v0.5/v0.5); tổng BR 338→337 (PH2 xóa BR-256); G1/G3/G5/G6/G8 từ VALIDATION Agent 3 đã thực hiện. OID-TOSS-001 hiện 112 điểm. Mọi điểm cần xác nhận trỏ về OID-TOSS-001. Lịch sử version: xem</w:t>
-      </w:r>
-      <w:r>
-        <w:rPr>
-          <w:i/>
-          <w:iCs/>
-        </w:rPr>
-        <w:t xml:space="preserve"> </w:t>
-      </w:r>
-      <w:r>
-        <w:rPr>
-          <w:rStyle w:val="VerbatimChar"/>
-          <w:i/>
-          <w:iCs/>
-        </w:rPr>
-        <w:t xml:space="preserve">BA-VERSION-LOG</w:t>
-      </w:r>
-      <w:r>
-        <w:rPr>
-          <w:i/>
-          <w:iCs/>
-        </w:rPr>
-        <w:t xml:space="preserve">.</w:t>
-      </w:r>
-    </w:p>
-    <w:p>
-      <w:r>
-        <w:pict>
-          <v:rect style="width:0;height:1.5pt" o:hralign="center" o:hrstd="t" o:hr="t"/>
-        </w:pict>
-      </w:r>
-    </w:p>
-    <w:bookmarkEnd w:id="75"/>
-    <w:bookmarkEnd w:id="76"/>
-    <w:bookmarkStart w:id="86" w:name="X72a9b0694de8f382d9aee099ddfd849149ca869"/>
+    <w:bookmarkEnd w:id="69"/>
+    <w:bookmarkEnd w:id="70"/>
+    <w:bookmarkStart w:id="80" w:name="X72a9b0694de8f382d9aee099ddfd849149ca869"/>
     <w:p>
       <w:pPr>
         <w:pStyle w:val="Heading1"/>
@@ -9174,13 +7116,13 @@
           <w:b/>
           <w:bCs/>
         </w:rPr>
-        <w:t xml:space="preserve">Tài liệu con của BRD-TOSS-001-khung-v0.10.</w:t>
+        <w:t xml:space="preserve">Phân rã chức năng:</w:t>
       </w:r>
       <w:r>
         <w:t xml:space="preserve"> </w:t>
       </w:r>
       <w:r>
-        <w:t xml:space="preserve">Phân rã chi tiết §7.1 — Phân hệ 1. Mọi quy ước MoSCoW, phạm vi, bên liên quan tham chiếu từ tài liệu cha.</w:t>
+        <w:t xml:space="preserve">xem PHAN-RA-BRD-PH1-thong-tin-dieu-hanh-chuyen-bay-v0.5.</w:t>
       </w:r>
     </w:p>
     <w:p>
@@ -9192,107 +7134,16 @@
           <w:b/>
           <w:bCs/>
         </w:rPr>
-        <w:t xml:space="preserve">Phân rã chức năng:</w:t>
+        <w:t xml:space="preserve">Phạm vi PH1:</w:t>
       </w:r>
       <w:r>
         <w:t xml:space="preserve"> </w:t>
       </w:r>
       <w:r>
-        <w:t xml:space="preserve">xem PHAN-RA-BRD-PH1-thong-tin-dieu-hanh-chuyen-bay-v0.5.</w:t>
+        <w:t xml:space="preserve">thông tin chuyến bay (Flight Info, lịch bay, trạng thái), OFP và Dispatch Release / Captain’s Release, giám sát chuyến bay (Flight Monitoring, Flight Watch), NOTAM, thời tiết (METAR/SPECI/TAF/SIGMET), tích hợp ACARS và A-CDM, phân quyền màn Giám sát (kế thừa khung RBAC từ PH5). Các nội dung Loadsheet / NOTOC / Tài liệu chuyến bay → PH2; báo cáo điều hành → PH3; danh mục tàu bay/sân bay/đội tàu/MEL master → PH4; quản trị người dùng/cấu hình tích hợp → PH5.</w:t>
       </w:r>
     </w:p>
-    <w:p>
-      <w:pPr>
-        <w:pStyle w:val="BlockText"/>
-      </w:pPr>
-      <w:r>
-        <w:rPr>
-          <w:b/>
-          <w:bCs/>
-        </w:rPr>
-        <w:t xml:space="preserve">Quản lý điểm cần xác nhận:</w:t>
-      </w:r>
-      <w:r>
-        <w:t xml:space="preserve"> </w:t>
-      </w:r>
-      <w:r>
-        <w:t xml:space="preserve">mọi cờ</w:t>
-      </w:r>
-      <w:r>
-        <w:t xml:space="preserve"> </w:t>
-      </w:r>
-      <w:r>
-        <w:rPr>
-          <w:rStyle w:val="VerbatimChar"/>
-        </w:rPr>
-        <w:t xml:space="preserve">[cần xác nhận]</w:t>
-      </w:r>
-      <w:r>
-        <w:t xml:space="preserve"> </w:t>
-      </w:r>
-      <w:r>
-        <w:t xml:space="preserve">đã được chuyển về sổ cái duy nhất</w:t>
-      </w:r>
-      <w:r>
-        <w:t xml:space="preserve"> </w:t>
-      </w:r>
-      <w:r>
-        <w:rPr>
-          <w:b/>
-          <w:bCs/>
-        </w:rPr>
-        <w:t xml:space="preserve">OID-TOSS-001</w:t>
-      </w:r>
-      <w:r>
-        <w:t xml:space="preserve"> </w:t>
-      </w:r>
-      <w:r>
-        <w:t xml:space="preserve">(</w:t>
-      </w:r>
-      <w:r>
-        <w:rPr>
-          <w:rStyle w:val="VerbatimChar"/>
-        </w:rPr>
-        <w:t xml:space="preserve">SO-THEO-DOI-DIEM-CHOT-v0.1</w:t>
-      </w:r>
-      <w:r>
-        <w:t xml:space="preserve">). Trong tài liệu này chỉ giữ chú thích trỏ về OID dưới dạng</w:t>
-      </w:r>
-      <w:r>
-        <w:t xml:space="preserve"> </w:t>
-      </w:r>
-      <w:r>
-        <w:rPr>
-          <w:rStyle w:val="VerbatimChar"/>
-        </w:rPr>
-        <w:t xml:space="preserve">*(xem OID: &lt;mã&gt;)*</w:t>
-      </w:r>
-      <w:r>
-        <w:t xml:space="preserve"> </w:t>
-      </w:r>
-      <w:r>
-        <w:t xml:space="preserve">ở cuối mô tả BR liên quan.</w:t>
-      </w:r>
-    </w:p>
-    <w:p>
-      <w:pPr>
-        <w:pStyle w:val="BlockText"/>
-      </w:pPr>
-      <w:r>
-        <w:rPr>
-          <w:b/>
-          <w:bCs/>
-        </w:rPr>
-        <w:t xml:space="preserve">Phạm vi PH1:</w:t>
-      </w:r>
-      <w:r>
-        <w:t xml:space="preserve"> </w:t>
-      </w:r>
-      <w:r>
-        <w:t xml:space="preserve">thông tin chuyến bay (Flight Info, lịch bay, trạng thái), OFP và Dispatch Release / Captain’s Release, giám sát chuyến bay (Flight Monitoring, Flight Watch), NOTAM, thời tiết (METAR/SPECI/TAF/SIGMET), tích hợp ACARS và A-CDM, phân quyền màn Giám sát (kế thừa khung RBAC từ PH5). Các nội dung Loadsheet / NOTOC / Tài liệu chuyến bay → PH2; báo cáo điều hành → PH3; danh mục tàu bay/sân bay/đội tàu/MEL master → PH4; quản trị người dùng/cấu hình tích hợp → PH5.</w:t>
-      </w:r>
-    </w:p>
-    <w:bookmarkStart w:id="85" w:name="phân-hệ-1-thông-tin-điều-hành-chuyến-bay"/>
+    <w:bookmarkStart w:id="79" w:name="phân-hệ-1-thông-tin-điều-hành-chuyến-bay"/>
     <w:p>
       <w:pPr>
         <w:pStyle w:val="Heading2"/>
@@ -9301,7 +7152,7 @@
         <w:t xml:space="preserve">§7.1 Phân hệ 1 — Thông tin điều hành chuyến bay</w:t>
       </w:r>
     </w:p>
-    <w:bookmarkStart w:id="77" w:name="Xc9a39115d47f3066bcfcc653dd94b47464d9da2"/>
+    <w:bookmarkStart w:id="71" w:name="Xc9a39115d47f3066bcfcc653dd94b47464d9da2"/>
     <w:p>
       <w:pPr>
         <w:pStyle w:val="Heading3"/>
@@ -9908,8 +7759,8 @@
         </w:tc>
       </w:tr>
     </w:tbl>
-    <w:bookmarkEnd w:id="77"/>
-    <w:bookmarkStart w:id="78" w:name="X5468911306c4c5950479405604877db12772c9c"/>
+    <w:bookmarkEnd w:id="71"/>
+    <w:bookmarkStart w:id="72" w:name="X5468911306c4c5950479405604877db12772c9c"/>
     <w:p>
       <w:pPr>
         <w:pStyle w:val="Heading3"/>
@@ -10068,20 +7919,7 @@
               <w:pStyle w:val="Compact"/>
             </w:pPr>
             <w:r>
-              <w:t xml:space="preserve">Hệ thống phải cung cấp khuyến nghị Taxi Out (thời gian lăn ra). Cảnh báo Cost Index (CI) tạm bỏ khỏi phạm vi giai đoạn này do hệ thống lập kế hoạch bay (Lido) hiện chỉ trả về một giá trị CI (Cruise CI), không đủ để đối chiếu đủ ba giai đoạn (Climb/Cruise/Descend); sẽ xem xét bổ sung lại khi Lido hỗ trợ đầy đủ ba CI</w:t>
-            </w:r>
-            <w:r>
-              <w:t xml:space="preserve"> </w:t>
-            </w:r>
-            <w:r>
-              <w:rPr>
-                <w:i/>
-                <w:iCs/>
-              </w:rPr>
-              <w:t xml:space="preserve">(xem OID: KS-17)</w:t>
-            </w:r>
-            <w:r>
-              <w:t xml:space="preserve">.</w:t>
+              <w:t xml:space="preserve">Hệ thống phải cung cấp khuyến nghị Taxi Out (thời gian lăn ra). Cảnh báo Cost Index (CI) tạm bỏ khỏi phạm vi giai đoạn này do hệ thống lập kế hoạch bay (Lido) hiện chỉ trả về một giá trị CI (Cruise CI), không đủ để đối chiếu đủ ba giai đoạn (Climb/Cruise/Descend); sẽ xem xét bổ sung lại khi Lido hỗ trợ đầy đủ ba CI.</w:t>
             </w:r>
           </w:p>
         </w:tc>
@@ -10382,20 +8220,7 @@
               <w:t xml:space="preserve"> </w:t>
             </w:r>
             <w:r>
-              <w:t xml:space="preserve">do PH5 (BR-528) tích hợp từ nguồn chính thức VATM (Tổng công ty Quản lý bay Việt Nam — đơn vị phát hành NOTAM nội địa) để sinh cảnh báo và hiển thị NOTAM liên quan chuyến bay; phân loại theo 3 nhóm (sân bay / vùng trời / đường bay) và đánh giá mức độ ảnh hưởng đến chuyến cụ thể; khi có NOTAM cứu hỏa (RFFS) phát ra thì cảnh báo trực tiếp mà không cần duy trì danh sách tiêu chuẩn RFFS hiện hành — TOSS chỉ cần phát hiện NOTAM cứu hỏa là đủ để cảnh báo</w:t>
-            </w:r>
-            <w:r>
-              <w:t xml:space="preserve"> </w:t>
-            </w:r>
-            <w:r>
-              <w:rPr>
-                <w:i/>
-                <w:iCs/>
-              </w:rPr>
-              <w:t xml:space="preserve">(xem OID: SME-11 — chi tiết hóa phân loại 3 nhóm qua workshop SME)</w:t>
-            </w:r>
-            <w:r>
-              <w:t xml:space="preserve">.</w:t>
+              <w:t xml:space="preserve">do PH5 (BR-528) tích hợp từ nguồn chính thức VATM (Tổng công ty Quản lý bay Việt Nam — đơn vị phát hành NOTAM nội địa) để sinh cảnh báo và hiển thị NOTAM liên quan chuyến bay; phân loại theo 3 nhóm (sân bay / vùng trời / đường bay) và đánh giá mức độ ảnh hưởng đến chuyến cụ thể; khi có NOTAM cứu hỏa (RFFS) phát ra thì cảnh báo trực tiếp mà không cần duy trì danh sách tiêu chuẩn RFFS hiện hành — TOSS chỉ cần phát hiện NOTAM cứu hỏa là đủ để cảnh báo.</w:t>
             </w:r>
           </w:p>
         </w:tc>
@@ -10477,20 +8302,7 @@
               <w:t xml:space="preserve">“Phi Công 11”</w:t>
             </w:r>
             <w:r>
-              <w:t xml:space="preserve">…) chỉ dùng để tham khảo</w:t>
-            </w:r>
-            <w:r>
-              <w:t xml:space="preserve"> </w:t>
-            </w:r>
-            <w:r>
-              <w:rPr>
-                <w:i/>
-                <w:iCs/>
-              </w:rPr>
-              <w:t xml:space="preserve">(xem OID: SME-04, SME-42, SME-43)</w:t>
-            </w:r>
-            <w:r>
-              <w:t xml:space="preserve">.</w:t>
+              <w:t xml:space="preserve">…) chỉ dùng để tham khảo.</w:t>
             </w:r>
           </w:p>
         </w:tc>
@@ -10563,20 +8375,7 @@
               <w:t xml:space="preserve"> </w:t>
             </w:r>
             <w:r>
-              <w:t xml:space="preserve">do PH5 (BR-528) tích hợp: SIGMET và các bản tin chuyên dụng để cảnh báo cho phần đường bay còn lại; nguồn quốc tế và cơ chế parse cụ thể cần làm rõ tại buổi khảo sát chuyên đề</w:t>
-            </w:r>
-            <w:r>
-              <w:t xml:space="preserve"> </w:t>
-            </w:r>
-            <w:r>
-              <w:rPr>
-                <w:i/>
-                <w:iCs/>
-              </w:rPr>
-              <w:t xml:space="preserve">(xem OID: KS-11)</w:t>
-            </w:r>
-            <w:r>
-              <w:t xml:space="preserve">.</w:t>
+              <w:t xml:space="preserve">do PH5 (BR-528) tích hợp: SIGMET và các bản tin chuyên dụng để cảnh báo cho phần đường bay còn lại; nguồn quốc tế và cơ chế parse cụ thể cần làm rõ tại buổi khảo sát chuyên đề.</w:t>
             </w:r>
           </w:p>
         </w:tc>
@@ -10615,8 +8414,8 @@
         </w:tc>
       </w:tr>
     </w:tbl>
-    <w:bookmarkEnd w:id="78"/>
-    <w:bookmarkStart w:id="79" w:name="X44c56e2616adcf7891249756ec4bc044ff21f5a"/>
+    <w:bookmarkEnd w:id="72"/>
+    <w:bookmarkStart w:id="73" w:name="X44c56e2616adcf7891249756ec4bc044ff21f5a"/>
     <w:p>
       <w:pPr>
         <w:pStyle w:val="Heading3"/>
@@ -10799,20 +8598,7 @@
               <w:t xml:space="preserve"> </w:t>
             </w:r>
             <w:r>
-              <w:t xml:space="preserve">cho phi công; phi công vẫn được mở xem OFP và tài liệu nhưng không được Confirm/Release sai thời điểm</w:t>
-            </w:r>
-            <w:r>
-              <w:t xml:space="preserve"> </w:t>
-            </w:r>
-            <w:r>
-              <w:rPr>
-                <w:i/>
-                <w:iCs/>
-              </w:rPr>
-              <w:t xml:space="preserve">(xem OID: KS-08, KS-20)</w:t>
-            </w:r>
-            <w:r>
-              <w:t xml:space="preserve">.</w:t>
+              <w:t xml:space="preserve">cho phi công; phi công vẫn được mở xem OFP và tài liệu nhưng không được Confirm/Release sai thời điểm.</w:t>
             </w:r>
           </w:p>
         </w:tc>
@@ -10869,20 +8655,7 @@
               <w:pStyle w:val="Compact"/>
             </w:pPr>
             <w:r>
-              <w:t xml:space="preserve">Hệ thống phải quy định quy tắc làm lại OFP sát giờ khởi hành: khi thời điểm còn dưới 60 phút trước STD đối với chuyến nội địa, điều phái viên không tự động làm lại OFP cho thay đổi tải. Tổ bay yêu cầu làm lại OFP phải gọi điện thoại trực tiếp cho điều phái viên, và chỉ khi đó điều phái viên mới thực hiện làm lại. Hệ thống không tự động hóa quy tắc này nhưng phải ghi nhận lịch sử các lần làm lại OFP sát giờ kèm lý do để phục vụ truy vết</w:t>
-            </w:r>
-            <w:r>
-              <w:t xml:space="preserve"> </w:t>
-            </w:r>
-            <w:r>
-              <w:rPr>
-                <w:i/>
-                <w:iCs/>
-              </w:rPr>
-              <w:t xml:space="preserve">(xem OID: KS-53)</w:t>
-            </w:r>
-            <w:r>
-              <w:t xml:space="preserve">.</w:t>
+              <w:t xml:space="preserve">Hệ thống phải quy định quy tắc làm lại OFP sát giờ khởi hành: khi thời điểm còn dưới 60 phút trước STD đối với chuyến nội địa, điều phái viên không tự động làm lại OFP cho thay đổi tải. Tổ bay yêu cầu làm lại OFP phải gọi điện thoại trực tiếp cho điều phái viên, và chỉ khi đó điều phái viên mới thực hiện làm lại. Hệ thống không tự động hóa quy tắc này nhưng phải ghi nhận lịch sử các lần làm lại OFP sát giờ kèm lý do để phục vụ truy vết.</w:t>
             </w:r>
           </w:p>
         </w:tc>
@@ -10939,20 +8712,7 @@
               <w:pStyle w:val="Compact"/>
             </w:pPr>
             <w:r>
-              <w:t xml:space="preserve">Hệ thống phải áp dụng ngưỡng phát hành OFP theo thời điểm trước giờ khởi hành dự kiến (ETD): đối với chuyến nội địa, ba mốc là 210 phút (bắt đầu lưu ý), 75 phút (sớm nhất được phép release) và 60 phút (muộn nhất được phép release); đối với chuyến quốc tế, ba mốc tương ứng là 270 phút, 90 phút và 75 phút. Màu cảnh báo trên cột OFP: Trắng khi chưa đến ngưỡng lưu ý, Vàng khi đang tiến gần hạn release, Đỏ khi đã quá hạn release hoặc chưa được release khi thời gian cất cánh đã rất gần. Các mốc upload OFP quốc tế bổ sung (90 / 130 / 180 / 200 / 240 phút) và phân loại chuyến tương ứng —</w:t>
-            </w:r>
-            <w:r>
-              <w:t xml:space="preserve"> </w:t>
-            </w:r>
-            <w:r>
-              <w:rPr>
-                <w:i/>
-                <w:iCs/>
-              </w:rPr>
-              <w:t xml:space="preserve">(xem OID: SME-08)</w:t>
-            </w:r>
-            <w:r>
-              <w:t xml:space="preserve">.</w:t>
+              <w:t xml:space="preserve">Hệ thống phải áp dụng ngưỡng phát hành OFP theo thời điểm trước giờ khởi hành dự kiến (ETD): đối với chuyến nội địa, ba mốc là 210 phút (bắt đầu lưu ý), 75 phút (sớm nhất được phép release) và 60 phút (muộn nhất được phép release); đối với chuyến quốc tế, ba mốc tương ứng là 270 phút, 90 phút và 75 phút. Màu cảnh báo trên cột OFP: Trắng khi chưa đến ngưỡng lưu ý, Vàng khi đang tiến gần hạn release, Đỏ khi đã quá hạn release hoặc chưa được release khi thời gian cất cánh đã rất gần. Các mốc upload OFP quốc tế bổ sung (90 / 130 / 180 / 200 / 240 phút) và phân loại chuyến tương ứng —.</w:t>
             </w:r>
           </w:p>
         </w:tc>
@@ -11066,20 +8826,7 @@
               <w:pStyle w:val="Compact"/>
             </w:pPr>
             <w:r>
-              <w:t xml:space="preserve">Hệ thống phải bổ sung cột PIC Confirm riêng biệt trên màn Giám sát để theo dõi việc phi công xác nhận đã nhận và đọc OFP sau khi Dispatch thực hiện Release. Thời điểm phi công xác nhận không bị ràng buộc cứng — có thể thực hiện từ vài giờ trước chuyến cho đến trong khoảng đang bay. Việc có sinh cảnh báo nhắc khi phi công chưa Confirm sát giờ hay không sẽ chốt sau</w:t>
-            </w:r>
-            <w:r>
-              <w:t xml:space="preserve"> </w:t>
-            </w:r>
-            <w:r>
-              <w:rPr>
-                <w:i/>
-                <w:iCs/>
-              </w:rPr>
-              <w:t xml:space="preserve">(xem OID: KS-41)</w:t>
-            </w:r>
-            <w:r>
-              <w:t xml:space="preserve">.</w:t>
+              <w:t xml:space="preserve">Hệ thống phải bổ sung cột PIC Confirm riêng biệt trên màn Giám sát để theo dõi việc phi công xác nhận đã nhận và đọc OFP sau khi Dispatch thực hiện Release. Thời điểm phi công xác nhận không bị ràng buộc cứng — có thể thực hiện từ vài giờ trước chuyến cho đến trong khoảng đang bay. Việc có sinh cảnh báo nhắc khi phi công chưa Confirm sát giờ hay không sẽ chốt sau.</w:t>
             </w:r>
           </w:p>
         </w:tc>
@@ -11172,20 +8919,7 @@
               <w:t xml:space="preserve">v4</w:t>
             </w:r>
             <w:r>
-              <w:t xml:space="preserve">) còn mở</w:t>
-            </w:r>
-            <w:r>
-              <w:t xml:space="preserve"> </w:t>
-            </w:r>
-            <w:r>
-              <w:rPr>
-                <w:i/>
-                <w:iCs/>
-              </w:rPr>
-              <w:t xml:space="preserve">(xem OID: KS-21)</w:t>
-            </w:r>
-            <w:r>
-              <w:t xml:space="preserve">.</w:t>
+              <w:t xml:space="preserve">) còn mở.</w:t>
             </w:r>
           </w:p>
         </w:tc>
@@ -11266,20 +9000,7 @@
               <w:t xml:space="preserve"> </w:t>
             </w:r>
             <w:r>
-              <w:t xml:space="preserve">theo thứ tự nhận; quy ước phiên bản cụ thể tiếp tục mở</w:t>
-            </w:r>
-            <w:r>
-              <w:t xml:space="preserve"> </w:t>
-            </w:r>
-            <w:r>
-              <w:rPr>
-                <w:i/>
-                <w:iCs/>
-              </w:rPr>
-              <w:t xml:space="preserve">(xem OID: KS-21)</w:t>
-            </w:r>
-            <w:r>
-              <w:t xml:space="preserve">.</w:t>
+              <w:t xml:space="preserve">theo thứ tự nhận; quy ước phiên bản cụ thể tiếp tục mở.</w:t>
             </w:r>
           </w:p>
         </w:tc>
@@ -11336,20 +9057,7 @@
               <w:pStyle w:val="Compact"/>
             </w:pPr>
             <w:r>
-              <w:t xml:space="preserve">Hệ thống phải bảo đảm khi TOSS Un-Release một phiên bản và sinh revision mới, MO Plus reset trạng thái Confirm Release của phi công về không; phi công phải Confirm Release lại trên phiên bản mới. Cơ chế notification trên app MO Plus phải khớp với đội MO Plus để phi công nhận biết được sự thay đổi và xác nhận lại</w:t>
-            </w:r>
-            <w:r>
-              <w:t xml:space="preserve"> </w:t>
-            </w:r>
-            <w:r>
-              <w:rPr>
-                <w:i/>
-                <w:iCs/>
-              </w:rPr>
-              <w:t xml:space="preserve">(xem OID: KS-20)</w:t>
-            </w:r>
-            <w:r>
-              <w:t xml:space="preserve">.</w:t>
+              <w:t xml:space="preserve">Hệ thống phải bảo đảm khi TOSS Un-Release một phiên bản và sinh revision mới, MO Plus reset trạng thái Confirm Release của phi công về không; phi công phải Confirm Release lại trên phiên bản mới. Cơ chế notification trên app MO Plus phải khớp với đội MO Plus để phi công nhận biết được sự thay đổi và xác nhận lại.</w:t>
             </w:r>
           </w:p>
         </w:tc>
@@ -11520,20 +9228,7 @@
               <w:pStyle w:val="Compact"/>
             </w:pPr>
             <w:r>
-              <w:t xml:space="preserve">Quy trình Dispatch trên TOSS được tổ chức theo sáu giai đoạn (Phase): (1) chuẩn bị đầu ca; (2) chuẩn bị OFP (gồm gửi tài liệu CCD và đóng gói tài liệu chuyến bay); (3) Post-Release Transition — sau Release vẫn tiếp tục quét cảnh báo, khi có thay đổi NOTAM/thời tiết/tàu bay/tải thì cập nhật OFP phiên bản mới; (4) theo dõi chuẩn bị khởi hành (taxi-out, cất cánh đúng giờ/trễ); (5) theo dõi trong khi bay (Flight Watch — giám sát tổng quan và cảnh báo NOTAM/thời tiết ảnh hưởng phần đường bay còn lại); (6) sau chuyến bay và bàn giao ca trực (tổng hợp tình hình, lập báo cáo và bàn giao ca, không phát sinh thao tác nghiệp vụ riêng). Mỗi Phase gồm ba lớp: giao diện hệ thống, các trường thông tin và logic kiểm tra cảnh báo</w:t>
-            </w:r>
-            <w:r>
-              <w:t xml:space="preserve"> </w:t>
-            </w:r>
-            <w:r>
-              <w:rPr>
-                <w:i/>
-                <w:iCs/>
-              </w:rPr>
-              <w:t xml:space="preserve">(xem OID: SME-21 — viết tắt CCD)</w:t>
-            </w:r>
-            <w:r>
-              <w:t xml:space="preserve">.</w:t>
+              <w:t xml:space="preserve">Quy trình Dispatch trên TOSS được tổ chức theo sáu giai đoạn (Phase): (1) chuẩn bị đầu ca; (2) chuẩn bị OFP (gồm gửi tài liệu CCD và đóng gói tài liệu chuyến bay); (3) Post-Release Transition — sau Release vẫn tiếp tục quét cảnh báo, khi có thay đổi NOTAM/thời tiết/tàu bay/tải thì cập nhật OFP phiên bản mới; (4) theo dõi chuẩn bị khởi hành (taxi-out, cất cánh đúng giờ/trễ); (5) theo dõi trong khi bay (Flight Watch — giám sát tổng quan và cảnh báo NOTAM/thời tiết ảnh hưởng phần đường bay còn lại); (6) sau chuyến bay và bàn giao ca trực (tổng hợp tình hình, lập báo cáo và bàn giao ca, không phát sinh thao tác nghiệp vụ riêng). Mỗi Phase gồm ba lớp: giao diện hệ thống, các trường thông tin và logic kiểm tra cảnh báo.</w:t>
             </w:r>
           </w:p>
         </w:tc>
@@ -11647,20 +9342,7 @@
               <w:pStyle w:val="Compact"/>
             </w:pPr>
             <w:r>
-              <w:t xml:space="preserve">Hệ thống phải hỗ trợ chức năng tự sửa thông số OFP (Flight Level theo các giai đoạn Climb / Cruise / Descend, dầu mỡ, giờ, Brady, ADC) trước khi đẩy lên MO Plus. Hai phương án cho điều phái viên lựa chọn: (PA1) TOSS cung cấp form sửa và tự đồng bộ sửa cả TXT và email gốc rồi đẩy lên MO Plus; (PA2) TOSS chỉ ra rõ trường cần sửa và giá trị cần sửa, điều phái viên download file gốc, sửa tay rồi upload lại lên TOSS và TOSS đẩy lên MO Plus. Các trường gần như cố định (số hiệu tàu bay, đường bay) không cần sửa. Đầu ra phải đúng format để MO Plus bốc tách</w:t>
-            </w:r>
-            <w:r>
-              <w:t xml:space="preserve"> </w:t>
-            </w:r>
-            <w:r>
-              <w:rPr>
-                <w:i/>
-                <w:iCs/>
-              </w:rPr>
-              <w:t xml:space="preserve">(xem OID: KS-23, SME-25 — ICON, SME-28 — Brady/ADC)</w:t>
-            </w:r>
-            <w:r>
-              <w:t xml:space="preserve">.</w:t>
+              <w:t xml:space="preserve">Hệ thống phải hỗ trợ chức năng tự sửa thông số OFP (Flight Level theo các giai đoạn Climb / Cruise / Descend, dầu mỡ, giờ, Brady, ADC) trước khi đẩy lên MO Plus. Hai phương án cho điều phái viên lựa chọn: (PA1) TOSS cung cấp form sửa và tự đồng bộ sửa cả TXT và email gốc rồi đẩy lên MO Plus; (PA2) TOSS chỉ ra rõ trường cần sửa và giá trị cần sửa, điều phái viên download file gốc, sửa tay rồi upload lại lên TOSS và TOSS đẩy lên MO Plus. Các trường gần như cố định (số hiệu tàu bay, đường bay) không cần sửa. Đầu ra phải đúng format để MO Plus bốc tách.</w:t>
             </w:r>
           </w:p>
         </w:tc>
@@ -11717,20 +9399,7 @@
               <w:pStyle w:val="Compact"/>
             </w:pPr>
             <w:r>
-              <w:t xml:space="preserve">Hệ thống phải cung cấp chức năng backup khi Lido lỗi: (1) cho phép download file raw gốc ba định dạng (PDF, TXT, HTML) của chuyến trước hoặc chuyến tương tự làm template — adapter đã lưu file raw; (2) cho phép điều phái viên sửa tay theo phương án đã chọn tại BR-173 rồi upload lại lên TOSS; (3) TOSS đẩy đầy đủ ba định dạng lên MO Plus, đúng luật bốc tách</w:t>
-            </w:r>
-            <w:r>
-              <w:t xml:space="preserve"> </w:t>
-            </w:r>
-            <w:r>
-              <w:rPr>
-                <w:i/>
-                <w:iCs/>
-              </w:rPr>
-              <w:t xml:space="preserve">(xem OID: KS-22)</w:t>
-            </w:r>
-            <w:r>
-              <w:t xml:space="preserve">.</w:t>
+              <w:t xml:space="preserve">Hệ thống phải cung cấp chức năng backup khi Lido lỗi: (1) cho phép download file raw gốc ba định dạng (PDF, TXT, HTML) của chuyến trước hoặc chuyến tương tự làm template — adapter đã lưu file raw; (2) cho phép điều phái viên sửa tay theo phương án đã chọn tại BR-173 rồi upload lại lên TOSS; (3) TOSS đẩy đầy đủ ba định dạng lên MO Plus, đúng luật bốc tách.</w:t>
             </w:r>
           </w:p>
         </w:tc>
@@ -11883,8 +9552,8 @@
         </w:tc>
       </w:tr>
     </w:tbl>
-    <w:bookmarkEnd w:id="79"/>
-    <w:bookmarkStart w:id="80" w:name="Xf2161c91b29cd2eda5cadd9fc22eeff8a5e82a8"/>
+    <w:bookmarkEnd w:id="73"/>
+    <w:bookmarkStart w:id="74" w:name="Xf2161c91b29cd2eda5cadd9fc22eeff8a5e82a8"/>
     <w:p>
       <w:pPr>
         <w:pStyle w:val="Heading3"/>
@@ -12168,72 +9837,6 @@
             <w:r>
               <w:t xml:space="preserve">Hệ thống phải sinh cảnh báo thay đổi lịch bay khi: thay đổi giờ bay vượt ngưỡng ±15 phút (theo OSP), áp dụng cho cả hai chiều sớm hơn và muộn hơn; thay đổi loại tàu (aircraft type); thay đổi tàu bay cụ thể (tail number); phát sinh chuyến ferry (chuyến không thương mại, chỉ điều chuyển tàu bay); chuyển sang VIP (highlight do thay đổi cấp độ phục vụ và yêu cầu tài liệu khác). Trường hợp chuyển từ VIP về thường (downgrade) chỉ ghi nhận mà không cần cảnh báo đặc biệt.</w:t>
             </w:r>
-            <w:r>
-              <w:t xml:space="preserve"> </w:t>
-            </w:r>
-            <w:r>
-              <w:rPr>
-                <w:i/>
-                <w:iCs/>
-              </w:rPr>
-              <w:t xml:space="preserve">(Đính chính 12/06:</w:t>
-            </w:r>
-            <w:r>
-              <w:rPr>
-                <w:i/>
-                <w:iCs/>
-              </w:rPr>
-              <w:t xml:space="preserve"> </w:t>
-            </w:r>
-            <w:r>
-              <w:rPr>
-                <w:i/>
-                <w:iCs/>
-              </w:rPr>
-              <w:t xml:space="preserve">“chuyến Lotang”</w:t>
-            </w:r>
-            <w:r>
-              <w:rPr>
-                <w:i/>
-                <w:iCs/>
-              </w:rPr>
-              <w:t xml:space="preserve"> </w:t>
-            </w:r>
-            <w:r>
-              <w:rPr>
-                <w:i/>
-                <w:iCs/>
-              </w:rPr>
-              <w:t xml:space="preserve">trong khảo sát 11/06 là lỗi ASR của NOTAM → cảnh báo</w:t>
-            </w:r>
-            <w:r>
-              <w:rPr>
-                <w:i/>
-                <w:iCs/>
-              </w:rPr>
-              <w:t xml:space="preserve"> </w:t>
-            </w:r>
-            <w:r>
-              <w:rPr>
-                <w:i/>
-                <w:iCs/>
-              </w:rPr>
-              <w:t xml:space="preserve">“NOTAM mới phát sinh”</w:t>
-            </w:r>
-            <w:r>
-              <w:rPr>
-                <w:i/>
-                <w:iCs/>
-              </w:rPr>
-              <w:t xml:space="preserve"> </w:t>
-            </w:r>
-            <w:r>
-              <w:rPr>
-                <w:i/>
-                <w:iCs/>
-              </w:rPr>
-              <w:t xml:space="preserve">thuộc BR-118, không phải loại chuyến.)</w:t>
-            </w:r>
           </w:p>
         </w:tc>
         <w:tc>
@@ -12370,20 +9973,7 @@
               <w:t xml:space="preserve"> </w:t>
             </w:r>
             <w:r>
-              <w:t xml:space="preserve">cho từng chuyến bay</w:t>
-            </w:r>
-            <w:r>
-              <w:t xml:space="preserve"> </w:t>
-            </w:r>
-            <w:r>
-              <w:rPr>
-                <w:i/>
-                <w:iCs/>
-              </w:rPr>
-              <w:t xml:space="preserve">(xem OID: KS-29)</w:t>
-            </w:r>
-            <w:r>
-              <w:t xml:space="preserve">.</w:t>
+              <w:t xml:space="preserve">cho từng chuyến bay.</w:t>
             </w:r>
           </w:p>
         </w:tc>
@@ -12707,8 +10297,8 @@
         </w:tc>
       </w:tr>
     </w:tbl>
-    <w:bookmarkEnd w:id="80"/>
-    <w:bookmarkStart w:id="81" w:name="X8816267c4df55401b0f9d882de32e4cab1344a3"/>
+    <w:bookmarkEnd w:id="74"/>
+    <w:bookmarkStart w:id="75" w:name="X8816267c4df55401b0f9d882de32e4cab1344a3"/>
     <w:p>
       <w:pPr>
         <w:pStyle w:val="Heading3"/>
@@ -12810,20 +10400,7 @@
               <w:pStyle w:val="Compact"/>
             </w:pPr>
             <w:r>
-              <w:t xml:space="preserve">Hệ thống phải sinh cảnh báo lệch tải giữa OFP và số liệu thực tế do bộ phận tải/cân bằng (CLC — Control Load Center) nhập, so sánh các trường trọng lượng và tải chính (ZFW — Zero Fuel Weight, Payload, Take-off Weight gồm cả dầu, dầu extra và dầu riêng). Ngưỡng cảnh báo cấu hình theo ma trận đa chiều: loại tàu bay × khoảng giờ bay (dưới 3 giờ / từ 3 đến 6 giờ / trên 6 giờ) × ngưỡng trên/dưới không đối xứng (ví dụ cho phép thiếu hơn 1,5 tấn nhưng chỉ cho phép cao hơn 1 tấn). TOSS luôn lấy số liệu CLC nhập cuối cùng đối chiếu với OFP cuối cùng và lưu lịch sử các lần nhập của CLC</w:t>
-            </w:r>
-            <w:r>
-              <w:t xml:space="preserve"> </w:t>
-            </w:r>
-            <w:r>
-              <w:rPr>
-                <w:i/>
-                <w:iCs/>
-              </w:rPr>
-              <w:t xml:space="preserve">(xem OID: KS-14 — bảng ngưỡng chi tiết, SME-40 — chuẩn hóa thuật ngữ take-off weight và trọng lượng ướt)</w:t>
-            </w:r>
-            <w:r>
-              <w:t xml:space="preserve">.</w:t>
+              <w:t xml:space="preserve">Hệ thống phải sinh cảnh báo lệch tải giữa OFP và số liệu thực tế do bộ phận tải/cân bằng (CLC — Control Load Center) nhập, so sánh các trường trọng lượng và tải chính (ZFW — Zero Fuel Weight, Payload, Take-off Weight gồm cả dầu, dầu extra và dầu riêng). Ngưỡng cảnh báo cấu hình theo ma trận đa chiều: loại tàu bay × khoảng giờ bay (dưới 3 giờ / từ 3 đến 6 giờ / trên 6 giờ) × ngưỡng trên/dưới không đối xứng (ví dụ cho phép thiếu hơn 1,5 tấn nhưng chỉ cho phép cao hơn 1 tấn). TOSS luôn lấy số liệu CLC nhập cuối cùng đối chiếu với OFP cuối cùng và lưu lịch sử các lần nhập của CLC.</w:t>
             </w:r>
           </w:p>
         </w:tc>
@@ -12880,20 +10457,7 @@
               <w:pStyle w:val="Compact"/>
             </w:pPr>
             <w:r>
-              <w:t xml:space="preserve">Hệ thống phải sinh cảnh báo phát sinh NAIL và CDL (Configuration Deviation List) ảnh hưởng tới chuyến bay đang được lên kế hoạch khai thác, dựa trên khoảng hiệu lực (active period) của NAIL/CDL: chỉ cảnh báo cho chuyến nằm trong khoảng hiệu lực và chưa cất cánh; không cảnh báo cho chuyến đã cất cánh trước khi NAIL được raise hoặc chuyến nằm ngoài khoảng hiệu lực (kể cả khi NAIL kéo dài sang ngày khác). Khi NAIL ảnh hưởng quay tàu, hệ thống hỗ trợ điều phái viên chuyển kế hoạch khai thác giữa các tàu bay; nguồn dữ liệu NAIL tích hợp từ AMOS</w:t>
-            </w:r>
-            <w:r>
-              <w:t xml:space="preserve"> </w:t>
-            </w:r>
-            <w:r>
-              <w:rPr>
-                <w:i/>
-                <w:iCs/>
-              </w:rPr>
-              <w:t xml:space="preserve">(xem OID: SME-13 — viết tắt NAIL, KS-12 — mô hình master/sub-NAIL, KS-13 — ranh giới Lido↔TOSS với NAIL)</w:t>
-            </w:r>
-            <w:r>
-              <w:t xml:space="preserve">.</w:t>
+              <w:t xml:space="preserve">Hệ thống phải sinh cảnh báo phát sinh NAIL và CDL (Configuration Deviation List) ảnh hưởng tới chuyến bay đang được lên kế hoạch khai thác, dựa trên khoảng hiệu lực (active period) của NAIL/CDL: chỉ cảnh báo cho chuyến nằm trong khoảng hiệu lực và chưa cất cánh; không cảnh báo cho chuyến đã cất cánh trước khi NAIL được raise hoặc chuyến nằm ngoài khoảng hiệu lực (kể cả khi NAIL kéo dài sang ngày khác). Khi NAIL ảnh hưởng quay tàu, hệ thống hỗ trợ điều phái viên chuyển kế hoạch khai thác giữa các tàu bay; nguồn dữ liệu NAIL tích hợp từ AMOS.</w:t>
             </w:r>
           </w:p>
         </w:tc>
@@ -12950,20 +10514,7 @@
               <w:pStyle w:val="Compact"/>
             </w:pPr>
             <w:r>
-              <w:t xml:space="preserve">Hệ thống phải đối chiếu chứng chỉ tổ bay được phân với điều kiện đặc biệt của sân bay khai thác (sân bay địa hình hoặc điều kiện đặc thù như Điện Biên, Đồng Hới); sinh cảnh báo khi tổ bay không đủ điều kiện chứng chỉ để khai thác sân bay được phân, để điều phái viên đề nghị đổi tổ. Danh mục sân bay đặc biệt đầy đủ thuộc PH4 BR-419</w:t>
-            </w:r>
-            <w:r>
-              <w:t xml:space="preserve"> </w:t>
-            </w:r>
-            <w:r>
-              <w:rPr>
-                <w:i/>
-                <w:iCs/>
-              </w:rPr>
-              <w:t xml:space="preserve">(xem OID: SME-18)</w:t>
-            </w:r>
-            <w:r>
-              <w:t xml:space="preserve">.</w:t>
+              <w:t xml:space="preserve">Hệ thống phải đối chiếu chứng chỉ tổ bay được phân với điều kiện đặc biệt của sân bay khai thác (sân bay địa hình hoặc điều kiện đặc thù như Điện Biên, Đồng Hới); sinh cảnh báo khi tổ bay không đủ điều kiện chứng chỉ để khai thác sân bay được phân, để điều phái viên đề nghị đổi tổ. Danh mục sân bay đặc biệt đầy đủ thuộc PH4 BR-419.</w:t>
             </w:r>
           </w:p>
         </w:tc>
@@ -13020,20 +10571,7 @@
               <w:pStyle w:val="Compact"/>
             </w:pPr>
             <w:r>
-              <w:t xml:space="preserve">Hệ thống phải sinh cảnh báo đổi tổ bay (kèm tên tổ bay mới) cho điều phái viên khi chuyến bay được phân tổ bay khác so với phân ban đầu. Lido đóng vai trò TIC nên khi điều phái viên vào Lido đã có tổ bay mới, điều phái viên chỉ thao tác lại mà không phải đẩy tổ bay vào Lido. Phân loại đối tượng nhận cảnh báo phân tổ bay ban đầu (điều phái viên hay trực ban trưởng) sẽ chốt sau khi liệt kê đầy đủ</w:t>
-            </w:r>
-            <w:r>
-              <w:t xml:space="preserve"> </w:t>
-            </w:r>
-            <w:r>
-              <w:rPr>
-                <w:i/>
-                <w:iCs/>
-              </w:rPr>
-              <w:t xml:space="preserve">(xem OID: SME-17)</w:t>
-            </w:r>
-            <w:r>
-              <w:t xml:space="preserve">.</w:t>
+              <w:t xml:space="preserve">Hệ thống phải sinh cảnh báo đổi tổ bay (kèm tên tổ bay mới) cho điều phái viên khi chuyến bay được phân tổ bay khác so với phân ban đầu. Lido đóng vai trò TIC nên khi điều phái viên vào Lido đã có tổ bay mới, điều phái viên chỉ thao tác lại mà không phải đẩy tổ bay vào Lido. Phân loại đối tượng nhận cảnh báo phân tổ bay ban đầu (điều phái viên hay trực ban trưởng) sẽ chốt sau khi liệt kê đầy đủ.</w:t>
             </w:r>
           </w:p>
         </w:tc>
@@ -13090,20 +10628,7 @@
               <w:pStyle w:val="Compact"/>
             </w:pPr>
             <w:r>
-              <w:t xml:space="preserve">Hệ thống phải sinh cảnh báo PAX time và lịch PAX (số lượng và lịch hành khách) dựa trên số liệu có sẵn trên OFP và Lido; KHÔNG sinh cảnh báo APU time do OFP của Lido và thông báo điện tử tổ bay (phone) đều không cung cấp dữ liệu APU. Ngưỡng phút trước STD và các trường hợp cụ thể (ví dụ có thay phó, nhập Lido sai sót) sẽ chốt sau</w:t>
-            </w:r>
-            <w:r>
-              <w:t xml:space="preserve"> </w:t>
-            </w:r>
-            <w:r>
-              <w:rPr>
-                <w:i/>
-                <w:iCs/>
-              </w:rPr>
-              <w:t xml:space="preserve">(xem OID: KS-18)</w:t>
-            </w:r>
-            <w:r>
-              <w:t xml:space="preserve">.</w:t>
+              <w:t xml:space="preserve">Hệ thống phải sinh cảnh báo PAX time và lịch PAX (số lượng và lịch hành khách) dựa trên số liệu có sẵn trên OFP và Lido; KHÔNG sinh cảnh báo APU time do OFP của Lido và thông báo điện tử tổ bay (phone) đều không cung cấp dữ liệu APU. Ngưỡng phút trước STD và các trường hợp cụ thể (ví dụ có thay phó, nhập Lido sai sót) sẽ chốt sau.</w:t>
             </w:r>
           </w:p>
         </w:tc>
@@ -13172,20 +10697,7 @@
               <w:t xml:space="preserve"> </w:t>
             </w:r>
             <w:r>
-              <w:t xml:space="preserve">dựa trên mã loại chuyến (Flight Type Code) — nhận diện chuyến không thường lệ qua các mã do VNA quy định (ví dụ O, Z, G, H, A, P, V); cảnh báo chỉ áp dụng ở giai đoạn trước Captain’s Release. Lý do nghiệp vụ then chốt: STS/HEAD là căn cứ để hãng claim miễn trừ phí khí thải theo cơ chế CORSIA / EU ETS; nếu OFP không có STS/HEAD thì hãng có nguy cơ mất quyền miễn trừ</w:t>
-            </w:r>
-            <w:r>
-              <w:t xml:space="preserve"> </w:t>
-            </w:r>
-            <w:r>
-              <w:rPr>
-                <w:i/>
-                <w:iCs/>
-              </w:rPr>
-              <w:t xml:space="preserve">(xem OID: SME-19 — danh mục Flight Type Code đầy đủ, SME-20 — cơ chế claim phí khí thải)</w:t>
-            </w:r>
-            <w:r>
-              <w:t xml:space="preserve">.</w:t>
+              <w:t xml:space="preserve">dựa trên mã loại chuyến (Flight Type Code) — nhận diện chuyến không thường lệ qua các mã do VNA quy định (ví dụ O, Z, G, H, A, P, V); cảnh báo chỉ áp dụng ở giai đoạn trước Captain’s Release. Lý do nghiệp vụ then chốt: STS/HEAD là căn cứ để hãng claim miễn trừ phí khí thải theo cơ chế CORSIA / EU ETS; nếu OFP không có STS/HEAD thì hãng có nguy cơ mất quyền miễn trừ.</w:t>
             </w:r>
           </w:p>
         </w:tc>
@@ -13362,8 +10874,8 @@
         </w:tc>
       </w:tr>
     </w:tbl>
-    <w:bookmarkEnd w:id="81"/>
-    <w:bookmarkStart w:id="82" w:name="Xace414a773e7999d4593a490459d26e6d09ae72"/>
+    <w:bookmarkEnd w:id="75"/>
+    <w:bookmarkStart w:id="76" w:name="Xace414a773e7999d4593a490459d26e6d09ae72"/>
     <w:p>
       <w:pPr>
         <w:pStyle w:val="Heading3"/>
@@ -13477,20 +10989,7 @@
               <w:pStyle w:val="Compact"/>
             </w:pPr>
             <w:r>
-              <w:t xml:space="preserve">Hệ thống phải cung cấp màn hình Monitoring tổng quan (overview) cho điều phái viên mở suốt ca trực, hiển thị trạng thái thực tế của các chuyến bay (đang taxi-out, đã cất cánh, đang bay, taxi-in, đã hạ cánh), giờ thực tế đi/đến so với giờ kế hoạch (sớm/trễ bao nhiêu phút) và ETA; cập nhật real-time qua webhook hoặc cơ chế tương đương (Server-Sent Events…); chỉ refresh phần dữ liệu có thay đổi, không reload toàn trang; phân nhóm chuyến tối thiểu 3 nhóm (chưa cất cánh / đang bay / đã hạ cánh); cảnh báo bằng màu sắc kết hợp hiệu ứng nhấp nháy với quy tắc raise và clear gắn với mốc ACARS riêng cho mỗi loại cảnh báo</w:t>
-            </w:r>
-            <w:r>
-              <w:t xml:space="preserve"> </w:t>
-            </w:r>
-            <w:r>
-              <w:rPr>
-                <w:i/>
-                <w:iCs/>
-              </w:rPr>
-              <w:t xml:space="preserve">(xem OID: KS-25 — cơ chế refresh, KS-26 — Phase Trigger mapping)</w:t>
-            </w:r>
-            <w:r>
-              <w:t xml:space="preserve">.</w:t>
+              <w:t xml:space="preserve">Hệ thống phải cung cấp màn hình Monitoring tổng quan (overview) cho điều phái viên mở suốt ca trực, hiển thị trạng thái thực tế của các chuyến bay (đang taxi-out, đã cất cánh, đang bay, taxi-in, đã hạ cánh), giờ thực tế đi/đến so với giờ kế hoạch (sớm/trễ bao nhiêu phút) và ETA; cập nhật real-time qua webhook hoặc cơ chế tương đương (Server-Sent Events…); chỉ refresh phần dữ liệu có thay đổi, không reload toàn trang; phân nhóm chuyến tối thiểu 3 nhóm (chưa cất cánh / đang bay / đã hạ cánh); cảnh báo bằng màu sắc kết hợp hiệu ứng nhấp nháy với quy tắc raise và clear gắn với mốc ACARS riêng cho mỗi loại cảnh báo.</w:t>
             </w:r>
           </w:p>
         </w:tc>
@@ -13547,20 +11046,7 @@
               <w:pStyle w:val="Compact"/>
             </w:pPr>
             <w:r>
-              <w:t xml:space="preserve">Hệ thống phải lấy nguồn dữ liệu mốc thời gian thực tế của chuyến bay (giờ thực tế đi, đến) trực tiếp từ ACARS (đọc message ACARS, bóc tách OOOI — Out/Off/On/In events), không đi qua Mission Watch. Hệ thống Mission Watch hiện hành cũng tích hợp ACARS nhưng TOSS lấy thẳng từ nguồn để giảm độ trễ</w:t>
-            </w:r>
-            <w:r>
-              <w:t xml:space="preserve"> </w:t>
-            </w:r>
-            <w:r>
-              <w:rPr>
-                <w:i/>
-                <w:iCs/>
-              </w:rPr>
-              <w:t xml:space="preserve">(xem OID: SME-22)</w:t>
-            </w:r>
-            <w:r>
-              <w:t xml:space="preserve">.</w:t>
+              <w:t xml:space="preserve">Hệ thống phải lấy nguồn dữ liệu mốc thời gian thực tế của chuyến bay (giờ thực tế đi, đến) trực tiếp từ ACARS (đọc message ACARS, bóc tách OOOI — Out/Off/On/In events), không đi qua Mission Watch. Hệ thống Mission Watch hiện hành cũng tích hợp ACARS nhưng TOSS lấy thẳng từ nguồn để giảm độ trễ.</w:t>
             </w:r>
           </w:p>
         </w:tc>
@@ -13788,41 +11274,7 @@
               <w:pStyle w:val="Compact"/>
             </w:pPr>
             <w:r>
-              <w:t xml:space="preserve">Màn Flight Detail phải gồm các tab phụ tối thiểu: (1) Cảnh báo (Warnings) — ghi nhận toàn bộ cảnh báo phát sinh từ đầu đến cuối chuyến, trạng thái đã xử lý hay chưa, thời gian phát sinh và thời gian kích cảnh báo (raise time); (2) Flight Release (gồm Dispatch Release và Pilot Release) — bên trong hiển thị toàn bộ phiên bản OFP đã phát hành kèm thông tin cơ bản như Block Fuel kế hoạch, Block Fuel trên OFP, Pilot Confirm, có lấy thêm tải hoặc dầu (extra) hay không và lý do; (3) Tàu bay (Aircraft) — hiện trạng tàu, MEL/CDL, lưu ý tàu quay đầu; (4) Tổ bay (Crew) — ghi đầy đủ luồng thay đổi tổ bay (ai được gán ban đầu, ai đổi và đổi lúc nào, cuối cùng tổ bay là ai). Mỗi tab hiển thị đầy đủ lịch sử từ đầu đến cuối chuyến</w:t>
-            </w:r>
-            <w:r>
-              <w:t xml:space="preserve"> </w:t>
-            </w:r>
-            <w:r>
-              <w:rPr>
-                <w:i/>
-                <w:iCs/>
-              </w:rPr>
-              <w:t xml:space="preserve">(xem OID: KS-54 — cảnh báo tổng quát tab Flight Release</w:t>
-            </w:r>
-            <w:r>
-              <w:rPr>
-                <w:i/>
-                <w:iCs/>
-              </w:rPr>
-              <w:t xml:space="preserve"> </w:t>
-            </w:r>
-            <w:r>
-              <w:rPr>
-                <w:i/>
-                <w:iCs/>
-              </w:rPr>
-              <w:t xml:space="preserve">“bên ngoài”</w:t>
-            </w:r>
-            <w:r>
-              <w:rPr>
-                <w:i/>
-                <w:iCs/>
-              </w:rPr>
-              <w:t xml:space="preserve">)</w:t>
-            </w:r>
-            <w:r>
-              <w:t xml:space="preserve">.</w:t>
+              <w:t xml:space="preserve">Màn Flight Detail phải gồm các tab phụ tối thiểu: (1) Cảnh báo (Warnings) — ghi nhận toàn bộ cảnh báo phát sinh từ đầu đến cuối chuyến, trạng thái đã xử lý hay chưa, thời gian phát sinh và thời gian kích cảnh báo (raise time); (2) Flight Release (gồm Dispatch Release và Pilot Release) — bên trong hiển thị toàn bộ phiên bản OFP đã phát hành kèm thông tin cơ bản như Block Fuel kế hoạch, Block Fuel trên OFP, Pilot Confirm, có lấy thêm tải hoặc dầu (extra) hay không và lý do; (3) Tàu bay (Aircraft) — hiện trạng tàu, MEL/CDL, lưu ý tàu quay đầu; (4) Tổ bay (Crew) — ghi đầy đủ luồng thay đổi tổ bay (ai được gán ban đầu, ai đổi và đổi lúc nào, cuối cùng tổ bay là ai). Mỗi tab hiển thị đầy đủ lịch sử từ đầu đến cuối chuyến.</w:t>
             </w:r>
           </w:p>
         </w:tc>
@@ -13936,16 +11388,6 @@
               <w:t xml:space="preserve">D</w:t>
             </w:r>
             <w:r>
-              <w:t xml:space="preserve"> </w:t>
-            </w:r>
-            <w:r>
-              <w:rPr>
-                <w:i/>
-                <w:iCs/>
-              </w:rPr>
-              <w:t xml:space="preserve">(xem OID: SME-34)</w:t>
-            </w:r>
-            <w:r>
               <w:t xml:space="preserve">.</w:t>
             </w:r>
           </w:p>
@@ -14261,20 +11703,7 @@
               <w:pStyle w:val="Compact"/>
             </w:pPr>
             <w:r>
-              <w:t xml:space="preserve">Hệ thống phải phân quyền hai lớp cho màn Giám sát: phân quyền chức năng (ai dùng chức năng gì) và phân quyền dữ liệu (scope theo carrier / khu vực / role); hỗ trợ một user có nhiều role và switch view sang role khác; super admin xem được toàn bộ; có sub-admin để phân chia phạm vi theo nhiệm vụ (điều phái viên có thể rotate vị trí trong ca trực)</w:t>
-            </w:r>
-            <w:r>
-              <w:t xml:space="preserve"> </w:t>
-            </w:r>
-            <w:r>
-              <w:rPr>
-                <w:i/>
-                <w:iCs/>
-              </w:rPr>
-              <w:t xml:space="preserve">(xem OID: SME-36 — mã khu vực điều phái)</w:t>
-            </w:r>
-            <w:r>
-              <w:t xml:space="preserve">.</w:t>
+              <w:t xml:space="preserve">Hệ thống phải phân quyền hai lớp cho màn Giám sát: phân quyền chức năng (ai dùng chức năng gì) và phân quyền dữ liệu (scope theo carrier / khu vực / role); hỗ trợ một user có nhiều role và switch view sang role khác; super admin xem được toàn bộ; có sub-admin để phân chia phạm vi theo nhiệm vụ (điều phái viên có thể rotate vị trí trong ca trực).</w:t>
             </w:r>
             <w:r>
               <w:t xml:space="preserve"> </w:t>
@@ -14440,20 +11869,7 @@
               <w:t xml:space="preserve"> </w:t>
             </w:r>
             <w:r>
-              <w:t xml:space="preserve">cho nhóm VNA và VNB (VNA893 → A893, VNB… → B…); các nhóm khác (XU…) giữ nguyên đầy đủ</w:t>
-            </w:r>
-            <w:r>
-              <w:t xml:space="preserve"> </w:t>
-            </w:r>
-            <w:r>
-              <w:rPr>
-                <w:i/>
-                <w:iCs/>
-              </w:rPr>
-              <w:t xml:space="preserve">(xem OID: KS-35 — chính sách hiển thị Registration)</w:t>
-            </w:r>
-            <w:r>
-              <w:t xml:space="preserve">.</w:t>
+              <w:t xml:space="preserve">cho nhóm VNA và VNB (VNA893 → A893, VNB… → B…); các nhóm khác (XU…) giữ nguyên đầy đủ.</w:t>
             </w:r>
           </w:p>
         </w:tc>
@@ -14534,20 +11950,7 @@
               <w:t xml:space="preserve"> </w:t>
             </w:r>
             <w:r>
-              <w:t xml:space="preserve">tại BR-140</w:t>
-            </w:r>
-            <w:r>
-              <w:t xml:space="preserve"> </w:t>
-            </w:r>
-            <w:r>
-              <w:rPr>
-                <w:i/>
-                <w:iCs/>
-              </w:rPr>
-              <w:t xml:space="preserve">(xem OID: KS-37)</w:t>
-            </w:r>
-            <w:r>
-              <w:t xml:space="preserve">.</w:t>
+              <w:t xml:space="preserve">tại BR-140.</w:t>
             </w:r>
           </w:p>
         </w:tc>
@@ -14694,42 +12097,7 @@
               <w:t xml:space="preserve"> </w:t>
             </w:r>
             <w:r>
-              <w:t xml:space="preserve">(chỉ đổi ETD) thì cảnh báo nằm ở cột ETD, không phải Flight Number. Trạng thái đỏ cột Flight Number được clear khi chuyến đã IN hoặc ARR (xem BR-147)</w:t>
-            </w:r>
-            <w:r>
-              <w:t xml:space="preserve"> </w:t>
-            </w:r>
-            <w:r>
-              <w:rPr>
-                <w:i/>
-                <w:iCs/>
-              </w:rPr>
-              <w:t xml:space="preserve">(xem OID: KS-36 — hành vi Lido khi chuyến mất</w:t>
-            </w:r>
-            <w:r>
-              <w:rPr>
-                <w:i/>
-                <w:iCs/>
-              </w:rPr>
-              <w:t xml:space="preserve"> </w:t>
-            </w:r>
-            <w:r>
-              <w:rPr>
-                <w:rStyle w:val="VerbatimChar"/>
-                <w:i/>
-                <w:iCs/>
-              </w:rPr>
-              <w:t xml:space="preserve">D</w:t>
-            </w:r>
-            <w:r>
-              <w:rPr>
-                <w:i/>
-                <w:iCs/>
-              </w:rPr>
-              <w:t xml:space="preserve">)</w:t>
-            </w:r>
-            <w:r>
-              <w:t xml:space="preserve">.</w:t>
+              <w:t xml:space="preserve">(chỉ đổi ETD) thì cảnh báo nằm ở cột ETD, không phải Flight Number. Trạng thái đỏ cột Flight Number được clear khi chuyến đã IN hoặc ARR (xem BR-147).</w:t>
             </w:r>
           </w:p>
         </w:tc>
@@ -14798,20 +12166,7 @@
               <w:t xml:space="preserve"> </w:t>
             </w:r>
             <w:r>
-              <w:t xml:space="preserve">(ví dụ thời tiết) theo từng cột — chưa chốt đồng nhất</w:t>
-            </w:r>
-            <w:r>
-              <w:t xml:space="preserve"> </w:t>
-            </w:r>
-            <w:r>
-              <w:rPr>
-                <w:i/>
-                <w:iCs/>
-              </w:rPr>
-              <w:t xml:space="preserve">(xem OID: KS-38)</w:t>
-            </w:r>
-            <w:r>
-              <w:t xml:space="preserve">.</w:t>
+              <w:t xml:space="preserve">(ví dụ thời tiết) theo từng cột — chưa chốt đồng nhất.</w:t>
             </w:r>
           </w:p>
         </w:tc>
@@ -14944,16 +12299,6 @@
             </w:r>
             <w:r>
               <w:t xml:space="preserve">“vào gate chậm”</w:t>
-            </w:r>
-            <w:r>
-              <w:t xml:space="preserve"> </w:t>
-            </w:r>
-            <w:r>
-              <w:rPr>
-                <w:i/>
-                <w:iCs/>
-              </w:rPr>
-              <w:t xml:space="preserve">(xem OID: KS-33, KS-34)</w:t>
             </w:r>
             <w:r>
               <w:t xml:space="preserve">.</w:t>
@@ -15088,8 +12433,8 @@
         </w:tc>
       </w:tr>
     </w:tbl>
-    <w:bookmarkEnd w:id="82"/>
-    <w:bookmarkStart w:id="83" w:name="tích-hợp-acars-và-a-cdm"/>
+    <w:bookmarkEnd w:id="76"/>
+    <w:bookmarkStart w:id="77" w:name="tích-hợp-acars-và-a-cdm"/>
     <w:p>
       <w:pPr>
         <w:pStyle w:val="Heading3"/>
@@ -15264,20 +12609,7 @@
               <w:t xml:space="preserve"> </w:t>
             </w:r>
             <w:r>
-              <w:t xml:space="preserve">do PH5 (BR-528) tích hợp từ hệ thống A-CDM sân bay (chuỗi từ khi tàu bay Landing → In-block → Startup Approved → Push back → Take-off), cập nhật liên tục khi có thay đổi về ước tính tiếp cận hoặc hạ cánh. Tích hợp theo từng giai đoạn, ưu tiên phủ HAN và TSN trước. Các sân bay ngoài phạm vi A-CDM sẽ dùng nguồn thay thế là Amadeus hoặc Flight Status. Hệ thống phải xử lý hiệu ứng dây chuyền: khi chuyến trước bị trễ, tất cả các mốc thời gian của chuyến sau bị dịch lùi theo cộng dồn. Phạm vi sân bay tích hợp A-CDM đợt đầu</w:t>
-            </w:r>
-            <w:r>
-              <w:t xml:space="preserve"> </w:t>
-            </w:r>
-            <w:r>
-              <w:rPr>
-                <w:i/>
-                <w:iCs/>
-              </w:rPr>
-              <w:t xml:space="preserve">(xem OID: KS-39)</w:t>
-            </w:r>
-            <w:r>
-              <w:t xml:space="preserve">.</w:t>
+              <w:t xml:space="preserve">do PH5 (BR-528) tích hợp từ hệ thống A-CDM sân bay (chuỗi từ khi tàu bay Landing → In-block → Startup Approved → Push back → Take-off), cập nhật liên tục khi có thay đổi về ước tính tiếp cận hoặc hạ cánh. Tích hợp theo từng giai đoạn, ưu tiên phủ HAN và TSN trước. Các sân bay ngoài phạm vi A-CDM sẽ dùng nguồn thay thế là Amadeus hoặc Flight Status. Hệ thống phải xử lý hiệu ứng dây chuyền: khi chuyến trước bị trễ, tất cả các mốc thời gian của chuyến sau bị dịch lùi theo cộng dồn. Phạm vi sân bay tích hợp A-CDM đợt đầu.</w:t>
             </w:r>
           </w:p>
         </w:tc>
@@ -15334,20 +12666,7 @@
               <w:pStyle w:val="Compact"/>
             </w:pPr>
             <w:r>
-              <w:t xml:space="preserve">Hệ thống phải lấy parking stand từ API của VIAGS, với A-CDM là nguồn ưu tiên. Khi dữ liệu A-CDM chưa có, hệ thống dùng nguồn dự phòng thay thế. Tên nguồn dự phòng cần làm rõ</w:t>
-            </w:r>
-            <w:r>
-              <w:t xml:space="preserve"> </w:t>
-            </w:r>
-            <w:r>
-              <w:rPr>
-                <w:i/>
-                <w:iCs/>
-              </w:rPr>
-              <w:t xml:space="preserve">(xem OID: KS-40)</w:t>
-            </w:r>
-            <w:r>
-              <w:t xml:space="preserve">.</w:t>
+              <w:t xml:space="preserve">Hệ thống phải lấy parking stand từ API của VIAGS, với A-CDM là nguồn ưu tiên. Khi dữ liệu A-CDM chưa có, hệ thống dùng nguồn dự phòng thay thế. Tên nguồn dự phòng cần làm rõ.</w:t>
             </w:r>
           </w:p>
         </w:tc>
@@ -15461,20 +12780,7 @@
               <w:pStyle w:val="Compact"/>
             </w:pPr>
             <w:r>
-              <w:t xml:space="preserve">Hệ thống phải xây dựng quy tắc gắn cảnh báo với mốc ACARS riêng cho mỗi loại cảnh báo (Phase Trigger): ví dụ cảnh báo loại A đến mốc OFF (Off-blocks) thì tắt, cảnh báo loại B đến mốc ON (On-blocks) thì tắt, cảnh báo loại C đến mốc IN thì tắt. Mỗi cảnh báo có quy tắc raise và clear rõ ràng</w:t>
-            </w:r>
-            <w:r>
-              <w:t xml:space="preserve"> </w:t>
-            </w:r>
-            <w:r>
-              <w:rPr>
-                <w:i/>
-                <w:iCs/>
-              </w:rPr>
-              <w:t xml:space="preserve">(xem OID: KS-26)</w:t>
-            </w:r>
-            <w:r>
-              <w:t xml:space="preserve">.</w:t>
+              <w:t xml:space="preserve">Hệ thống phải xây dựng quy tắc gắn cảnh báo với mốc ACARS riêng cho mỗi loại cảnh báo (Phase Trigger): ví dụ cảnh báo loại A đến mốc OFF (Off-blocks) thì tắt, cảnh báo loại B đến mốc ON (On-blocks) thì tắt, cảnh báo loại C đến mốc IN thì tắt. Mỗi cảnh báo có quy tắc raise và clear rõ ràng.</w:t>
             </w:r>
           </w:p>
         </w:tc>
@@ -15570,8 +12876,8 @@
         </w:tc>
       </w:tr>
     </w:tbl>
-    <w:bookmarkEnd w:id="83"/>
-    <w:bookmarkStart w:id="84" w:name="phân-quyền-tự-động-hóa-và-vận-hành"/>
+    <w:bookmarkEnd w:id="77"/>
+    <w:bookmarkStart w:id="78" w:name="phân-quyền-tự-động-hóa-và-vận-hành"/>
     <w:p>
       <w:pPr>
         <w:pStyle w:val="Heading3"/>
@@ -15754,20 +13060,7 @@
               <w:t xml:space="preserve">Dispatch_Auto</w:t>
             </w:r>
             <w:r>
-              <w:t xml:space="preserve">) hoặc tạo nhiều bot riêng biệt cho từng ca để hệ thống phân biệt được ca nào đã thực hiện thao tác. Tên đầy đủ và nghĩa của AOS</w:t>
-            </w:r>
-            <w:r>
-              <w:t xml:space="preserve"> </w:t>
-            </w:r>
-            <w:r>
-              <w:rPr>
-                <w:i/>
-                <w:iCs/>
-              </w:rPr>
-              <w:t xml:space="preserve">(xem OID: KS-43)</w:t>
-            </w:r>
-            <w:r>
-              <w:t xml:space="preserve">.</w:t>
+              <w:t xml:space="preserve">) hoặc tạo nhiều bot riêng biệt cho từng ca để hệ thống phân biệt được ca nào đã thực hiện thao tác. Tên đầy đủ và nghĩa của AOS.</w:t>
             </w:r>
           </w:p>
         </w:tc>
@@ -15824,20 +13117,7 @@
               <w:pStyle w:val="Compact"/>
             </w:pPr>
             <w:r>
-              <w:t xml:space="preserve">Hệ thống phải xác định cơ chế ghi nhận attribution cho từng phiên bản OFP khi bàn giao ca: khi ca trước upload OFP phiên bản gốc và ca sau lấy bản đó làm cơ sở, chỉnh sửa rồi upload thành phiên bản mới, hệ thống cần phản ánh đúng người làm bản gốc thay vì chỉ ghi tên ca sau. Cơ chế cụ thể cần làm rõ</w:t>
-            </w:r>
-            <w:r>
-              <w:t xml:space="preserve"> </w:t>
-            </w:r>
-            <w:r>
-              <w:rPr>
-                <w:i/>
-                <w:iCs/>
-              </w:rPr>
-              <w:t xml:space="preserve">(xem OID: KS-42)</w:t>
-            </w:r>
-            <w:r>
-              <w:t xml:space="preserve">.</w:t>
+              <w:t xml:space="preserve">Hệ thống phải xác định cơ chế ghi nhận attribution cho từng phiên bản OFP khi bàn giao ca: khi ca trước upload OFP phiên bản gốc và ca sau lấy bản đó làm cơ sở, chỉnh sửa rồi upload thành phiên bản mới, hệ thống cần phản ánh đúng người làm bản gốc thay vì chỉ ghi tên ca sau. Cơ chế cụ thể cần làm rõ.</w:t>
             </w:r>
           </w:p>
         </w:tc>
@@ -16063,50 +13343,16 @@
       </w:r>
     </w:p>
     <w:p>
-      <w:pPr>
-        <w:pStyle w:val="FirstParagraph"/>
-      </w:pPr>
-      <w:r>
-        <w:rPr>
-          <w:i/>
-          <w:iCs/>
-        </w:rPr>
-        <w:t xml:space="preserve">BRD-TOSS-PH1 v0.7 — 2026-06-17. Lịch sử version: xem</w:t>
-      </w:r>
-      <w:r>
-        <w:rPr>
-          <w:i/>
-          <w:iCs/>
-        </w:rPr>
-        <w:t xml:space="preserve"> </w:t>
-      </w:r>
-      <w:r>
-        <w:rPr>
-          <w:rStyle w:val="VerbatimChar"/>
-          <w:i/>
-          <w:iCs/>
-        </w:rPr>
-        <w:t xml:space="preserve">BA-VERSION-LOG</w:t>
-      </w:r>
-      <w:r>
-        <w:rPr>
-          <w:i/>
-          <w:iCs/>
-        </w:rPr>
-        <w:t xml:space="preserve">. Phân rã FUNC: PHAN-RA-BRD-PH1-thong-tin-dieu-hanh-chuyen-bay-v0.5.</w:t>
-      </w:r>
-    </w:p>
-    <w:p>
       <w:r>
         <w:pict>
           <v:rect style="width:0;height:1.5pt" o:hralign="center" o:hrstd="t" o:hr="t"/>
         </w:pict>
       </w:r>
     </w:p>
-    <w:bookmarkEnd w:id="84"/>
-    <w:bookmarkEnd w:id="85"/>
-    <w:bookmarkEnd w:id="86"/>
-    <w:bookmarkStart w:id="94" w:name="X36db0a24179e77fb43489efaab4da4dfe7cae96"/>
+    <w:bookmarkEnd w:id="78"/>
+    <w:bookmarkEnd w:id="79"/>
+    <w:bookmarkEnd w:id="80"/>
+    <w:bookmarkStart w:id="88" w:name="X36db0a24179e77fb43489efaab4da4dfe7cae96"/>
     <w:p>
       <w:pPr>
         <w:pStyle w:val="Heading1"/>
@@ -16124,92 +13370,16 @@
           <w:b/>
           <w:bCs/>
         </w:rPr>
-        <w:t xml:space="preserve">Tài liệu con của BRD-TOSS-001-khung-v0.10.</w:t>
+        <w:t xml:space="preserve">Phương pháp v0.6:</w:t>
       </w:r>
       <w:r>
         <w:t xml:space="preserve"> </w:t>
       </w:r>
       <w:r>
-        <w:t xml:space="preserve">Phân rã chi tiết §7.2 — Phân hệ 2 (Quản lý tài liệu chuyến bay).</w:t>
+        <w:t xml:space="preserve">kế thừa v0.5 và áp dụng các thay đổi theo VALIDATION Agent 3 (requirement-validator) ngày 2026-06-17: (1) hạ ưu tiên Must → Should cho BR-215 và BR-234 (mobile NOTOC có thể giao sau Phase 1); (2) bổ sung tham chiếu PH4 owner MEL master data vào BR-242/243/244; (3) bổ sung tham chiếu PH5 BR-542 (sandbox) vào BR-235; (4) bổ sung tham chiếu PH5 BR-513 (bot/tài khoản ca) vào BR-219/220; (5) xóa BR-256 placeholder. Mỗi BR truy về một dòng nguồn cụ thể, tuân thủ CLAUDE §0 (không suy diễn).</w:t>
       </w:r>
     </w:p>
-    <w:p>
-      <w:pPr>
-        <w:pStyle w:val="BlockText"/>
-      </w:pPr>
-      <w:r>
-        <w:rPr>
-          <w:b/>
-          <w:bCs/>
-        </w:rPr>
-        <w:t xml:space="preserve">Phương pháp v0.6:</w:t>
-      </w:r>
-      <w:r>
-        <w:t xml:space="preserve"> </w:t>
-      </w:r>
-      <w:r>
-        <w:t xml:space="preserve">kế thừa v0.5 và áp dụng các thay đổi theo VALIDATION Agent 3 (requirement-validator) ngày 2026-06-17: (1) hạ ưu tiên Must → Should cho BR-215 (OID KS-53 còn mở) và BR-234 (mobile NOTOC có thể giao sau Phase 1); (2) bổ sung tham chiếu PH4 owner MEL master data vào BR-242/243/244; (3) bổ sung tham chiếu PH5 BR-542 (sandbox) vào BR-235; (4) bổ sung tham chiếu PH5 BR-513 (bot/tài khoản ca) vào BR-219/220; (5) xóa BR-256 placeholder. Mỗi BR truy về một dòng nguồn cụ thể, tuân thủ CLAUDE §0 (không suy diễn).</w:t>
-      </w:r>
-    </w:p>
-    <w:p>
-      <w:pPr>
-        <w:pStyle w:val="BlockText"/>
-      </w:pPr>
-      <w:r>
-        <w:rPr>
-          <w:b/>
-          <w:bCs/>
-        </w:rPr>
-        <w:t xml:space="preserve">Quy ước quản lý điểm mở:</w:t>
-      </w:r>
-      <w:r>
-        <w:t xml:space="preserve"> </w:t>
-      </w:r>
-      <w:r>
-        <w:t xml:space="preserve">mọi câu hỏi / điểm còn chưa rõ trong nguồn được giữ nguyên ngữ cảnh và trỏ về</w:t>
-      </w:r>
-      <w:r>
-        <w:t xml:space="preserve"> </w:t>
-      </w:r>
-      <w:r>
-        <w:rPr>
-          <w:b/>
-          <w:bCs/>
-        </w:rPr>
-        <w:t xml:space="preserve">OID-TOSS-001</w:t>
-      </w:r>
-      <w:r>
-        <w:t xml:space="preserve"> </w:t>
-      </w:r>
-      <w:r>
-        <w:t xml:space="preserve">(</w:t>
-      </w:r>
-      <w:r>
-        <w:rPr>
-          <w:rStyle w:val="VerbatimChar"/>
-        </w:rPr>
-        <w:t xml:space="preserve">SO-THEO-DOI-DIEM-CHOT-v0.1</w:t>
-      </w:r>
-      <w:r>
-        <w:t xml:space="preserve">) dưới dạng</w:t>
-      </w:r>
-      <w:r>
-        <w:t xml:space="preserve"> </w:t>
-      </w:r>
-      <w:r>
-        <w:rPr>
-          <w:rStyle w:val="VerbatimChar"/>
-        </w:rPr>
-        <w:t xml:space="preserve">*(xem OID: &lt;mã&gt;)*</w:t>
-      </w:r>
-      <w:r>
-        <w:t xml:space="preserve"> </w:t>
-      </w:r>
-      <w:r>
-        <w:t xml:space="preserve">ở cuối BR liên quan. Tài liệu này không tự đóng cờ.</w:t>
-      </w:r>
-    </w:p>
-    <w:bookmarkStart w:id="87" w:name="phạm-vi-phân-hệ-2"/>
+    <w:bookmarkStart w:id="81" w:name="phạm-vi-phân-hệ-2"/>
     <w:p>
       <w:pPr>
         <w:pStyle w:val="Heading2"/>
@@ -16374,8 +13544,8 @@
         <w:t xml:space="preserve">— quản lý phần mềm/tính năng tàu bay, thư viện khai thác SkyOffice master, Service Order tự động từ email LIDO, quản lý công việc KTKTB.</w:t>
       </w:r>
     </w:p>
-    <w:bookmarkEnd w:id="87"/>
-    <w:bookmarkStart w:id="88" w:name="yêu-cầu-nghiệp-vụ-chi-tiết-phân-hệ-2"/>
+    <w:bookmarkEnd w:id="81"/>
+    <w:bookmarkStart w:id="82" w:name="yêu-cầu-nghiệp-vụ-chi-tiết-phân-hệ-2"/>
     <w:p>
       <w:pPr>
         <w:pStyle w:val="Heading2"/>
@@ -16953,16 +14123,6 @@
             <w:r>
               <w:t xml:space="preserve">cho phi công trên MO Plus. Phi công vẫn có thể mở xem OFP và tài liệu trên MO Plus nhưng không được thực hiện Confirm/Release khi chưa có Dispatch Release.</w:t>
             </w:r>
-            <w:r>
-              <w:t xml:space="preserve"> </w:t>
-            </w:r>
-            <w:r>
-              <w:rPr>
-                <w:i/>
-                <w:iCs/>
-              </w:rPr>
-              <w:t xml:space="preserve">(Giao diện trạng thái TOSS↔MO Plus, timing, payload và cơ chế fail-safe — xem OID: KS-08.)</w:t>
-            </w:r>
           </w:p>
         </w:tc>
         <w:tc>
@@ -17203,16 +14363,6 @@
             <w:r>
               <w:t xml:space="preserve">của phi công về 0 và yêu cầu phi công Confirm lại trên phiên bản mới. Cơ chế notification trên app MO Plus phải khớp để phi công nhận biết sự thay đổi.</w:t>
             </w:r>
-            <w:r>
-              <w:t xml:space="preserve"> </w:t>
-            </w:r>
-            <w:r>
-              <w:rPr>
-                <w:i/>
-                <w:iCs/>
-              </w:rPr>
-              <w:t xml:space="preserve">(Tín hiệu / payload / timing / hành vi notification cụ thể — xem OID: KS-20.)</w:t>
-            </w:r>
           </w:p>
         </w:tc>
         <w:tc>
@@ -17292,72 +14442,6 @@
             <w:r>
               <w:t xml:space="preserve">trên revision mới (Release và Unrelease là cặp thao tác đối xứng).</w:t>
             </w:r>
-            <w:r>
-              <w:t xml:space="preserve"> </w:t>
-            </w:r>
-            <w:r>
-              <w:rPr>
-                <w:i/>
-                <w:iCs/>
-              </w:rPr>
-              <w:t xml:space="preserve">(Quy ước cách gán số phiên bản sau Unrelease —</w:t>
-            </w:r>
-            <w:r>
-              <w:rPr>
-                <w:i/>
-                <w:iCs/>
-              </w:rPr>
-              <w:t xml:space="preserve"> </w:t>
-            </w:r>
-            <w:r>
-              <w:rPr>
-                <w:i/>
-                <w:iCs/>
-              </w:rPr>
-              <w:t xml:space="preserve">“2.1”</w:t>
-            </w:r>
-            <w:r>
-              <w:rPr>
-                <w:i/>
-                <w:iCs/>
-              </w:rPr>
-              <w:t xml:space="preserve"> </w:t>
-            </w:r>
-            <w:r>
-              <w:rPr>
-                <w:i/>
-                <w:iCs/>
-              </w:rPr>
-              <w:t xml:space="preserve">hay auto-tăng</w:t>
-            </w:r>
-            <w:r>
-              <w:rPr>
-                <w:i/>
-                <w:iCs/>
-              </w:rPr>
-              <w:t xml:space="preserve"> </w:t>
-            </w:r>
-            <w:r>
-              <w:rPr>
-                <w:i/>
-                <w:iCs/>
-              </w:rPr>
-              <w:t xml:space="preserve">“v4”</w:t>
-            </w:r>
-            <w:r>
-              <w:rPr>
-                <w:i/>
-                <w:iCs/>
-              </w:rPr>
-              <w:t xml:space="preserve"> </w:t>
-            </w:r>
-            <w:r>
-              <w:rPr>
-                <w:i/>
-                <w:iCs/>
-              </w:rPr>
-              <w:t xml:space="preserve">— xem OID: KS-21; 15/06 đã chốt sơ bộ auto-tăng version cao hơn.)</w:t>
-            </w:r>
           </w:p>
         </w:tc>
         <w:tc>
@@ -17516,16 +14600,6 @@
             <w:r>
               <w:t xml:space="preserve">trước giờ khởi hành dự kiến (ETD) gồm ba mốc: (a) chuyến nội địa — 210 phút lưu ý / 75 phút sớm nhất / 60 phút muộn nhất; (b) chuyến quốc tế — 270 phút lưu ý / 90 phút sớm nhất / 75 phút muộn nhất.</w:t>
             </w:r>
-            <w:r>
-              <w:t xml:space="preserve"> </w:t>
-            </w:r>
-            <w:r>
-              <w:rPr>
-                <w:i/>
-                <w:iCs/>
-              </w:rPr>
-              <w:t xml:space="preserve">(Mốc 130/180/200 phút quốc tế trong khảo sát Phần 1 — xem OID: SME-08.)</w:t>
-            </w:r>
           </w:p>
         </w:tc>
         <w:tc>
@@ -17678,16 +14752,6 @@
             <w:r>
               <w:t xml:space="preserve">trên lưới giám sát, riêng biệt với Dispatch Release và Pilot Release, để theo dõi việc phi công xác nhận đã nhận và đọc OFP. Thời điểm xác nhận không bị ràng buộc cứng (có thể từ vài giờ trước chuyến tới khoảng đang bay).</w:t>
             </w:r>
-            <w:r>
-              <w:t xml:space="preserve"> </w:t>
-            </w:r>
-            <w:r>
-              <w:rPr>
-                <w:i/>
-                <w:iCs/>
-              </w:rPr>
-              <w:t xml:space="preserve">(Có cần ngưỡng cảnh báo khi PIC chưa confirm sát giờ — xem OID: KS-41.)</w:t>
-            </w:r>
           </w:p>
         </w:tc>
         <w:tc>
@@ -17776,16 +14840,6 @@
             <w:r>
               <w:t xml:space="preserve">; TOSS không tự động hóa quyết định làm lại OFP trong tình huống này, con người tiếp tục là người quyết định.</w:t>
             </w:r>
-            <w:r>
-              <w:t xml:space="preserve"> </w:t>
-            </w:r>
-            <w:r>
-              <w:rPr>
-                <w:i/>
-                <w:iCs/>
-              </w:rPr>
-              <w:t xml:space="preserve">(Định danh, version và audit trail cụ thể — xem OID: KS-53.)</w:t>
-            </w:r>
           </w:p>
         </w:tc>
         <w:tc>
@@ -17963,16 +15017,6 @@
             <w:r>
               <w:t xml:space="preserve">trước khi đẩy lên MO Plus, bảo đảm đầu ra TXT và email gốc đúng quy tắc bốc tách của MO Plus. Trường ưu tiên gồm: Flight Level theo Climb/Cruise/Descend (lấy giá trị tham chiếu từ ICON), dầu mỡ, giờ, Brady và ADC. Trường cố định không sửa: số hiệu tàu bay, đường bay.</w:t>
             </w:r>
-            <w:r>
-              <w:t xml:space="preserve"> </w:t>
-            </w:r>
-            <w:r>
-              <w:rPr>
-                <w:i/>
-                <w:iCs/>
-              </w:rPr>
-              <w:t xml:space="preserve">(Tên hệ thống ICON — xem OID: SME-25; viết tắt Brady/ADC — xem OID: SME-28; lựa chọn phương án PA1 form TOSS tự sửa hay PA2 điều phái sửa tay + upload — xem OID: KS-23.)</w:t>
-            </w:r>
           </w:p>
         </w:tc>
         <w:tc>
@@ -18161,16 +15205,6 @@
                 <w:i/>
                 <w:iCs/>
               </w:rPr>
-              <w:t xml:space="preserve">(Tên đầy đủ và nghĩa của AOS — xem OID: KS-43.)</w:t>
-            </w:r>
-            <w:r>
-              <w:t xml:space="preserve"> </w:t>
-            </w:r>
-            <w:r>
-              <w:rPr>
-                <w:i/>
-                <w:iCs/>
-              </w:rPr>
               <w:t xml:space="preserve">(quy tắc đặt tên tài khoản bot: xem PH5 BR-513.)</w:t>
             </w:r>
           </w:p>
@@ -18269,16 +15303,6 @@
                 <w:i/>
                 <w:iCs/>
               </w:rPr>
-              <w:t xml:space="preserve">(Cơ chế ghi nhận attribution cho từng phiên bản OFP khi ca sau lấy bản của ca trước làm cơ sở, chỉnh sửa rồi upload — xem OID: KS-42.)</w:t>
-            </w:r>
-            <w:r>
-              <w:t xml:space="preserve"> </w:t>
-            </w:r>
-            <w:r>
-              <w:rPr>
-                <w:i/>
-                <w:iCs/>
-              </w:rPr>
               <w:t xml:space="preserve">(cơ chế IAM tài khoản ca: xem PH5 BR-513.)</w:t>
             </w:r>
           </w:p>
@@ -18612,16 +15636,6 @@
             <w:r>
               <w:t xml:space="preserve">trên trường Flight Type. Phạm vi cảnh báo nằm ở giai đoạn trước Captain’s Release; sau khi MO Plus đã release thì cảnh báo dừng. Lý do nghiệp vụ: STS/HEAD là căn cứ claim miễn trừ phí khí thải cho chuyến không thường lệ.</w:t>
             </w:r>
-            <w:r>
-              <w:t xml:space="preserve"> </w:t>
-            </w:r>
-            <w:r>
-              <w:rPr>
-                <w:i/>
-                <w:iCs/>
-              </w:rPr>
-              <w:t xml:space="preserve">(Danh mục Flight Type Code đầy đủ — xem OID: SME-19; cơ chế claim phí khí thải CORSIA/EU ETS — xem OID: SME-20.)</w:t>
-            </w:r>
           </w:p>
         </w:tc>
         <w:tc>
@@ -18845,16 +15859,6 @@
             <w:r>
               <w:t xml:space="preserve">, áp dụng cho ZFW, Payload, take-off weight (gồm cả dầu, dầu extra và dầu riêng). Khi CLC nhập lại nhiều lần, TOSS luôn lấy con số nhập cuối cùng để đối chiếu với OFP cuối cùng.</w:t>
             </w:r>
-            <w:r>
-              <w:t xml:space="preserve"> </w:t>
-            </w:r>
-            <w:r>
-              <w:rPr>
-                <w:i/>
-                <w:iCs/>
-              </w:rPr>
-              <w:t xml:space="preserve">(Bảng ngưỡng chi tiết — xem OID: KS-14; chuẩn hóa thuật ngữ take-off weight và trọng lượng ướt — xem OID: SME-40.)</w:t>
-            </w:r>
           </w:p>
         </w:tc>
         <w:tc>
@@ -19212,16 +16216,6 @@
             <w:r>
               <w:t xml:space="preserve">. Đối với các sân bay sử dụng điện NTM (ví dụ Nội Bài), dữ liệu được tự động đưa vào form NOTOC từ điện FM bóc tách từ Cita.</w:t>
             </w:r>
-            <w:r>
-              <w:t xml:space="preserve"> </w:t>
-            </w:r>
-            <w:r>
-              <w:rPr>
-                <w:i/>
-                <w:iCs/>
-              </w:rPr>
-              <w:t xml:space="preserve">(Tên đầy đủ Cita / NTM / DGS — xem OID: SME-13 nhóm KTKTB; bổ sung trong báo cáo KTKTB 11/06 §V.)</w:t>
-            </w:r>
           </w:p>
         </w:tc>
         <w:tc>
@@ -19995,16 +16989,6 @@
             <w:r>
               <w:t xml:space="preserve">: (a) file riêng cho từng chuyến (tương đương luồng FME hiện hành) và (b) file chung cho nhiều chuyến (Weather Multi-Flight). TOSS có thể tổ chức thành hai menu hoặc hai tab cho hai luồng này.</w:t>
             </w:r>
-            <w:r>
-              <w:t xml:space="preserve"> </w:t>
-            </w:r>
-            <w:r>
-              <w:rPr>
-                <w:i/>
-                <w:iCs/>
-              </w:rPr>
-              <w:t xml:space="preserve">(Viết tắt FME — xem OID: SME-24; viết tắt AIJS — xem OID: SME-23.)</w:t>
-            </w:r>
           </w:p>
         </w:tc>
         <w:tc>
@@ -20084,44 +17068,6 @@
             <w:r>
               <w:t xml:space="preserve">khi đẩy lên MO Plus: nếu hai file cùng cấu trúc tên thì MO Plus thực hiện replace (ghi đè); nếu khác cấu trúc tên thì theo lý thuyết MO Plus giữ cả hai và hiển thị song song. Trên thực tế MO Plus đang hardcode chỉ hiển thị file cuối cùng theo tên — cần phối hợp với đội MO Plus để xử lý đúng theo nguyên tắc.</w:t>
             </w:r>
-            <w:r>
-              <w:t xml:space="preserve"> </w:t>
-            </w:r>
-            <w:r>
-              <w:rPr>
-                <w:i/>
-                <w:iCs/>
-              </w:rPr>
-              <w:t xml:space="preserve">(Phối hợp MO Plus điều chỉnh hardcode</w:t>
-            </w:r>
-            <w:r>
-              <w:rPr>
-                <w:i/>
-                <w:iCs/>
-              </w:rPr>
-              <w:t xml:space="preserve"> </w:t>
-            </w:r>
-            <w:r>
-              <w:rPr>
-                <w:i/>
-                <w:iCs/>
-              </w:rPr>
-              <w:t xml:space="preserve">“latest by name”</w:t>
-            </w:r>
-            <w:r>
-              <w:rPr>
-                <w:i/>
-                <w:iCs/>
-              </w:rPr>
-              <w:t xml:space="preserve"> </w:t>
-            </w:r>
-            <w:r>
-              <w:rPr>
-                <w:i/>
-                <w:iCs/>
-              </w:rPr>
-              <w:t xml:space="preserve">— xem OID: KS-24.)</w:t>
-            </w:r>
           </w:p>
         </w:tc>
         <w:tc>
@@ -20350,16 +17296,6 @@
             <w:r>
               <w:t xml:space="preserve">từ nguồn Logitech / GDTN, để điều phái biết tổ bay đã vào xem cổng tài liệu hay chưa và đã lấy thêm câu hỏi nào. Phương án giao diện: hiển thị cột log hoặc đếm số lần truy cập.</w:t>
             </w:r>
-            <w:r>
-              <w:t xml:space="preserve"> </w:t>
-            </w:r>
-            <w:r>
-              <w:rPr>
-                <w:i/>
-                <w:iCs/>
-              </w:rPr>
-              <w:t xml:space="preserve">(Tên chính xác Logitech / GDTN — xem OID: SME-26.)</w:t>
-            </w:r>
           </w:p>
         </w:tc>
         <w:tc>
@@ -21319,16 +18255,6 @@
             <w:r>
               <w:t xml:space="preserve">theo khu vực riêng (vẫn giữ tải thủ công), tự gắn tài liệu vào đúng chuyến dựa trên quy ước đặt tên tệp.</w:t>
             </w:r>
-            <w:r>
-              <w:t xml:space="preserve"> </w:t>
-            </w:r>
-            <w:r>
-              <w:rPr>
-                <w:i/>
-                <w:iCs/>
-              </w:rPr>
-              <w:t xml:space="preserve">(Quy ước phân biệt tài liệu khi tải hàng loạt — xem OID: KS-05.)</w:t>
-            </w:r>
           </w:p>
         </w:tc>
         <w:tc>
@@ -21399,16 +18325,6 @@
             <w:r>
               <w:t xml:space="preserve">: tài liệu do TOSS sinh ra lưu trong hệ thống; tài liệu từ hệ thống ngoài chỉ kéo về khi người dùng tải xuống và lưu tối đa 3 ngày sau khi chuyến bay hạ cánh, sau đó tự xóa.</w:t>
             </w:r>
-            <w:r>
-              <w:t xml:space="preserve"> </w:t>
-            </w:r>
-            <w:r>
-              <w:rPr>
-                <w:i/>
-                <w:iCs/>
-              </w:rPr>
-              <w:t xml:space="preserve">(Cấu hình thời gian lưu trữ theo từng loại tài liệu — xem OID: KS-49.)</w:t>
-            </w:r>
           </w:p>
         </w:tc>
         <w:tc>
@@ -22316,8 +19232,8 @@
         </w:pict>
       </w:r>
     </w:p>
-    <w:bookmarkEnd w:id="88"/>
-    <w:bookmarkStart w:id="93" w:name="tóm-tắt-phạm-vi-và-liên-kết-tài-liệu"/>
+    <w:bookmarkEnd w:id="82"/>
+    <w:bookmarkStart w:id="87" w:name="tóm-tắt-phạm-vi-và-liên-kết-tài-liệu"/>
     <w:p>
       <w:pPr>
         <w:pStyle w:val="Heading2"/>
@@ -22326,7 +19242,7 @@
         <w:t xml:space="preserve">§7.2.2 — Tóm tắt phạm vi và liên kết tài liệu</w:t>
       </w:r>
     </w:p>
-    <w:bookmarkStart w:id="89" w:name="sáu-nhóm-br-ph2-v0.6"/>
+    <w:bookmarkStart w:id="83" w:name="sáu-nhóm-br-ph2-v0.6"/>
     <w:p>
       <w:pPr>
         <w:pStyle w:val="Heading3"/>
@@ -22725,8 +19641,8 @@
         </w:tc>
       </w:tr>
     </w:tbl>
-    <w:bookmarkEnd w:id="89"/>
-    <w:bookmarkStart w:id="90" w:name="phân-bố-ưu-tiên-moscow-ph2-v0.6"/>
+    <w:bookmarkEnd w:id="83"/>
+    <w:bookmarkStart w:id="84" w:name="phân-bố-ưu-tiên-moscow-ph2-v0.6"/>
     <w:p>
       <w:pPr>
         <w:pStyle w:val="Heading3"/>
@@ -22930,54 +19846,18 @@
         </w:tc>
       </w:tr>
     </w:tbl>
-    <w:bookmarkEnd w:id="90"/>
-    <w:bookmarkStart w:id="91" w:name="Xdce00a0f1e893f0a1e8e725f6bf4c14488b9c52"/>
+    <w:bookmarkEnd w:id="84"/>
+    <w:bookmarkStart w:id="85" w:name="điểm-còn-mở-liên-quan-ph2-trỏ-về"/>
     <w:p>
       <w:pPr>
         <w:pStyle w:val="Heading3"/>
       </w:pPr>
       <w:r>
-        <w:t xml:space="preserve">Điểm còn mở liên quan PH2 (trỏ về OID-TOSS-001)</w:t>
+        <w:t xml:space="preserve">Điểm còn mở liên quan PH2 (trỏ về</w:t>
       </w:r>
     </w:p>
-    <w:p>
-      <w:pPr>
-        <w:pStyle w:val="FirstParagraph"/>
-      </w:pPr>
-      <w:r>
-        <w:t xml:space="preserve">Tổng các trỏ OID xuất hiện trong tài liệu này:</w:t>
-      </w:r>
-      <w:r>
-        <w:t xml:space="preserve"> </w:t>
-      </w:r>
-      <w:r>
-        <w:rPr>
-          <w:b/>
-          <w:bCs/>
-        </w:rPr>
-        <w:t xml:space="preserve">15 điểm mở</w:t>
-      </w:r>
-      <w:r>
-        <w:t xml:space="preserve"> </w:t>
-      </w:r>
-      <w:r>
-        <w:t xml:space="preserve">thuộc các nhóm KS (KS-05, KS-08, KS-14, KS-20, KS-21, KS-23, KS-24, KS-41, KS-42, KS-43, KS-49, KS-53) và SME (SME-08, SME-13, SME-19, SME-20, SME-23, SME-24, SME-25, SME-26, SME-28, SME-40). Điểm BA-04 (BR-256 placeholder) đã được xử lý dứt điểm bằng việc xóa BR-256 trong v0.6. Quản lý đóng/mở các điểm còn lại tại</w:t>
-      </w:r>
-      <w:r>
-        <w:t xml:space="preserve"> </w:t>
-      </w:r>
-      <w:r>
-        <w:rPr>
-          <w:rStyle w:val="VerbatimChar"/>
-        </w:rPr>
-        <w:t xml:space="preserve">SO-THEO-DOI-DIEM-CHOT-v0.1</w:t>
-      </w:r>
-      <w:r>
-        <w:t xml:space="preserve">.</w:t>
-      </w:r>
-    </w:p>
-    <w:bookmarkEnd w:id="91"/>
-    <w:bookmarkStart w:id="92" w:name="liên-kết-tài-liệu-tham-chiếu"/>
+    <w:bookmarkEnd w:id="85"/>
+    <w:bookmarkStart w:id="86" w:name="liên-kết-tài-liệu-tham-chiếu"/>
     <w:p>
       <w:pPr>
         <w:pStyle w:val="Heading3"/>
@@ -22999,7 +19879,7 @@
           <w:b/>
           <w:bCs/>
         </w:rPr>
-        <w:t xml:space="preserve">BRD khung (cha):</w:t>
+        <w:t xml:space="preserve">Phân rã chức năng (FUNC):</w:t>
       </w:r>
       <w:r>
         <w:t xml:space="preserve"> </w:t>
@@ -23008,13 +19888,13 @@
         <w:rPr>
           <w:rStyle w:val="VerbatimChar"/>
         </w:rPr>
-        <w:t xml:space="preserve">BRD-TOSS-001-khung-v0.10</w:t>
+        <w:t xml:space="preserve">PHAN-RA-BRD-PH2-quan-ly-tai-lieu-chuyen-bay-v0.3</w:t>
       </w:r>
       <w:r>
         <w:t xml:space="preserve"> </w:t>
       </w:r>
       <w:r>
-        <w:t xml:space="preserve">— Phân hệ 2 thuộc §7.2.</w:t>
+        <w:t xml:space="preserve">(sẽ được cập nhật theo BR mới của v0.6 — đặc biệt BR-257 dashboard &amp; luồng phê duyệt; BR-258…261 Nhóm F KTKTB).</w:t>
       </w:r>
     </w:p>
     <w:p>
@@ -23030,7 +19910,7 @@
           <w:b/>
           <w:bCs/>
         </w:rPr>
-        <w:t xml:space="preserve">Phân rã chức năng (FUNC):</w:t>
+        <w:t xml:space="preserve">BRD PH1 (nguồn chuyển BR-257):</w:t>
       </w:r>
       <w:r>
         <w:t xml:space="preserve"> </w:t>
@@ -23039,13 +19919,13 @@
         <w:rPr>
           <w:rStyle w:val="VerbatimChar"/>
         </w:rPr>
-        <w:t xml:space="preserve">PHAN-RA-BRD-PH2-quan-ly-tai-lieu-chuyen-bay-v0.3</w:t>
+        <w:t xml:space="preserve">BRD-TOSS-PH1-thong-tin-dieu-hanh-v0.6</w:t>
       </w:r>
       <w:r>
         <w:t xml:space="preserve"> </w:t>
       </w:r>
       <w:r>
-        <w:t xml:space="preserve">(sẽ được cập nhật theo BR mới của v0.6 — đặc biệt BR-257 dashboard &amp; luồng phê duyệt; BR-258…261 Nhóm F KTKTB).</w:t>
+        <w:t xml:space="preserve">— BR-112 đã chuyển chính thức sang PH2.</w:t>
       </w:r>
     </w:p>
     <w:p>
@@ -23061,7 +19941,7 @@
           <w:b/>
           <w:bCs/>
         </w:rPr>
-        <w:t xml:space="preserve">BRD PH1 (nguồn chuyển BR-257):</w:t>
+        <w:t xml:space="preserve">BRD PH4 (nguồn chuyển BR-258…261, owner MEL master):</w:t>
       </w:r>
       <w:r>
         <w:t xml:space="preserve"> </w:t>
@@ -23070,13 +19950,13 @@
         <w:rPr>
           <w:rStyle w:val="VerbatimChar"/>
         </w:rPr>
-        <w:t xml:space="preserve">BRD-TOSS-PH1-thong-tin-dieu-hanh-v0.6</w:t>
+        <w:t xml:space="preserve">BRD-TOSS-PH4-quan-ly-danh-muc-v0.4</w:t>
       </w:r>
       <w:r>
         <w:t xml:space="preserve"> </w:t>
       </w:r>
       <w:r>
-        <w:t xml:space="preserve">— BR-112 đã chuyển chính thức sang PH2.</w:t>
+        <w:t xml:space="preserve">— Nhóm K (BR-470…473) chuyển chính thức sang PH2; BR-472 thay thế BR-247 PH2 cũ; BR-425/426 là MEL master data owner mà BR-242/243/244 tham chiếu.</w:t>
       </w:r>
     </w:p>
     <w:p>
@@ -23092,7 +19972,7 @@
           <w:b/>
           <w:bCs/>
         </w:rPr>
-        <w:t xml:space="preserve">BRD PH4 (nguồn chuyển BR-258…261, owner MEL master):</w:t>
+        <w:t xml:space="preserve">BRD PH5 (owner kênh tích hợp, IAM tài khoản ca, sandbox):</w:t>
       </w:r>
       <w:r>
         <w:t xml:space="preserve"> </w:t>
@@ -23101,13 +19981,13 @@
         <w:rPr>
           <w:rStyle w:val="VerbatimChar"/>
         </w:rPr>
-        <w:t xml:space="preserve">BRD-TOSS-PH4-quan-ly-danh-muc-v0.4</w:t>
+        <w:t xml:space="preserve">BRD-TOSS-PH5-quan-tri-he-thong-v0.4</w:t>
       </w:r>
       <w:r>
         <w:t xml:space="preserve"> </w:t>
       </w:r>
       <w:r>
-        <w:t xml:space="preserve">— Nhóm K (BR-470…473) chuyển chính thức sang PH2; BR-472 thay thế BR-247 PH2 cũ; BR-425/426 là MEL master data owner mà BR-242/243/244 tham chiếu.</w:t>
+        <w:t xml:space="preserve">— BR-513 (IAM tài khoản ca/bot) tham chiếu bởi BR-219/220; BR-542 (sandbox PROD→TEST) tham chiếu bởi BR-235.</w:t>
       </w:r>
     </w:p>
     <w:p>
@@ -23123,22 +20003,7 @@
           <w:b/>
           <w:bCs/>
         </w:rPr>
-        <w:t xml:space="preserve">BRD PH5 (owner kênh tích hợp, IAM tài khoản ca, sandbox):</w:t>
-      </w:r>
-      <w:r>
-        <w:t xml:space="preserve"> </w:t>
-      </w:r>
-      <w:r>
-        <w:rPr>
-          <w:rStyle w:val="VerbatimChar"/>
-        </w:rPr>
-        <w:t xml:space="preserve">BRD-TOSS-PH5-quan-tri-he-thong-v0.4</w:t>
-      </w:r>
-      <w:r>
-        <w:t xml:space="preserve"> </w:t>
-      </w:r>
-      <w:r>
-        <w:t xml:space="preserve">— BR-513 (IAM tài khoản ca/bot) tham chiếu bởi BR-219/220; BR-542 (sandbox PROD→TEST) tham chiếu bởi BR-235.</w:t>
+        <w:t xml:space="preserve">Báo cáo khảo sát nguồn:</w:t>
       </w:r>
     </w:p>
     <w:p>
@@ -23154,168 +20019,6 @@
           <w:b/>
           <w:bCs/>
         </w:rPr>
-        <w:t xml:space="preserve">Sổ theo dõi điểm cần chốt:</w:t>
-      </w:r>
-      <w:r>
-        <w:t xml:space="preserve"> </w:t>
-      </w:r>
-      <w:r>
-        <w:rPr>
-          <w:rStyle w:val="VerbatimChar"/>
-        </w:rPr>
-        <w:t xml:space="preserve">SO-THEO-DOI-DIEM-CHOT-v0.1</w:t>
-      </w:r>
-      <w:r>
-        <w:t xml:space="preserve"> </w:t>
-      </w:r>
-      <w:r>
-        <w:t xml:space="preserve">(OID-TOSS-001).</w:t>
-      </w:r>
-    </w:p>
-    <w:p>
-      <w:pPr>
-        <w:pStyle w:val="Compact"/>
-        <w:numPr>
-          <w:ilvl w:val="0"/>
-          <w:numId w:val="1011"/>
-        </w:numPr>
-      </w:pPr>
-      <w:r>
-        <w:rPr>
-          <w:b/>
-          <w:bCs/>
-        </w:rPr>
-        <w:t xml:space="preserve">Glossary:</w:t>
-      </w:r>
-      <w:r>
-        <w:t xml:space="preserve"> </w:t>
-      </w:r>
-      <w:r>
-        <w:rPr>
-          <w:rStyle w:val="VerbatimChar"/>
-        </w:rPr>
-        <w:t xml:space="preserve">toss-glossary-v0.1</w:t>
-      </w:r>
-      <w:r>
-        <w:t xml:space="preserve">.</w:t>
-      </w:r>
-    </w:p>
-    <w:p>
-      <w:pPr>
-        <w:pStyle w:val="Compact"/>
-        <w:numPr>
-          <w:ilvl w:val="0"/>
-          <w:numId w:val="1011"/>
-        </w:numPr>
-      </w:pPr>
-      <w:r>
-        <w:rPr>
-          <w:b/>
-          <w:bCs/>
-        </w:rPr>
-        <w:t xml:space="preserve">Báo cáo khảo sát nguồn:</w:t>
-      </w:r>
-    </w:p>
-    <w:p>
-      <w:pPr>
-        <w:pStyle w:val="Compact"/>
-        <w:numPr>
-          <w:ilvl w:val="1"/>
-          <w:numId w:val="1012"/>
-        </w:numPr>
-      </w:pPr>
-      <w:r>
-        <w:rPr>
-          <w:rStyle w:val="VerbatimChar"/>
-        </w:rPr>
-        <w:t xml:space="preserve">BAO-CAO-KHAO-SAT-08062026-v0.1</w:t>
-      </w:r>
-      <w:r>
-        <w:t xml:space="preserve"> </w:t>
-      </w:r>
-      <w:r>
-        <w:t xml:space="preserve">(BR-257)</w:t>
-      </w:r>
-    </w:p>
-    <w:p>
-      <w:pPr>
-        <w:pStyle w:val="Compact"/>
-        <w:numPr>
-          <w:ilvl w:val="1"/>
-          <w:numId w:val="1012"/>
-        </w:numPr>
-      </w:pPr>
-      <w:r>
-        <w:rPr>
-          <w:rStyle w:val="VerbatimChar"/>
-        </w:rPr>
-        <w:t xml:space="preserve">BAO-CAO-KHAO-SAT-11062026-buoi-sang-v0.1</w:t>
-      </w:r>
-    </w:p>
-    <w:p>
-      <w:pPr>
-        <w:pStyle w:val="Compact"/>
-        <w:numPr>
-          <w:ilvl w:val="1"/>
-          <w:numId w:val="1012"/>
-        </w:numPr>
-      </w:pPr>
-      <w:r>
-        <w:rPr>
-          <w:rStyle w:val="VerbatimChar"/>
-        </w:rPr>
-        <w:t xml:space="preserve">BAO-CAO-KHAO-SAT-11062026-buoi-chieu-v0.1</w:t>
-      </w:r>
-    </w:p>
-    <w:p>
-      <w:pPr>
-        <w:pStyle w:val="Compact"/>
-        <w:numPr>
-          <w:ilvl w:val="1"/>
-          <w:numId w:val="1012"/>
-        </w:numPr>
-      </w:pPr>
-      <w:r>
-        <w:rPr>
-          <w:rStyle w:val="VerbatimChar"/>
-        </w:rPr>
-        <w:t xml:space="preserve">BAO-CAO-KHAO-SAT-11062026-ktktb-v0.1</w:t>
-      </w:r>
-      <w:r>
-        <w:t xml:space="preserve"> </w:t>
-      </w:r>
-      <w:r>
-        <w:t xml:space="preserve">(BR-258…261)</w:t>
-      </w:r>
-    </w:p>
-    <w:p>
-      <w:pPr>
-        <w:pStyle w:val="Compact"/>
-        <w:numPr>
-          <w:ilvl w:val="1"/>
-          <w:numId w:val="1012"/>
-        </w:numPr>
-      </w:pPr>
-      <w:r>
-        <w:rPr>
-          <w:rStyle w:val="VerbatimChar"/>
-        </w:rPr>
-        <w:t xml:space="preserve">BAO-CAO-KHAO-SAT-15062026-v0.1</w:t>
-      </w:r>
-    </w:p>
-    <w:p>
-      <w:pPr>
-        <w:pStyle w:val="Compact"/>
-        <w:numPr>
-          <w:ilvl w:val="0"/>
-          <w:numId w:val="1011"/>
-        </w:numPr>
-      </w:pPr>
-      <w:r>
-        <w:rPr>
-          <w:b/>
-          <w:bCs/>
-        </w:rPr>
         <w:t xml:space="preserve">YCKT sheet 11 — Yêu cầu chung:</w:t>
       </w:r>
       <w:r>
@@ -23339,50 +20042,16 @@
       </w:r>
     </w:p>
     <w:p>
-      <w:pPr>
-        <w:pStyle w:val="FirstParagraph"/>
-      </w:pPr>
-      <w:r>
-        <w:rPr>
-          <w:i/>
-          <w:iCs/>
-        </w:rPr>
-        <w:t xml:space="preserve">BRD-TOSS-PH2 v0.6 — 2026-06-17. Áp dụng VALIDATION Agent 3: hạ ưu tiên BR-215/BR-234 (Must → Should); thêm tham chiếu PH4 BR-425/426 vào BR-242/243/244; thêm tham chiếu PH5 BR-542 vào BR-235; thêm tham chiếu PH5 BR-513 vào BR-219/220; xóa BR-256 placeholder. Tổng 59 BR PH2 (giảm 1 so v0.5). Lịch sử version: xem</w:t>
-      </w:r>
-      <w:r>
-        <w:rPr>
-          <w:i/>
-          <w:iCs/>
-        </w:rPr>
-        <w:t xml:space="preserve"> </w:t>
-      </w:r>
-      <w:r>
-        <w:rPr>
-          <w:rStyle w:val="VerbatimChar"/>
-          <w:i/>
-          <w:iCs/>
-        </w:rPr>
-        <w:t xml:space="preserve">BA-VERSION-LOG</w:t>
-      </w:r>
-      <w:r>
-        <w:rPr>
-          <w:i/>
-          <w:iCs/>
-        </w:rPr>
-        <w:t xml:space="preserve">.</w:t>
-      </w:r>
-    </w:p>
-    <w:p>
       <w:r>
         <w:pict>
           <v:rect style="width:0;height:1.5pt" o:hralign="center" o:hrstd="t" o:hr="t"/>
         </w:pict>
       </w:r>
     </w:p>
-    <w:bookmarkEnd w:id="92"/>
-    <w:bookmarkEnd w:id="93"/>
-    <w:bookmarkEnd w:id="94"/>
-    <w:bookmarkStart w:id="110" w:name="X182da67ef8467add6e2ddad2bfb9f17301b55eb"/>
+    <w:bookmarkEnd w:id="86"/>
+    <w:bookmarkEnd w:id="87"/>
+    <w:bookmarkEnd w:id="88"/>
+    <w:bookmarkStart w:id="103" w:name="X182da67ef8467add6e2ddad2bfb9f17301b55eb"/>
     <w:p>
       <w:pPr>
         <w:pStyle w:val="Heading1"/>
@@ -23400,13 +20069,13 @@
           <w:b/>
           <w:bCs/>
         </w:rPr>
-        <w:t xml:space="preserve">Tài liệu con của BRD-TOSS-001-khung-v0.10.</w:t>
+        <w:t xml:space="preserve">Phạm vi PH3:</w:t>
       </w:r>
       <w:r>
         <w:t xml:space="preserve"> </w:t>
       </w:r>
       <w:r>
-        <w:t xml:space="preserve">Viết lại từ tài liệu nguồn gốc — KHÔNG kế thừa v0.2.</w:t>
+        <w:t xml:space="preserve">BCAO (Báo cáo điều hành ngày + chậm/hủy chuyến) số hóa, mục tiêu &amp; giá trị thực tế OTP/OSP, báo cáo nhiên liệu (Fuel/Tankering/Overfueling), báo cáo thời gian khai thác (Taxi/BH/Phase/Holding/Ground Time), báo cáo OFP &amp; dữ liệu bay thực tế (Payload Accuracy, Cost Index, Route, SID/STAR), báo cáo tải/dịch vụ/tổ bay, báo cáo môi trường &amp; thời tiết, báo cáo Schedule Robustness, FOS Report (nền dữ liệu chuyến bay), dashboard KPI, Standard Filter &amp; Standard Layout cho mọi báo cáo, scheduled report (định kỳ tự động), export PDF/Excel/Docx, lưu trữ &amp; tra cứu lịch sử, Data Monitoring (độ phủ/độ chính xác dữ liệu tích hợp), báo cáo theo mẫu nhà chức trách.</w:t>
       </w:r>
     </w:p>
     <w:p>
@@ -23418,104 +20087,13 @@
           <w:b/>
           <w:bCs/>
         </w:rPr>
-        <w:t xml:space="preserve">Phạm vi PH3:</w:t>
+        <w:t xml:space="preserve">Ngoài phạm vi PH3:</w:t>
       </w:r>
       <w:r>
         <w:t xml:space="preserve"> </w:t>
       </w:r>
       <w:r>
-        <w:t xml:space="preserve">BCAO (Báo cáo điều hành ngày + chậm/hủy chuyến) số hóa, mục tiêu &amp; giá trị thực tế OTP/OSP, báo cáo nhiên liệu (Fuel/Tankering/Overfueling), báo cáo thời gian khai thác (Taxi/BH/Phase/Holding/Ground Time), báo cáo OFP &amp; dữ liệu bay thực tế (Payload Accuracy, Cost Index, Route, SID/STAR), báo cáo tải/dịch vụ/tổ bay, báo cáo môi trường &amp; thời tiết, báo cáo Schedule Robustness, FOS Report (nền dữ liệu chuyến bay), dashboard KPI, Standard Filter &amp; Standard Layout cho mọi báo cáo, scheduled report (định kỳ tự động), export PDF/Excel/Docx, lưu trữ &amp; tra cứu lịch sử, Data Monitoring (độ phủ/độ chính xác dữ liệu tích hợp), báo cáo theo mẫu nhà chức trách.</w:t>
-      </w:r>
-    </w:p>
-    <w:p>
-      <w:pPr>
-        <w:pStyle w:val="BlockText"/>
-      </w:pPr>
-      <w:r>
-        <w:rPr>
-          <w:b/>
-          <w:bCs/>
-        </w:rPr>
-        <w:t xml:space="preserve">Ngoài phạm vi PH3:</w:t>
-      </w:r>
-      <w:r>
-        <w:t xml:space="preserve"> </w:t>
-      </w:r>
-      <w:r>
         <w:t xml:space="preserve">sinh OFP (PH1), upload tài liệu chuyến bay (PH2), quản trị danh mục tham số tankering/đội tàu (PH4), quản trị tích hợp (PH5).</w:t>
-      </w:r>
-    </w:p>
-    <w:p>
-      <w:pPr>
-        <w:pStyle w:val="BlockText"/>
-      </w:pPr>
-      <w:r>
-        <w:rPr>
-          <w:b/>
-          <w:bCs/>
-        </w:rPr>
-        <w:t xml:space="preserve">Quản lý điểm cần xác nhận:</w:t>
-      </w:r>
-      <w:r>
-        <w:t xml:space="preserve"> </w:t>
-      </w:r>
-      <w:r>
-        <w:t xml:space="preserve">mọi cờ</w:t>
-      </w:r>
-      <w:r>
-        <w:t xml:space="preserve"> </w:t>
-      </w:r>
-      <w:r>
-        <w:rPr>
-          <w:rStyle w:val="VerbatimChar"/>
-        </w:rPr>
-        <w:t xml:space="preserve">[cần xác nhận]</w:t>
-      </w:r>
-      <w:r>
-        <w:t xml:space="preserve"> </w:t>
-      </w:r>
-      <w:r>
-        <w:t xml:space="preserve">chuyển về sổ cái duy nhất</w:t>
-      </w:r>
-      <w:r>
-        <w:t xml:space="preserve"> </w:t>
-      </w:r>
-      <w:r>
-        <w:rPr>
-          <w:b/>
-          <w:bCs/>
-        </w:rPr>
-        <w:t xml:space="preserve">OID-TOSS-001</w:t>
-      </w:r>
-      <w:r>
-        <w:t xml:space="preserve"> </w:t>
-      </w:r>
-      <w:r>
-        <w:t xml:space="preserve">(</w:t>
-      </w:r>
-      <w:r>
-        <w:rPr>
-          <w:rStyle w:val="VerbatimChar"/>
-        </w:rPr>
-        <w:t xml:space="preserve">SO-THEO-DOI-DIEM-CHOT-v0.1</w:t>
-      </w:r>
-      <w:r>
-        <w:t xml:space="preserve">). Trong tài liệu này chỉ giữ chú thích</w:t>
-      </w:r>
-      <w:r>
-        <w:t xml:space="preserve"> </w:t>
-      </w:r>
-      <w:r>
-        <w:rPr>
-          <w:rStyle w:val="VerbatimChar"/>
-        </w:rPr>
-        <w:t xml:space="preserve">*(xem OID: &lt;mã&gt;)*</w:t>
-      </w:r>
-      <w:r>
-        <w:t xml:space="preserve"> </w:t>
-      </w:r>
-      <w:r>
-        <w:t xml:space="preserve">ở cuối mô tả BR liên quan.</w:t>
       </w:r>
     </w:p>
     <w:p>
@@ -23525,7 +20103,7 @@
         </w:pict>
       </w:r>
     </w:p>
-    <w:bookmarkStart w:id="107" w:name="phân-hệ-3-báo-cáo-tối-ưu-khai-thác"/>
+    <w:bookmarkStart w:id="101" w:name="phân-hệ-3-báo-cáo-tối-ưu-khai-thác"/>
     <w:p>
       <w:pPr>
         <w:pStyle w:val="Heading2"/>
@@ -23534,7 +20112,7 @@
         <w:t xml:space="preserve">§7.3 Phân hệ 3 — Báo cáo &amp; Tối ưu khai thác</w:t>
       </w:r>
     </w:p>
-    <w:bookmarkStart w:id="95" w:name="Xc96bcc58c7396c9472a51e46f4087e853078448"/>
+    <w:bookmarkStart w:id="89" w:name="Xc96bcc58c7396c9472a51e46f4087e853078448"/>
     <w:p>
       <w:pPr>
         <w:pStyle w:val="Heading3"/>
@@ -24374,8 +20952,8 @@
         </w:tc>
       </w:tr>
     </w:tbl>
-    <w:bookmarkEnd w:id="95"/>
-    <w:bookmarkStart w:id="96" w:name="báo-cáo-điều-hành-ngày-khai-thác-bcao"/>
+    <w:bookmarkEnd w:id="89"/>
+    <w:bookmarkStart w:id="90" w:name="báo-cáo-điều-hành-ngày-khai-thác-bcao"/>
     <w:p>
       <w:pPr>
         <w:pStyle w:val="Heading3"/>
@@ -24857,16 +21435,6 @@
             <w:r>
               <w:t xml:space="preserve">khi nguồn tích hợp có dữ liệu mác phân loại; trường hợp nguồn không trả mác thì cho phép trợ lý trực ban trưởng tích chọn thủ công từ danh sách chuyến đã lọc.</w:t>
             </w:r>
-            <w:r>
-              <w:t xml:space="preserve"> </w:t>
-            </w:r>
-            <w:r>
-              <w:rPr>
-                <w:i/>
-                <w:iCs/>
-              </w:rPr>
-              <w:t xml:space="preserve">(Tên hệ thống nguồn — xem OID: SME-09. Định dạng dữ liệu nhập tay VIP — xem OID: KS-51. Luồng thủ công khi nguồn thiếu mác — xem OID: KS-50.)</w:t>
-            </w:r>
           </w:p>
         </w:tc>
         <w:tc>
@@ -25010,16 +21578,6 @@
             <w:r>
               <w:t xml:space="preserve">để truy xuất, thống kê dài hạn được.</w:t>
             </w:r>
-            <w:r>
-              <w:t xml:space="preserve"> </w:t>
-            </w:r>
-            <w:r>
-              <w:rPr>
-                <w:i/>
-                <w:iCs/>
-              </w:rPr>
-              <w:t xml:space="preserve">(Danh mục mã nguyên nhân chuẩn — xem OID: KS-07.)</w:t>
-            </w:r>
           </w:p>
         </w:tc>
         <w:tc>
@@ -25057,8 +21615,8 @@
         </w:tc>
       </w:tr>
     </w:tbl>
-    <w:bookmarkEnd w:id="96"/>
-    <w:bookmarkStart w:id="97" w:name="X620d8d4c91b166fd0edd4972c7f1bdfb8d62a70"/>
+    <w:bookmarkEnd w:id="90"/>
+    <w:bookmarkStart w:id="91" w:name="X620d8d4c91b166fd0edd4972c7f1bdfb8d62a70"/>
     <w:p>
       <w:pPr>
         <w:pStyle w:val="Heading3"/>
@@ -25321,16 +21879,6 @@
             <w:r>
               <w:t xml:space="preserve">của 4 nhóm KPI gồm 2 mục tiêu OTP và 2 mục tiêu OSP; các chỉ số được tính tự động khi đủ nguồn dữ liệu (dữ liệu sẵn có + dữ liệu nhập bổ sung); cảnh báo khi tỷ lệ thực hiện thấp hơn mục tiêu.</w:t>
             </w:r>
-            <w:r>
-              <w:t xml:space="preserve"> </w:t>
-            </w:r>
-            <w:r>
-              <w:rPr>
-                <w:i/>
-                <w:iCs/>
-              </w:rPr>
-              <w:t xml:space="preserve">(Định nghĩa + công thức chi tiết 4 KPI + tiêu chí 80% áp dụng nhóm nào — xem OID: KS-48.)</w:t>
-            </w:r>
           </w:p>
         </w:tc>
         <w:tc>
@@ -25600,8 +22148,8 @@
         </w:tc>
       </w:tr>
     </w:tbl>
-    <w:bookmarkEnd w:id="97"/>
-    <w:bookmarkStart w:id="98" w:name="báo-cáo-nhiên-liệu-fuel"/>
+    <w:bookmarkEnd w:id="91"/>
+    <w:bookmarkStart w:id="92" w:name="báo-cáo-nhiên-liệu-fuel"/>
     <w:p>
       <w:pPr>
         <w:pStyle w:val="Heading3"/>
@@ -26282,8 +22830,8 @@
         </w:tc>
       </w:tr>
     </w:tbl>
-    <w:bookmarkEnd w:id="98"/>
-    <w:bookmarkStart w:id="99" w:name="Xa576555f0608cfc29dc6aa3bf1c31f42cf1cda0"/>
+    <w:bookmarkEnd w:id="92"/>
+    <w:bookmarkStart w:id="93" w:name="Xa576555f0608cfc29dc6aa3bf1c31f42cf1cda0"/>
     <w:p>
       <w:pPr>
         <w:pStyle w:val="Heading3"/>
@@ -26819,8 +23367,8 @@
         </w:tc>
       </w:tr>
     </w:tbl>
-    <w:bookmarkEnd w:id="99"/>
-    <w:bookmarkStart w:id="100" w:name="Xeae22797b6c9a979c811cb71dd1dd7372449e37"/>
+    <w:bookmarkEnd w:id="93"/>
+    <w:bookmarkStart w:id="94" w:name="Xeae22797b6c9a979c811cb71dd1dd7372449e37"/>
     <w:p>
       <w:pPr>
         <w:pStyle w:val="Heading3"/>
@@ -27120,8 +23668,8 @@
         </w:tc>
       </w:tr>
     </w:tbl>
-    <w:bookmarkEnd w:id="100"/>
-    <w:bookmarkStart w:id="101" w:name="báo-cáo-tải-trọng-dịch-vụ-và-tổ-bay"/>
+    <w:bookmarkEnd w:id="94"/>
+    <w:bookmarkStart w:id="95" w:name="báo-cáo-tải-trọng-dịch-vụ-và-tổ-bay"/>
     <w:p>
       <w:pPr>
         <w:pStyle w:val="Heading3"/>
@@ -27524,16 +24072,6 @@
             <w:r>
               <w:t xml:space="preserve">: sai lệch tải EST của CLC vs thực tế; hàng hóa thực tế (LS) vs OFP đầu/cuối; chênh BlockFuel OFP vs LS; chênh DOW/EPLD ba bên (CLC × OFP × LS); chênh thời gian nhập tải / Lido up OFP / upload MO.</w:t>
             </w:r>
-            <w:r>
-              <w:t xml:space="preserve"> </w:t>
-            </w:r>
-            <w:r>
-              <w:rPr>
-                <w:i/>
-                <w:iCs/>
-              </w:rPr>
-              <w:t xml:space="preserve">(Chi tiết đối soát với SME — xem OID: KS-31.)</w:t>
-            </w:r>
           </w:p>
         </w:tc>
         <w:tc>
@@ -27644,8 +24182,8 @@
         </w:tc>
       </w:tr>
     </w:tbl>
-    <w:bookmarkEnd w:id="101"/>
-    <w:bookmarkStart w:id="102" w:name="Xc7b5edc5a6fa47aa7615f734c738311a218f740"/>
+    <w:bookmarkEnd w:id="95"/>
+    <w:bookmarkStart w:id="96" w:name="Xc7b5edc5a6fa47aa7615f734c738311a218f740"/>
     <w:p>
       <w:pPr>
         <w:pStyle w:val="Heading3"/>
@@ -28031,8 +24569,8 @@
         </w:tc>
       </w:tr>
     </w:tbl>
-    <w:bookmarkEnd w:id="102"/>
-    <w:bookmarkStart w:id="103" w:name="X1e542949bb6de8c033044a90a90a5463a24b435"/>
+    <w:bookmarkEnd w:id="96"/>
+    <w:bookmarkStart w:id="97" w:name="X1e542949bb6de8c033044a90a90a5463a24b435"/>
     <w:p>
       <w:pPr>
         <w:pStyle w:val="Heading3"/>
@@ -28554,8 +25092,8 @@
         </w:tc>
       </w:tr>
     </w:tbl>
-    <w:bookmarkEnd w:id="103"/>
-    <w:bookmarkStart w:id="104" w:name="Xe5ad2b56f7742bfa6edc611a1e9a56c33da69f5"/>
+    <w:bookmarkEnd w:id="97"/>
+    <w:bookmarkStart w:id="98" w:name="Xe5ad2b56f7742bfa6edc611a1e9a56c33da69f5"/>
     <w:p>
       <w:pPr>
         <w:pStyle w:val="Heading3"/>
@@ -29102,8 +25640,8 @@
         </w:tc>
       </w:tr>
     </w:tbl>
-    <w:bookmarkEnd w:id="104"/>
-    <w:bookmarkStart w:id="105" w:name="Xeefdc3345ed88253a1470822b99c768b83f5fd3"/>
+    <w:bookmarkEnd w:id="98"/>
+    <w:bookmarkStart w:id="99" w:name="Xeefdc3345ed88253a1470822b99c768b83f5fd3"/>
     <w:p>
       <w:pPr>
         <w:pStyle w:val="Heading3"/>
@@ -29220,16 +25758,6 @@
             <w:r>
               <w:t xml:space="preserve">.</w:t>
             </w:r>
-            <w:r>
-              <w:t xml:space="preserve"> </w:t>
-            </w:r>
-            <w:r>
-              <w:rPr>
-                <w:i/>
-                <w:iCs/>
-              </w:rPr>
-              <w:t xml:space="preserve">(Tên mẫu FORM D/E — xem OID: SME-32.)</w:t>
-            </w:r>
           </w:p>
         </w:tc>
         <w:tc>
@@ -29340,8 +25868,8 @@
         </w:tc>
       </w:tr>
     </w:tbl>
-    <w:bookmarkEnd w:id="105"/>
-    <w:bookmarkStart w:id="106" w:name="lưu-trữ-tra-cứu-lịch-sử-báo-cáo"/>
+    <w:bookmarkEnd w:id="99"/>
+    <w:bookmarkStart w:id="100" w:name="lưu-trữ-tra-cứu-lịch-sử-báo-cáo"/>
     <w:p>
       <w:pPr>
         <w:pStyle w:val="Heading3"/>
@@ -29461,16 +25989,6 @@
             <w:r>
               <w:t xml:space="preserve">đã sinh ra (BCAO theo ngày, báo cáo định kỳ, báo cáo theo yêu cầu) phục vụ tra cứu lại; thời gian lưu trữ tuân theo cấu hình theo từng loại tài liệu.</w:t>
             </w:r>
-            <w:r>
-              <w:t xml:space="preserve"> </w:t>
-            </w:r>
-            <w:r>
-              <w:rPr>
-                <w:i/>
-                <w:iCs/>
-              </w:rPr>
-              <w:t xml:space="preserve">(Cấu hình thời gian lưu trữ theo từng loại — xem OID: KS-49.)</w:t>
-            </w:r>
           </w:p>
         </w:tc>
         <w:tc>
@@ -29588,9 +26106,9 @@
         </w:pict>
       </w:r>
     </w:p>
-    <w:bookmarkEnd w:id="106"/>
-    <w:bookmarkEnd w:id="107"/>
-    <w:bookmarkStart w:id="108" w:name="tổng-kết-phân-hệ-3"/>
+    <w:bookmarkEnd w:id="100"/>
+    <w:bookmarkEnd w:id="101"/>
+    <w:bookmarkStart w:id="102" w:name="tổng-kết-phân-hệ-3"/>
     <w:p>
       <w:pPr>
         <w:pStyle w:val="Heading2"/>
@@ -29604,7 +26122,7 @@
         <w:pStyle w:val="Compact"/>
         <w:numPr>
           <w:ilvl w:val="0"/>
-          <w:numId w:val="1013"/>
+          <w:numId w:val="1012"/>
         </w:numPr>
       </w:pPr>
       <w:r>
@@ -29626,7 +26144,7 @@
         <w:pStyle w:val="Compact"/>
         <w:numPr>
           <w:ilvl w:val="0"/>
-          <w:numId w:val="1013"/>
+          <w:numId w:val="1012"/>
         </w:numPr>
       </w:pPr>
       <w:r>
@@ -29648,7 +26166,7 @@
         <w:pStyle w:val="Compact"/>
         <w:numPr>
           <w:ilvl w:val="0"/>
-          <w:numId w:val="1013"/>
+          <w:numId w:val="1012"/>
         </w:numPr>
       </w:pPr>
       <w:r>
@@ -29670,7 +26188,7 @@
         <w:pStyle w:val="Compact"/>
         <w:numPr>
           <w:ilvl w:val="0"/>
-          <w:numId w:val="1013"/>
+          <w:numId w:val="1012"/>
         </w:numPr>
       </w:pPr>
       <w:r>
@@ -29694,298 +26212,6 @@
         </w:pict>
       </w:r>
     </w:p>
-    <w:bookmarkEnd w:id="108"/>
-    <w:bookmarkStart w:id="109" w:name="nguồn-tài-liệu-đã-đọc"/>
-    <w:p>
-      <w:pPr>
-        <w:pStyle w:val="Heading2"/>
-      </w:pPr>
-      <w:r>
-        <w:t xml:space="preserve">§7.3.14 — Nguồn tài liệu đã đọc</w:t>
-      </w:r>
-    </w:p>
-    <w:p>
-      <w:pPr>
-        <w:pStyle w:val="Compact"/>
-        <w:numPr>
-          <w:ilvl w:val="0"/>
-          <w:numId w:val="1014"/>
-        </w:numPr>
-      </w:pPr>
-      <w:r>
-        <w:rPr>
-          <w:b/>
-          <w:bCs/>
-        </w:rPr>
-        <w:t xml:space="preserve">Khảo sát 09/06/2026</w:t>
-      </w:r>
-      <w:r>
-        <w:t xml:space="preserve"> </w:t>
-      </w:r>
-      <w:r>
-        <w:t xml:space="preserve">(</w:t>
-      </w:r>
-      <w:r>
-        <w:rPr>
-          <w:rStyle w:val="VerbatimChar"/>
-        </w:rPr>
-        <w:t xml:space="preserve">BAO-CAO-KHAO-SAT-09062026-v0.3</w:t>
-      </w:r>
-      <w:r>
-        <w:t xml:space="preserve">): §II.7 (BCAO), §II.8 (OTP/OSP, 4 KPI), §II.11 (Category Fleet Grouping), §II.12 (Data Monitoring), §IV.4 (định nghĩa 4 KPI — chưa rõ), §IV.6 (retention theo loại tài liệu), §IV.7 (luồng thủ công ANABS), §IV.9 (định dạng VIP/yếu nhân).</w:t>
-      </w:r>
-    </w:p>
-    <w:p>
-      <w:pPr>
-        <w:pStyle w:val="Compact"/>
-        <w:numPr>
-          <w:ilvl w:val="0"/>
-          <w:numId w:val="1014"/>
-        </w:numPr>
-      </w:pPr>
-      <w:r>
-        <w:rPr>
-          <w:b/>
-          <w:bCs/>
-        </w:rPr>
-        <w:t xml:space="preserve">Khảo sát 11/06/2026 chiều</w:t>
-      </w:r>
-      <w:r>
-        <w:t xml:space="preserve"> </w:t>
-      </w:r>
-      <w:r>
-        <w:t xml:space="preserve">(</w:t>
-      </w:r>
-      <w:r>
-        <w:rPr>
-          <w:rStyle w:val="VerbatimChar"/>
-        </w:rPr>
-        <w:t xml:space="preserve">BAO-CAO-KHAO-SAT-11062026-buoi-sang-v0.1</w:t>
-      </w:r>
-      <w:r>
-        <w:t xml:space="preserve">): §II.10 (Pallet Relief / Payload Extra).</w:t>
-      </w:r>
-    </w:p>
-    <w:p>
-      <w:pPr>
-        <w:pStyle w:val="Compact"/>
-        <w:numPr>
-          <w:ilvl w:val="0"/>
-          <w:numId w:val="1014"/>
-        </w:numPr>
-      </w:pPr>
-      <w:r>
-        <w:rPr>
-          <w:b/>
-          <w:bCs/>
-        </w:rPr>
-        <w:t xml:space="preserve">Khảo sát 11/06/2026 KTKTB</w:t>
-      </w:r>
-      <w:r>
-        <w:t xml:space="preserve"> </w:t>
-      </w:r>
-      <w:r>
-        <w:t xml:space="preserve">(</w:t>
-      </w:r>
-      <w:r>
-        <w:rPr>
-          <w:rStyle w:val="VerbatimChar"/>
-        </w:rPr>
-        <w:t xml:space="preserve">BAO-CAO-KHAO-SAT-11062026-ktktb-v0.1</w:t>
-      </w:r>
-      <w:r>
-        <w:t xml:space="preserve">): tham chiếu các báo cáo phụ trợ liên quan KTKTB (không có BR thuần PH3 mới sinh ra).</w:t>
-      </w:r>
-    </w:p>
-    <w:p>
-      <w:pPr>
-        <w:pStyle w:val="Compact"/>
-        <w:numPr>
-          <w:ilvl w:val="0"/>
-          <w:numId w:val="1014"/>
-        </w:numPr>
-      </w:pPr>
-      <w:r>
-        <w:rPr>
-          <w:b/>
-          <w:bCs/>
-        </w:rPr>
-        <w:t xml:space="preserve">Khảo sát 15/06/2026</w:t>
-      </w:r>
-      <w:r>
-        <w:t xml:space="preserve"> </w:t>
-      </w:r>
-      <w:r>
-        <w:t xml:space="preserve">(</w:t>
-      </w:r>
-      <w:r>
-        <w:rPr>
-          <w:rStyle w:val="VerbatimChar"/>
-        </w:rPr>
-        <w:t xml:space="preserve">BAO-CAO-KHAO-SAT-15062026-v0.1</w:t>
-      </w:r>
-      <w:r>
-        <w:t xml:space="preserve">): §II.2 (ngưỡng release OFP nội địa 210/75/60′ — quốc tế 270/90/75′ → căn cứ BR-338).</w:t>
-      </w:r>
-    </w:p>
-    <w:p>
-      <w:pPr>
-        <w:pStyle w:val="Compact"/>
-        <w:numPr>
-          <w:ilvl w:val="0"/>
-          <w:numId w:val="1014"/>
-        </w:numPr>
-      </w:pPr>
-      <w:r>
-        <w:rPr>
-          <w:b/>
-          <w:bCs/>
-        </w:rPr>
-        <w:t xml:space="preserve">YCKT-VTIT</w:t>
-      </w:r>
-      <w:r>
-        <w:t xml:space="preserve"> </w:t>
-      </w:r>
-      <w:r>
-        <w:t xml:space="preserve">(</w:t>
-      </w:r>
-      <w:r>
-        <w:rPr>
-          <w:rStyle w:val="VerbatimChar"/>
-        </w:rPr>
-        <w:t xml:space="preserve">/</w:t>
-      </w:r>
-      <w:r>
-        <w:t xml:space="preserve">): sheet-04 YCKT V3 (PF TOSS-136–141; ACARS TOSS-095 dòng 115–118; Performance email dòng 151; Schedule Robustness dòng 373; Aircraft Utilization dòng 368–369; Fuel reports dòng 389/393/396; Time reports dòng 402/404/408/413/415–416; Tankering TOSS-155–162 dòng 215–222; ZFW/MTOW dòng 453–454; sai lệch tải dòng 439–446; nước sạch dòng 450; FORM D/E dòng 478; Flight List for Backup Tool TOSS-269; API FOS TOSS-109 dòng 137; Email list TOSS-168 dòng 229–231); sheet-09 FOS (14 nhóm thông tin, Standard Filter, danh sách trường); sheet-11 Yêu cầu chung (cấu hình bảng biểu, Standard Layout, scheduled report, cảnh báo hiệu năng, đồng bộ TEST↔PROD); sheet-12 Logic tính toán (Actual Remaining Fuel, Standard OFP Remaining Fuel, Actual Trip Fuel, Techlog uplift FOB).</w:t>
-      </w:r>
-    </w:p>
-    <w:p>
-      <w:pPr>
-        <w:pStyle w:val="Compact"/>
-        <w:numPr>
-          <w:ilvl w:val="0"/>
-          <w:numId w:val="1014"/>
-        </w:numPr>
-      </w:pPr>
-      <w:r>
-        <w:rPr>
-          <w:b/>
-          <w:bCs/>
-        </w:rPr>
-        <w:t xml:space="preserve">Đề xuất giải pháp kỹ thuật</w:t>
-      </w:r>
-      <w:r>
-        <w:t xml:space="preserve"> </w:t>
-      </w:r>
-      <w:r>
-        <w:t xml:space="preserve">(</w:t>
-      </w:r>
-      <w:r>
-        <w:rPr>
-          <w:rStyle w:val="VerbatimChar"/>
-        </w:rPr>
-        <w:t xml:space="preserve">VNAOCC_TOSS_Đề xuất giải pháp kỹ thuật_v0.3.pdf</w:t>
-      </w:r>
-      <w:r>
-        <w:t xml:space="preserve">): §I (Tankering Strategy khuyến nghị), §II.3 (nền tảng báo cáo + bộ lọc + định dạng xuất + báo cáo lịch bay/OTP/OSP/Fuel/Time/OFP/Tải/Môi trường/Profitability).</w:t>
-      </w:r>
-    </w:p>
-    <w:p>
-      <w:pPr>
-        <w:pStyle w:val="Compact"/>
-        <w:numPr>
-          <w:ilvl w:val="0"/>
-          <w:numId w:val="1014"/>
-        </w:numPr>
-      </w:pPr>
-      <w:r>
-        <w:rPr>
-          <w:b/>
-          <w:bCs/>
-        </w:rPr>
-        <w:t xml:space="preserve">Khảo sát 08/06/2026</w:t>
-      </w:r>
-      <w:r>
-        <w:t xml:space="preserve"> </w:t>
-      </w:r>
-      <w:r>
-        <w:t xml:space="preserve">(</w:t>
-      </w:r>
-      <w:r>
-        <w:rPr>
-          <w:rStyle w:val="VerbatimChar"/>
-        </w:rPr>
-        <w:t xml:space="preserve">BAO-CAO-KHAO-SAT-08062026-v0.2</w:t>
-      </w:r>
-      <w:r>
-        <w:t xml:space="preserve">): §II.4 (phát hành báo cáo qua thư điện tử).</w:t>
-      </w:r>
-    </w:p>
-    <w:p>
-      <w:pPr>
-        <w:pStyle w:val="Compact"/>
-        <w:numPr>
-          <w:ilvl w:val="0"/>
-          <w:numId w:val="1014"/>
-        </w:numPr>
-      </w:pPr>
-      <w:r>
-        <w:rPr>
-          <w:b/>
-          <w:bCs/>
-        </w:rPr>
-        <w:t xml:space="preserve">Sổ điểm cần chốt</w:t>
-      </w:r>
-      <w:r>
-        <w:t xml:space="preserve"> </w:t>
-      </w:r>
-      <w:r>
-        <w:t xml:space="preserve">(</w:t>
-      </w:r>
-      <w:r>
-        <w:rPr>
-          <w:rStyle w:val="VerbatimChar"/>
-        </w:rPr>
-        <w:t xml:space="preserve">SO-THEO-DOI-DIEM-CHOT-v0.1</w:t>
-      </w:r>
-      <w:r>
-        <w:t xml:space="preserve"> </w:t>
-      </w:r>
-      <w:r>
-        <w:t xml:space="preserve">v0.12): tham chiếu OID SME-09 (yếu nhân/chuyên cơ), SME-32 (FORM D/E), KS-07 (mã nguyên nhân chuẩn), KS-31 (sai lệch tải), KS-48 (4 KPI OTP/OSP), KS-49 (retention theo loại tài liệu), KS-50 (luồng thủ công ANABS), KS-51 (định dạng VIP).</w:t>
-      </w:r>
-    </w:p>
-    <w:p>
-      <w:pPr>
-        <w:pStyle w:val="Compact"/>
-        <w:numPr>
-          <w:ilvl w:val="0"/>
-          <w:numId w:val="1014"/>
-        </w:numPr>
-      </w:pPr>
-      <w:r>
-        <w:rPr>
-          <w:b/>
-          <w:bCs/>
-        </w:rPr>
-        <w:t xml:space="preserve">Glossary</w:t>
-      </w:r>
-      <w:r>
-        <w:t xml:space="preserve"> </w:t>
-      </w:r>
-      <w:r>
-        <w:t xml:space="preserve">(</w:t>
-      </w:r>
-      <w:r>
-        <w:rPr>
-          <w:rStyle w:val="VerbatimChar"/>
-        </w:rPr>
-        <w:t xml:space="preserve">toss-glossary-v0.1</w:t>
-      </w:r>
-      <w:r>
-        <w:t xml:space="preserve">): tham chiếu BCAO, OTP, OSP, Tankering, Performance Factor (PF), FOS, ACARS, AMOS, Block Hour, Cost Index, MTOW, ZFW, DOW, NOTOC, Cargo Manifest, EDTO, RCL — không thêm BR nội dung mới.</w:t>
-      </w:r>
-    </w:p>
     <w:p>
       <w:r>
         <w:pict>
@@ -29993,79 +26219,9 @@
         </w:pict>
       </w:r>
     </w:p>
-    <w:p>
-      <w:pPr>
-        <w:pStyle w:val="FirstParagraph"/>
-      </w:pPr>
-      <w:r>
-        <w:rPr>
-          <w:i/>
-          <w:iCs/>
-        </w:rPr>
-        <w:t xml:space="preserve">BRD-TOSS-PH3 v0.5 — 2026-06-17. Tổng 66 BR (BR-301 … BR-366). Lịch sử version: xem</w:t>
-      </w:r>
-      <w:r>
-        <w:rPr>
-          <w:i/>
-          <w:iCs/>
-        </w:rPr>
-        <w:t xml:space="preserve"> </w:t>
-      </w:r>
-      <w:r>
-        <w:rPr>
-          <w:rStyle w:val="VerbatimChar"/>
-          <w:i/>
-          <w:iCs/>
-        </w:rPr>
-        <w:t xml:space="preserve">BA-VERSION-LOG</w:t>
-      </w:r>
-      <w:r>
-        <w:rPr>
-          <w:i/>
-          <w:iCs/>
-        </w:rPr>
-        <w:t xml:space="preserve">. Phân rã FUNC:</w:t>
-      </w:r>
-      <w:r>
-        <w:rPr>
-          <w:i/>
-          <w:iCs/>
-        </w:rPr>
-        <w:t xml:space="preserve"> </w:t>
-      </w:r>
-      <w:r>
-        <w:rPr>
-          <w:rStyle w:val="VerbatimChar"/>
-          <w:i/>
-          <w:iCs/>
-        </w:rPr>
-        <w:t xml:space="preserve">PHAN-RA-BRD-PH3-quan-ly-bao-cao-toi-uu-khai-thac-v0.3</w:t>
-      </w:r>
-      <w:r>
-        <w:rPr>
-          <w:i/>
-          <w:iCs/>
-        </w:rPr>
-        <w:t xml:space="preserve"> </w:t>
-      </w:r>
-      <w:r>
-        <w:rPr>
-          <w:i/>
-          <w:iCs/>
-        </w:rPr>
-        <w:t xml:space="preserve">(cần cập nhật lại theo v0.5 BRD).</w:t>
-      </w:r>
-    </w:p>
-    <w:p>
-      <w:r>
-        <w:pict>
-          <v:rect style="width:0;height:1.5pt" o:hralign="center" o:hrstd="t" o:hr="t"/>
-        </w:pict>
-      </w:r>
-    </w:p>
-    <w:bookmarkEnd w:id="109"/>
-    <w:bookmarkEnd w:id="110"/>
-    <w:bookmarkStart w:id="123" w:name="X98d40dccf81405314b040f4f510e0773643798f"/>
+    <w:bookmarkEnd w:id="102"/>
+    <w:bookmarkEnd w:id="103"/>
+    <w:bookmarkStart w:id="116" w:name="X98d40dccf81405314b040f4f510e0773643798f"/>
     <w:p>
       <w:pPr>
         <w:pStyle w:val="Heading1"/>
@@ -30083,13 +26239,29 @@
           <w:b/>
           <w:bCs/>
         </w:rPr>
-        <w:t xml:space="preserve">Tài liệu con của BRD-TOSS-001-khung-v0.10.</w:t>
+        <w:t xml:space="preserve">Vai trò chủ sở hữu (Master Data Owner):</w:t>
       </w:r>
       <w:r>
         <w:t xml:space="preserve"> </w:t>
       </w:r>
       <w:r>
-        <w:t xml:space="preserve">Phân rã chi tiết §7.4 — Phân hệ 4. Mọi quy ước MoSCoW, phạm vi, bên liên quan tham chiếu từ tài liệu cha.</w:t>
+        <w:t xml:space="preserve">PH4 là nơi định nghĩa và lưu trữ duy nhất của các danh mục dùng chung; PH1–PH3 và PH5 chỉ</w:t>
+      </w:r>
+      <w:r>
+        <w:t xml:space="preserve"> </w:t>
+      </w:r>
+      <w:r>
+        <w:rPr>
+          <w:b/>
+          <w:bCs/>
+        </w:rPr>
+        <w:t xml:space="preserve">tiêu thụ</w:t>
+      </w:r>
+      <w:r>
+        <w:t xml:space="preserve"> </w:t>
+      </w:r>
+      <w:r>
+        <w:t xml:space="preserve">(đọc) từ PH4. Khi một BR ở phân hệ khác phụ thuộc một danh mục, BR đó phải dẫn chiếu mã BR-4xx tương ứng.</w:t>
       </w:r>
     </w:p>
     <w:p>
@@ -30101,123 +26273,16 @@
           <w:b/>
           <w:bCs/>
         </w:rPr>
-        <w:t xml:space="preserve">Vai trò chủ sở hữu (Master Data Owner):</w:t>
+        <w:t xml:space="preserve">Phân rã chức năng:</w:t>
       </w:r>
       <w:r>
         <w:t xml:space="preserve"> </w:t>
       </w:r>
       <w:r>
-        <w:t xml:space="preserve">PH4 là nơi định nghĩa và lưu trữ duy nhất của các danh mục dùng chung; PH1–PH3 và PH5 chỉ</w:t>
-      </w:r>
-      <w:r>
-        <w:t xml:space="preserve"> </w:t>
-      </w:r>
-      <w:r>
-        <w:rPr>
-          <w:b/>
-          <w:bCs/>
-        </w:rPr>
-        <w:t xml:space="preserve">tiêu thụ</w:t>
-      </w:r>
-      <w:r>
-        <w:t xml:space="preserve"> </w:t>
-      </w:r>
-      <w:r>
-        <w:t xml:space="preserve">(đọc) từ PH4. Khi một BR ở phân hệ khác phụ thuộc một danh mục, BR đó phải dẫn chiếu mã BR-4xx tương ứng.</w:t>
+        <w:t xml:space="preserve">xem PHAN-RA-BRD-PH4-quan-ly-danh-muc-v0.3.</w:t>
       </w:r>
     </w:p>
-    <w:p>
-      <w:pPr>
-        <w:pStyle w:val="BlockText"/>
-      </w:pPr>
-      <w:r>
-        <w:rPr>
-          <w:b/>
-          <w:bCs/>
-        </w:rPr>
-        <w:t xml:space="preserve">Phân rã chức năng:</w:t>
-      </w:r>
-      <w:r>
-        <w:t xml:space="preserve"> </w:t>
-      </w:r>
-      <w:r>
-        <w:t xml:space="preserve">xem PHAN-RA-BRD-PH4-quan-ly-danh-muc-v0.3.</w:t>
-      </w:r>
-    </w:p>
-    <w:p>
-      <w:pPr>
-        <w:pStyle w:val="BlockText"/>
-      </w:pPr>
-      <w:r>
-        <w:rPr>
-          <w:b/>
-          <w:bCs/>
-        </w:rPr>
-        <w:t xml:space="preserve">Quản lý điểm cần xác nhận:</w:t>
-      </w:r>
-      <w:r>
-        <w:t xml:space="preserve"> </w:t>
-      </w:r>
-      <w:r>
-        <w:t xml:space="preserve">mọi cờ</w:t>
-      </w:r>
-      <w:r>
-        <w:t xml:space="preserve"> </w:t>
-      </w:r>
-      <w:r>
-        <w:rPr>
-          <w:rStyle w:val="VerbatimChar"/>
-        </w:rPr>
-        <w:t xml:space="preserve">[cần xác nhận]</w:t>
-      </w:r>
-      <w:r>
-        <w:t xml:space="preserve"> </w:t>
-      </w:r>
-      <w:r>
-        <w:t xml:space="preserve">được tập trung tại sổ cái duy nhất</w:t>
-      </w:r>
-      <w:r>
-        <w:t xml:space="preserve"> </w:t>
-      </w:r>
-      <w:r>
-        <w:rPr>
-          <w:b/>
-          <w:bCs/>
-        </w:rPr>
-        <w:t xml:space="preserve">OID-TOSS-001</w:t>
-      </w:r>
-      <w:r>
-        <w:t xml:space="preserve"> </w:t>
-      </w:r>
-      <w:r>
-        <w:t xml:space="preserve">(</w:t>
-      </w:r>
-      <w:r>
-        <w:rPr>
-          <w:rStyle w:val="VerbatimChar"/>
-        </w:rPr>
-        <w:t xml:space="preserve">SO-THEO-DOI-DIEM-CHOT-v0.1</w:t>
-      </w:r>
-      <w:r>
-        <w:t xml:space="preserve">). Trong tài liệu này chỉ giữ chú thích trỏ về OID dưới dạng</w:t>
-      </w:r>
-      <w:r>
-        <w:t xml:space="preserve"> </w:t>
-      </w:r>
-      <w:r>
-        <w:rPr>
-          <w:rStyle w:val="VerbatimChar"/>
-        </w:rPr>
-        <w:t xml:space="preserve">*(xem OID: &lt;mã&gt;)*</w:t>
-      </w:r>
-      <w:r>
-        <w:t xml:space="preserve"> </w:t>
-      </w:r>
-      <w:r>
-        <w:t xml:space="preserve">ở cuối mô tả BR liên quan.</w:t>
-      </w:r>
-    </w:p>
-    <w:bookmarkStart w:id="122" w:name="phân-hệ-4-quản-lý-danh-mục-master-data"/>
+    <w:bookmarkStart w:id="115" w:name="phân-hệ-4-quản-lý-danh-mục-master-data"/>
     <w:p>
       <w:pPr>
         <w:pStyle w:val="Heading2"/>
@@ -30226,7 +26291,7 @@
         <w:t xml:space="preserve">§7.4 Phân hệ 4 — Quản lý danh mục (Master Data)</w:t>
       </w:r>
     </w:p>
-    <w:bookmarkStart w:id="111" w:name="nhóm-a.-nguyên-tắc-tổ-chức-danh-mục"/>
+    <w:bookmarkStart w:id="104" w:name="nhóm-a.-nguyên-tắc-tổ-chức-danh-mục"/>
     <w:p>
       <w:pPr>
         <w:pStyle w:val="Heading3"/>
@@ -30689,8 +26754,8 @@
         </w:tc>
       </w:tr>
     </w:tbl>
-    <w:bookmarkEnd w:id="111"/>
-    <w:bookmarkStart w:id="112" w:name="nhóm-b.-danh-mục-tàu-bay-aircraft-master"/>
+    <w:bookmarkEnd w:id="104"/>
+    <w:bookmarkStart w:id="105" w:name="nhóm-b.-danh-mục-tàu-bay-aircraft-master"/>
     <w:p>
       <w:pPr>
         <w:pStyle w:val="Heading3"/>
@@ -31021,44 +27086,6 @@
             <w:r>
               <w:t xml:space="preserve">(owner / lessor) và quản lý danh mục bên cho thuê.</w:t>
             </w:r>
-            <w:r>
-              <w:t xml:space="preserve"> </w:t>
-            </w:r>
-            <w:r>
-              <w:rPr>
-                <w:i/>
-                <w:iCs/>
-              </w:rPr>
-              <w:t xml:space="preserve">(Tên tiếng Việt chính thức cho biến thể</w:t>
-            </w:r>
-            <w:r>
-              <w:rPr>
-                <w:i/>
-                <w:iCs/>
-              </w:rPr>
-              <w:t xml:space="preserve"> </w:t>
-            </w:r>
-            <w:r>
-              <w:rPr>
-                <w:i/>
-                <w:iCs/>
-              </w:rPr>
-              <w:t xml:space="preserve">“tự lo nhiên liệu”</w:t>
-            </w:r>
-            <w:r>
-              <w:rPr>
-                <w:i/>
-                <w:iCs/>
-              </w:rPr>
-              <w:t xml:space="preserve"> </w:t>
-            </w:r>
-            <w:r>
-              <w:rPr>
-                <w:i/>
-                <w:iCs/>
-              </w:rPr>
-              <w:t xml:space="preserve">— xem OID: SME-10.)</w:t>
-            </w:r>
           </w:p>
         </w:tc>
         <w:tc>
@@ -31249,7 +27276,7 @@
               <w:rPr>
                 <w:rStyle w:val="VerbatimChar"/>
               </w:rPr>
-              <w:t xml:space="preserve">STD_VERSION_ALT_1..4</w:t>
+              <w:t xml:space="preserve">STD_VERSION_ALT_1.4</w:t>
             </w:r>
             <w:r>
               <w:t xml:space="preserve">).</w:t>
@@ -31310,16 +27337,6 @@
             </w:pPr>
             <w:r>
               <w:t xml:space="preserve">Hệ thống phải quản lý AC_INDEX và cỡ tổ bay tiêu chuẩn (cockpit / cabin) ở mức master tàu bay.</w:t>
-            </w:r>
-            <w:r>
-              <w:t xml:space="preserve"> </w:t>
-            </w:r>
-            <w:r>
-              <w:rPr>
-                <w:i/>
-                <w:iCs/>
-              </w:rPr>
-              <w:t xml:space="preserve">(Ngữ nghĩa AC_INDEX — xem OID: SME-30.)</w:t>
             </w:r>
           </w:p>
         </w:tc>
@@ -31501,16 +27518,6 @@
             <w:r>
               <w:t xml:space="preserve">).</w:t>
             </w:r>
-            <w:r>
-              <w:t xml:space="preserve"> </w:t>
-            </w:r>
-            <w:r>
-              <w:rPr>
-                <w:i/>
-                <w:iCs/>
-              </w:rPr>
-              <w:t xml:space="preserve">(Codeset AP_RESTRICTION — xem OID: SME-31.)</w:t>
-            </w:r>
           </w:p>
         </w:tc>
         <w:tc>
@@ -31568,16 +27575,6 @@
             <w:r>
               <w:t xml:space="preserve">Hệ thống phải quản lý trạng thái tàu bay theo codeset (đang khai thác / xuất đội / dùng đặc biệt / overflow); phân biệt tàu thuộc đội bay của hãng với tàu của hãng khác chỉ bay qua.</w:t>
             </w:r>
-            <w:r>
-              <w:t xml:space="preserve"> </w:t>
-            </w:r>
-            <w:r>
-              <w:rPr>
-                <w:i/>
-                <w:iCs/>
-              </w:rPr>
-              <w:t xml:space="preserve">(Codeset AC_STATE — xem OID: SME-29.)</w:t>
-            </w:r>
           </w:p>
         </w:tc>
         <w:tc>
@@ -31634,16 +27631,6 @@
             </w:pPr>
             <w:r>
               <w:t xml:space="preserve">Hệ thống phải hợp nhất master tàu bay từ nhiều nguồn (FIMS + Netline) bằng khóa (số đăng ký + giai đoạn hiệu lực) thành golden record duy nhất; duy trì bảng ánh xạ codeset loại tàu giữa các nguồn.</w:t>
-            </w:r>
-            <w:r>
-              <w:t xml:space="preserve"> </w:t>
-            </w:r>
-            <w:r>
-              <w:rPr>
-                <w:i/>
-                <w:iCs/>
-              </w:rPr>
-              <w:t xml:space="preserve">(Quy tắc hợp nhất codeset FIMS↔Netline — xem OID: KS-30.)</w:t>
             </w:r>
           </w:p>
         </w:tc>
@@ -31852,8 +27839,8 @@
         </w:tc>
       </w:tr>
     </w:tbl>
-    <w:bookmarkEnd w:id="112"/>
-    <w:bookmarkStart w:id="113" w:name="Xb12005a7ddde0d87cbe0538ac93585a7d3a058f"/>
+    <w:bookmarkEnd w:id="105"/>
+    <w:bookmarkStart w:id="106" w:name="Xb12005a7ddde0d87cbe0538ac93585a7d3a058f"/>
     <w:p>
       <w:pPr>
         <w:pStyle w:val="Heading3"/>
@@ -32124,8 +28111,8 @@
         </w:tc>
       </w:tr>
     </w:tbl>
-    <w:bookmarkEnd w:id="113"/>
-    <w:bookmarkStart w:id="114" w:name="nhóm-d.-mel-cdl-defect"/>
+    <w:bookmarkEnd w:id="106"/>
+    <w:bookmarkStart w:id="107" w:name="nhóm-d.-mel-cdl-defect"/>
     <w:p>
       <w:pPr>
         <w:pStyle w:val="Heading3"/>
@@ -32298,16 +28285,6 @@
             <w:r>
               <w:t xml:space="preserve">, hiển thị compare giữa các version, xuất ra các định dạng XML / OPS / một định dạng nữa. Riêng dòng Airbus A350 giữ bước ký thủ công bằng FODM.</w:t>
             </w:r>
-            <w:r>
-              <w:t xml:space="preserve"> </w:t>
-            </w:r>
-            <w:r>
-              <w:rPr>
-                <w:i/>
-                <w:iCs/>
-              </w:rPr>
-              <w:t xml:space="preserve">(Tên định dạng thứ ba — xem OID: SME-44.)</w:t>
-            </w:r>
           </w:p>
         </w:tc>
         <w:tc>
@@ -32459,8 +28436,8 @@
         </w:tc>
       </w:tr>
     </w:tbl>
-    <w:bookmarkEnd w:id="114"/>
-    <w:bookmarkStart w:id="115" w:name="nhóm-e.-performance-factor"/>
+    <w:bookmarkEnd w:id="107"/>
+    <w:bookmarkStart w:id="108" w:name="nhóm-e.-performance-factor"/>
     <w:p>
       <w:pPr>
         <w:pStyle w:val="Heading3"/>
@@ -32564,16 +28541,6 @@
             <w:r>
               <w:t xml:space="preserve">Hệ thống phải cho phép upload file dữ liệu của các đội tàu bay và tính toán Performance Factor (PF) từ dữ liệu; tích hợp với email nhận điện ACARS để tập hợp thành file message phục vụ tính toán; cho phép view và download file message; bảo đảm input cho các phần mềm BackPACK / PEP / PET / FOS chạy đúng. Chu kỳ tính PF trung bình hai tuần hoặc một tháng một lần, bao gồm cả chuyến có MEL và chuyến không có MEL.</w:t>
             </w:r>
-            <w:r>
-              <w:t xml:space="preserve"> </w:t>
-            </w:r>
-            <w:r>
-              <w:rPr>
-                <w:i/>
-                <w:iCs/>
-              </w:rPr>
-              <w:t xml:space="preserve">(Tên đầy đủ pgepoid — xem OID: SME-38.)</w:t>
-            </w:r>
           </w:p>
         </w:tc>
         <w:tc>
@@ -32792,8 +28759,8 @@
         </w:tc>
       </w:tr>
     </w:tbl>
-    <w:bookmarkEnd w:id="115"/>
-    <w:bookmarkStart w:id="116" w:name="nhóm-f.-danh-mục-sân-bay-airport-master"/>
+    <w:bookmarkEnd w:id="108"/>
+    <w:bookmarkStart w:id="109" w:name="nhóm-f.-danh-mục-sân-bay-airport-master"/>
     <w:p>
       <w:pPr>
         <w:pStyle w:val="Heading3"/>
@@ -33410,16 +29377,6 @@
             <w:r>
               <w:t xml:space="preserve">Hệ thống phải quản lý danh mục dịch vụ sân bay đặc thù (ví dụ sân bay không hỗ trợ tàu hỏng APU) phục vụ cảnh báo và hỗ trợ điều hành đổi tàu khi cần.</w:t>
             </w:r>
-            <w:r>
-              <w:t xml:space="preserve"> </w:t>
-            </w:r>
-            <w:r>
-              <w:rPr>
-                <w:i/>
-                <w:iCs/>
-              </w:rPr>
-              <w:t xml:space="preserve">(Nguồn danh mục dịch vụ sân bay hiện đang quản lý thủ công — xem OID: KS-06.)</w:t>
-            </w:r>
           </w:p>
         </w:tc>
         <w:tc>
@@ -33477,16 +29434,6 @@
             <w:r>
               <w:t xml:space="preserve">Hệ thống phải quản lý danh mục sân bay đặc biệt (sân bay địa hình hoặc điều kiện đặc thù như Điện Biên, Đồng Hới) và điều kiện chứng chỉ / kinh nghiệm bổ sung của cơ trưởng và tổ bay tương ứng; làm cơ sở cho cảnh báo chứng chỉ tổ bay theo sân bay và cảnh báo đổi tổ trong PH1.</w:t>
             </w:r>
-            <w:r>
-              <w:t xml:space="preserve"> </w:t>
-            </w:r>
-            <w:r>
-              <w:rPr>
-                <w:i/>
-                <w:iCs/>
-              </w:rPr>
-              <w:t xml:space="preserve">(Danh mục sân bay đặc biệt đầy đủ — xem OID: SME-18.)</w:t>
-            </w:r>
           </w:p>
         </w:tc>
         <w:tc>
@@ -33543,16 +29490,6 @@
             </w:pPr>
             <w:r>
               <w:t xml:space="preserve">Hệ thống phải quản lý danh mục Standard Taxi Time theo sân bay và thời gian hiệu lực: cho phép tự thống kê từ dữ liệu thực tế (QAR / QAI) qua API hoặc Database View của Tổng công ty và trình điều phái viên duyệt trước khi áp dụng; sinh cảnh báo khi sân bay thay đổi Standard Taxi Time, đặc biệt trong các đợt cao điểm.</w:t>
-            </w:r>
-            <w:r>
-              <w:t xml:space="preserve"> </w:t>
-            </w:r>
-            <w:r>
-              <w:rPr>
-                <w:i/>
-                <w:iCs/>
-              </w:rPr>
-              <w:t xml:space="preserve">(Phương án push Lido — xem OID: KS-16; đơn vị MOI quản lý hiện hành — xem OID: SME-15.)</w:t>
             </w:r>
           </w:p>
         </w:tc>
@@ -33720,8 +29657,8 @@
         </w:tc>
       </w:tr>
     </w:tbl>
-    <w:bookmarkEnd w:id="116"/>
-    <w:bookmarkStart w:id="117" w:name="Xaada0f54ad7edce2731c225ea34c4cae2807911"/>
+    <w:bookmarkEnd w:id="109"/>
+    <w:bookmarkStart w:id="110" w:name="Xaada0f54ad7edce2731c225ea34c4cae2807911"/>
     <w:p>
       <w:pPr>
         <w:pStyle w:val="Heading3"/>
@@ -34489,8 +30426,8 @@
         </w:tc>
       </w:tr>
     </w:tbl>
-    <w:bookmarkEnd w:id="117"/>
-    <w:bookmarkStart w:id="118" w:name="nhóm-h.-danh-mục-nhiên-liệu-fuel"/>
+    <w:bookmarkEnd w:id="110"/>
+    <w:bookmarkStart w:id="111" w:name="nhóm-h.-danh-mục-nhiên-liệu-fuel"/>
     <w:p>
       <w:pPr>
         <w:pStyle w:val="Heading3"/>
@@ -34723,16 +30660,6 @@
             <w:r>
               <w:t xml:space="preserve">Hệ thống phải quản lý danh mục bảng dầu (AHM — Aircraft Handling Manual) phục vụ điều phái lập kế hoạch bay: giai đoạn đầu cho điều phái viên chủ động khai báo thủ công trên TOSS (theo loại tàu, điều kiện khai thác); giai đoạn tiếp theo tích hợp tự động với phần mềm IFV khi sẵn sàng; TOSS sinh cảnh báo khi bảng dầu có thay đổi (thay thế cho cuộc gọi điện thoại hiện hành từ Trung tâm CLC).</w:t>
             </w:r>
-            <w:r>
-              <w:t xml:space="preserve"> </w:t>
-            </w:r>
-            <w:r>
-              <w:rPr>
-                <w:i/>
-                <w:iCs/>
-              </w:rPr>
-              <w:t xml:space="preserve">(Tên đầy đủ phần mềm IFV — xem OID: SME-16.)</w:t>
-            </w:r>
           </w:p>
         </w:tc>
         <w:tc>
@@ -34770,8 +30697,8 @@
         </w:tc>
       </w:tr>
     </w:tbl>
-    <w:bookmarkEnd w:id="118"/>
-    <w:bookmarkStart w:id="119" w:name="Xbeb56d33554256a7dbb1fcf9b5702939f580b04"/>
+    <w:bookmarkEnd w:id="111"/>
+    <w:bookmarkStart w:id="112" w:name="Xbeb56d33554256a7dbb1fcf9b5702939f580b04"/>
     <w:p>
       <w:pPr>
         <w:pStyle w:val="Heading3"/>
@@ -35202,16 +31129,6 @@
             <w:r>
               <w:t xml:space="preserve">(nhận Slot, phép cất hạ cánh, gồm slot mùa và slot bổ sung).</w:t>
             </w:r>
-            <w:r>
-              <w:t xml:space="preserve"> </w:t>
-            </w:r>
-            <w:r>
-              <w:rPr>
-                <w:i/>
-                <w:iCs/>
-              </w:rPr>
-              <w:t xml:space="preserve">(Tiến độ tích hợp SkyCheck — xem OID: KS-15.)</w:t>
-            </w:r>
           </w:p>
         </w:tc>
         <w:tc>
@@ -35269,16 +31186,6 @@
             <w:r>
               <w:t xml:space="preserve">Hệ thống phải quản lý danh mục Flight Type Code (mã loại chuyến nội bộ — O, Z, G, H, A, P, V, S…) làm cơ sở nhận diện chuyến không thường lệ và phục vụ các cảnh báo liên quan (ví dụ cảnh báo chuyến code O không có STS HEAD trong ATC FPL).</w:t>
             </w:r>
-            <w:r>
-              <w:t xml:space="preserve"> </w:t>
-            </w:r>
-            <w:r>
-              <w:rPr>
-                <w:i/>
-                <w:iCs/>
-              </w:rPr>
-              <w:t xml:space="preserve">(Danh mục Flight Type Code đầy đủ — xem OID: SME-19.)</w:t>
-            </w:r>
           </w:p>
         </w:tc>
         <w:tc>
@@ -35316,8 +31223,8 @@
         </w:tc>
       </w:tr>
     </w:tbl>
-    <w:bookmarkEnd w:id="119"/>
-    <w:bookmarkStart w:id="120" w:name="X3b108a5ccd4bae2d6590949ace4d5cb6f8322fe"/>
+    <w:bookmarkEnd w:id="112"/>
+    <w:bookmarkStart w:id="113" w:name="X3b108a5ccd4bae2d6590949ace4d5cb6f8322fe"/>
     <w:p>
       <w:pPr>
         <w:pStyle w:val="Heading3"/>
@@ -35493,16 +31400,6 @@
             <w:r>
               <w:t xml:space="preserve">— thời điểm chốt lịch bay căn cứ với CHK (mặc định 20 giờ ngày hôm trước cho lịch bay ngày hôm sau) phục vụ báo cáo CAAV.</w:t>
             </w:r>
-            <w:r>
-              <w:t xml:space="preserve"> </w:t>
-            </w:r>
-            <w:r>
-              <w:rPr>
-                <w:i/>
-                <w:iCs/>
-              </w:rPr>
-              <w:t xml:space="preserve">(Giá trị mặc định và quy tắc chốt lịch — xem OID: SME-33.)</w:t>
-            </w:r>
           </w:p>
         </w:tc>
         <w:tc>
@@ -35540,8 +31437,8 @@
         </w:tc>
       </w:tr>
     </w:tbl>
-    <w:bookmarkEnd w:id="120"/>
-    <w:bookmarkStart w:id="121" w:name="nhóm-k.-đã-chuyển-sang-ph2"/>
+    <w:bookmarkEnd w:id="113"/>
+    <w:bookmarkStart w:id="114" w:name="nhóm-k.-đã-chuyển-sang-ph2"/>
     <w:p>
       <w:pPr>
         <w:pStyle w:val="Heading3"/>
@@ -35610,50 +31507,16 @@
       </w:r>
     </w:p>
     <w:p>
-      <w:pPr>
-        <w:pStyle w:val="FirstParagraph"/>
-      </w:pPr>
-      <w:r>
-        <w:rPr>
-          <w:i/>
-          <w:iCs/>
-        </w:rPr>
-        <w:t xml:space="preserve">BRD-TOSS-PH4 v0.5 — 2026-06-17. Tổng 69 BR (BR-401…469) chia 10 nhóm A–J. Nhóm K đã chuyển sang PH2. Lịch sử version: xem</w:t>
-      </w:r>
-      <w:r>
-        <w:rPr>
-          <w:i/>
-          <w:iCs/>
-        </w:rPr>
-        <w:t xml:space="preserve"> </w:t>
-      </w:r>
-      <w:r>
-        <w:rPr>
-          <w:rStyle w:val="VerbatimChar"/>
-          <w:i/>
-          <w:iCs/>
-        </w:rPr>
-        <w:t xml:space="preserve">BA-VERSION-LOG</w:t>
-      </w:r>
-      <w:r>
-        <w:rPr>
-          <w:i/>
-          <w:iCs/>
-        </w:rPr>
-        <w:t xml:space="preserve">. Phân rã FUNC: PHAN-RA-BRD-PH4-quan-ly-danh-muc-v0.3.</w:t>
-      </w:r>
-    </w:p>
-    <w:p>
       <w:r>
         <w:pict>
           <v:rect style="width:0;height:1.5pt" o:hralign="center" o:hrstd="t" o:hr="t"/>
         </w:pict>
       </w:r>
     </w:p>
-    <w:bookmarkEnd w:id="121"/>
-    <w:bookmarkEnd w:id="122"/>
-    <w:bookmarkEnd w:id="123"/>
-    <w:bookmarkStart w:id="133" w:name="Xd697873034775ef125d8e0b3b655ceb8f52a4e5"/>
+    <w:bookmarkEnd w:id="114"/>
+    <w:bookmarkEnd w:id="115"/>
+    <w:bookmarkEnd w:id="116"/>
+    <w:bookmarkStart w:id="126" w:name="Xd697873034775ef125d8e0b3b655ceb8f52a4e5"/>
     <w:p>
       <w:pPr>
         <w:pStyle w:val="Heading1"/>
@@ -35671,13 +31534,13 @@
           <w:b/>
           <w:bCs/>
         </w:rPr>
-        <w:t xml:space="preserve">Tài liệu con của BRD-TOSS-001-khung-v0.10.</w:t>
+        <w:t xml:space="preserve">Phạm vi:</w:t>
       </w:r>
       <w:r>
         <w:t xml:space="preserve"> </w:t>
       </w:r>
       <w:r>
-        <w:t xml:space="preserve">Phân rã chi tiết §7.5 — Phân hệ 5.</w:t>
+        <w:t xml:space="preserve">PH5 là phân hệ owner của IAM/RBAC (các phân hệ 1–4 áp dụng từ đây), chuẩn UI toàn hệ thống, cây menu, tích hợp các hệ thống ngoài qua API Gateway, hạ tầng Cloud + định cỡ, audit log, session, notification (email/ACARS push), import/export &amp; migrate dữ liệu.</w:t>
       </w:r>
     </w:p>
     <w:p>
@@ -35689,13 +31552,13 @@
           <w:b/>
           <w:bCs/>
         </w:rPr>
-        <w:t xml:space="preserve">Phạm vi:</w:t>
+        <w:t xml:space="preserve">PH5 = kênh tích hợp (data contract, transport, retry). PH1–PH4 tiêu thụ dữ liệu đã tích hợp.</w:t>
       </w:r>
       <w:r>
         <w:t xml:space="preserve"> </w:t>
       </w:r>
       <w:r>
-        <w:t xml:space="preserve">PH5 là phân hệ owner của IAM/RBAC (các phân hệ 1–4 áp dụng từ đây), chuẩn UI toàn hệ thống, cây menu, tích hợp các hệ thống ngoài qua API Gateway, hạ tầng Cloud + định cỡ, audit log, session, notification (email/ACARS push), import/export &amp; migrate dữ liệu.</w:t>
+        <w:t xml:space="preserve">Cụ thể: PH5 chịu trách nhiệm về (a) chuẩn API/file/message với từng hệ thống ngoài; (b) ánh xạ trường (field mapping) và phiên bản hợp đồng dữ liệu; (c) cơ chế retry, dead-letter, alert khi link down; (d) giám sát luồng dữ liệu vào/ra. PH1–PH4 chỉ tiêu thụ dữ liệu đã được PH5 tích hợp, không tự kết nối điểm-điểm với hệ thống ngoài.</w:t>
       </w:r>
     </w:p>
     <w:p>
@@ -35707,97 +31570,6 @@
           <w:b/>
           <w:bCs/>
         </w:rPr>
-        <w:t xml:space="preserve">PH5 = kênh tích hợp (data contract, transport, retry). PH1–PH4 tiêu thụ dữ liệu đã tích hợp.</w:t>
-      </w:r>
-      <w:r>
-        <w:t xml:space="preserve"> </w:t>
-      </w:r>
-      <w:r>
-        <w:t xml:space="preserve">Cụ thể: PH5 chịu trách nhiệm về (a) chuẩn API/file/message với từng hệ thống ngoài; (b) ánh xạ trường (field mapping) và phiên bản hợp đồng dữ liệu; (c) cơ chế retry, dead-letter, alert khi link down; (d) giám sát luồng dữ liệu vào/ra. PH1–PH4 chỉ tiêu thụ dữ liệu đã được PH5 tích hợp, không tự kết nối điểm-điểm với hệ thống ngoài.</w:t>
-      </w:r>
-    </w:p>
-    <w:p>
-      <w:pPr>
-        <w:pStyle w:val="BlockText"/>
-      </w:pPr>
-      <w:r>
-        <w:rPr>
-          <w:b/>
-          <w:bCs/>
-        </w:rPr>
-        <w:t xml:space="preserve">Quản lý điểm cần xác nhận:</w:t>
-      </w:r>
-      <w:r>
-        <w:t xml:space="preserve"> </w:t>
-      </w:r>
-      <w:r>
-        <w:t xml:space="preserve">mọi cờ</w:t>
-      </w:r>
-      <w:r>
-        <w:t xml:space="preserve"> </w:t>
-      </w:r>
-      <w:r>
-        <w:rPr>
-          <w:rStyle w:val="VerbatimChar"/>
-        </w:rPr>
-        <w:t xml:space="preserve">[cần xác nhận]</w:t>
-      </w:r>
-      <w:r>
-        <w:t xml:space="preserve"> </w:t>
-      </w:r>
-      <w:r>
-        <w:t xml:space="preserve">đã được chuyển về sổ cái duy nhất</w:t>
-      </w:r>
-      <w:r>
-        <w:t xml:space="preserve"> </w:t>
-      </w:r>
-      <w:r>
-        <w:rPr>
-          <w:b/>
-          <w:bCs/>
-        </w:rPr>
-        <w:t xml:space="preserve">OID-TOSS-001</w:t>
-      </w:r>
-      <w:r>
-        <w:t xml:space="preserve"> </w:t>
-      </w:r>
-      <w:r>
-        <w:t xml:space="preserve">(</w:t>
-      </w:r>
-      <w:r>
-        <w:rPr>
-          <w:rStyle w:val="VerbatimChar"/>
-        </w:rPr>
-        <w:t xml:space="preserve">SO-THEO-DOI-DIEM-CHOT-v0.1</w:t>
-      </w:r>
-      <w:r>
-        <w:t xml:space="preserve">). Trong tài liệu này chỉ giữ chú thích trỏ về OID dưới dạng</w:t>
-      </w:r>
-      <w:r>
-        <w:t xml:space="preserve"> </w:t>
-      </w:r>
-      <w:r>
-        <w:rPr>
-          <w:rStyle w:val="VerbatimChar"/>
-        </w:rPr>
-        <w:t xml:space="preserve">*(xem OID: &lt;mã&gt;)*</w:t>
-      </w:r>
-      <w:r>
-        <w:t xml:space="preserve"> </w:t>
-      </w:r>
-      <w:r>
-        <w:t xml:space="preserve">ở cuối mô tả BR liên quan.</w:t>
-      </w:r>
-    </w:p>
-    <w:p>
-      <w:pPr>
-        <w:pStyle w:val="BlockText"/>
-      </w:pPr>
-      <w:r>
-        <w:rPr>
-          <w:b/>
-          <w:bCs/>
-        </w:rPr>
         <w:t xml:space="preserve">Quy ước MoSCoW, ràng buộc, bên liên quan:</w:t>
       </w:r>
       <w:r>
@@ -35829,7 +31601,7 @@
         </w:pict>
       </w:r>
     </w:p>
-    <w:bookmarkStart w:id="132" w:name="X58097f5b1cc1751bc3f8f611e84f488cf9f84ba"/>
+    <w:bookmarkStart w:id="125" w:name="X58097f5b1cc1751bc3f8f611e84f488cf9f84ba"/>
     <w:p>
       <w:pPr>
         <w:pStyle w:val="Heading2"/>
@@ -35838,7 +31610,7 @@
         <w:t xml:space="preserve">§7.5 Phân hệ 5 — Quản trị hệ thống (IAM/RBAC, Tích hợp, Hạ tầng, Chuẩn UI)</w:t>
       </w:r>
     </w:p>
-    <w:bookmarkStart w:id="124" w:name="a.-quản-trị-danh-tính-phân-quyền-iamrbac"/>
+    <w:bookmarkStart w:id="117" w:name="a.-quản-trị-danh-tính-phân-quyền-iamrbac"/>
     <w:p>
       <w:pPr>
         <w:pStyle w:val="Heading3"/>
@@ -36434,8 +32206,8 @@
         </w:tc>
       </w:tr>
     </w:tbl>
-    <w:bookmarkEnd w:id="124"/>
-    <w:bookmarkStart w:id="125" w:name="b.-xác-thực-phiên-làm-việc-audit"/>
+    <w:bookmarkEnd w:id="117"/>
+    <w:bookmarkStart w:id="118" w:name="b.-xác-thực-phiên-làm-việc-audit"/>
     <w:p>
       <w:pPr>
         <w:pStyle w:val="Heading3"/>
@@ -36767,16 +32539,6 @@
             <w:r>
               <w:t xml:space="preserve">Hệ thống phải có cơ chế ghi nhận attribution chính xác cho từng phiên bản OFP khi bàn giao ca, để phản ánh đúng người upload bản gốc và người chỉnh sửa bản kế tiếp; tài khoản bot tự động (ví dụ AOS) phải được đặt tên theo vai trò ca trực để phân biệt được ca nào đã thao tác.</w:t>
             </w:r>
-            <w:r>
-              <w:t xml:space="preserve"> </w:t>
-            </w:r>
-            <w:r>
-              <w:rPr>
-                <w:i/>
-                <w:iCs/>
-              </w:rPr>
-              <w:t xml:space="preserve">(xem OID: KS-42)</w:t>
-            </w:r>
           </w:p>
         </w:tc>
         <w:tc>
@@ -36814,8 +32576,8 @@
         </w:tc>
       </w:tr>
     </w:tbl>
-    <w:bookmarkEnd w:id="125"/>
-    <w:bookmarkStart w:id="126" w:name="c.-cây-menu-điều-hướng"/>
+    <w:bookmarkEnd w:id="118"/>
+    <w:bookmarkStart w:id="119" w:name="c.-cây-menu-điều-hướng"/>
     <w:p>
       <w:pPr>
         <w:pStyle w:val="Heading3"/>
@@ -37070,8 +32832,8 @@
         </w:tc>
       </w:tr>
     </w:tbl>
-    <w:bookmarkEnd w:id="126"/>
-    <w:bookmarkStart w:id="127" w:name="d.-chuẩn-uiux-toàn-hệ-thống"/>
+    <w:bookmarkEnd w:id="119"/>
+    <w:bookmarkStart w:id="120" w:name="d.-chuẩn-uiux-toàn-hệ-thống"/>
     <w:p>
       <w:pPr>
         <w:pStyle w:val="Heading3"/>
@@ -37684,8 +33446,8 @@
         </w:tc>
       </w:tr>
     </w:tbl>
-    <w:bookmarkEnd w:id="127"/>
-    <w:bookmarkStart w:id="128" w:name="e.-tích-hợp-hệ-thống-ngoài-api-gateway"/>
+    <w:bookmarkEnd w:id="120"/>
+    <w:bookmarkStart w:id="121" w:name="e.-tích-hợp-hệ-thống-ngoài-api-gateway"/>
     <w:p>
       <w:pPr>
         <w:pStyle w:val="Heading3"/>
@@ -37953,16 +33715,6 @@
             <w:r>
               <w:t xml:space="preserve">(event-based / push) ngay khi nguồn phát sinh dữ liệu, kết hợp với cơ chế ảnh chụp dữ liệu định kỳ (poll/snapshot) cho các nguồn không hỗ trợ push. Cấu hình tần suất/hình thức thu thập theo từng nguồn.</w:t>
             </w:r>
-            <w:r>
-              <w:t xml:space="preserve"> </w:t>
-            </w:r>
-            <w:r>
-              <w:rPr>
-                <w:i/>
-                <w:iCs/>
-              </w:rPr>
-              <w:t xml:space="preserve">(xem OID: KS-01)</w:t>
-            </w:r>
           </w:p>
         </w:tc>
         <w:tc>
@@ -38036,16 +33788,6 @@
             <w:r>
               <w:t xml:space="preserve">— Netline/Flight Ops++ (lịch bay, slot, thay đổi lịch) và Flight Scheduling chuẩn SSIM/ASM/SSM (export lịch bay phát hành ra ngoài, import thay đổi lịch từ thương mại): chuẩn API/file, ánh xạ trường, cơ chế retry và alert khi link down. PH1 tiêu thụ lịch bay đã chuẩn hóa qua PH5.</w:t>
             </w:r>
-            <w:r>
-              <w:t xml:space="preserve"> </w:t>
-            </w:r>
-            <w:r>
-              <w:rPr>
-                <w:i/>
-                <w:iCs/>
-              </w:rPr>
-              <w:t xml:space="preserve">(xem OID: SME-14)</w:t>
-            </w:r>
           </w:p>
         </w:tc>
         <w:tc>
@@ -38119,16 +33861,6 @@
             <w:r>
               <w:t xml:space="preserve">— AVES (danh sách tổ bay, trip pairing, qualification) và MO Plus (Dispatch Release/Confirm, đẩy tài liệu chuyến bay phiên bản cuối): chuẩn API/message, ánh xạ trường, retry và alert. PH1 (Dispatch Release) và PH2 (tài liệu chuyến bay) tiêu thụ dữ liệu đã chuẩn hóa.</w:t>
             </w:r>
-            <w:r>
-              <w:t xml:space="preserve"> </w:t>
-            </w:r>
-            <w:r>
-              <w:rPr>
-                <w:i/>
-                <w:iCs/>
-              </w:rPr>
-              <w:t xml:space="preserve">(xem OID: SME-22)</w:t>
-            </w:r>
           </w:p>
         </w:tc>
         <w:tc>
@@ -38202,16 +33934,6 @@
             <w:r>
               <w:t xml:space="preserve">— Lido Flight 4D / Adapter Lido / Lido mPilot (OFP gốc, chart, fuel computation, đường bay đề xuất): chuẩn file/API, ánh xạ trường OFP và metadata, cơ chế retry và alert. PH1 (Dispatch) và PH2 (tài liệu chuyến bay) tiêu thụ OFP đã chuẩn hóa.</w:t>
             </w:r>
-            <w:r>
-              <w:t xml:space="preserve"> </w:t>
-            </w:r>
-            <w:r>
-              <w:rPr>
-                <w:i/>
-                <w:iCs/>
-              </w:rPr>
-              <w:t xml:space="preserve">(xem OID: SME-23)</w:t>
-            </w:r>
           </w:p>
         </w:tc>
         <w:tc>
@@ -38285,16 +34007,6 @@
             <w:r>
               <w:t xml:space="preserve">— AMOS/MRO (MEL, CDL, AOG, defect, maintenance schedule), TIMS, eTechlog, FOEM/DOW: chuẩn API/file, ánh xạ trường khoảng hiệu lực MEL/NAIL/CDL và DOW theo phiên bản, retry và alert. PH4 (Master Data) và PH1 (Dispatch) tiêu thụ dữ liệu đã chuẩn hóa.</w:t>
             </w:r>
-            <w:r>
-              <w:t xml:space="preserve"> </w:t>
-            </w:r>
-            <w:r>
-              <w:rPr>
-                <w:i/>
-                <w:iCs/>
-              </w:rPr>
-              <w:t xml:space="preserve">(xem OID: SME-14)</w:t>
-            </w:r>
           </w:p>
         </w:tc>
         <w:tc>
@@ -38368,16 +34080,6 @@
             <w:r>
               <w:t xml:space="preserve">— Amadeus PSS 1A (đặt chỗ hành khách), DCS (check-in, boarding, load data PAX/Bag): chuẩn API/message, ánh xạ trường PAX/Bag/Cargo và trạng thái boarding, retry và alert. PH1 (load) và PH3 (báo cáo PAX) tiêu thụ dữ liệu đã chuẩn hóa.</w:t>
             </w:r>
-            <w:r>
-              <w:t xml:space="preserve"> </w:t>
-            </w:r>
-            <w:r>
-              <w:rPr>
-                <w:i/>
-                <w:iCs/>
-              </w:rPr>
-              <w:t xml:space="preserve">(xem OID: SME-26)</w:t>
-            </w:r>
           </w:p>
         </w:tc>
         <w:tc>
@@ -38451,16 +34153,6 @@
             <w:r>
               <w:t xml:space="preserve">— VMS/VIAGS (parking, ground service), A-CDM (16 mốc thời gian turnaround), RPS (chi phí ground service): chuẩn API/message, ánh xạ trường 16 mốc A-CDM và parking/ground service request, retry và alert. PH1 (Monitoring real-time) tiêu thụ dữ liệu đã chuẩn hóa.</w:t>
             </w:r>
-            <w:r>
-              <w:t xml:space="preserve"> </w:t>
-            </w:r>
-            <w:r>
-              <w:rPr>
-                <w:i/>
-                <w:iCs/>
-              </w:rPr>
-              <w:t xml:space="preserve">(xem OID: SME-22)</w:t>
-            </w:r>
           </w:p>
         </w:tc>
         <w:tc>
@@ -38534,16 +34226,6 @@
             <w:r>
               <w:t xml:space="preserve">— ANCM (noise abatement), NetZero/ETS (carbon emission, EU ETS, CORSIA), Cargo Spot (cargo manifest): chuẩn API/file, ánh xạ trường khí thải/cargo, retry và alert. PH3 (báo cáo môi trường, NOTOC) tiêu thụ dữ liệu đã chuẩn hóa.</w:t>
             </w:r>
-            <w:r>
-              <w:t xml:space="preserve"> </w:t>
-            </w:r>
-            <w:r>
-              <w:rPr>
-                <w:i/>
-                <w:iCs/>
-              </w:rPr>
-              <w:t xml:space="preserve">(xem OID: SME-26)</w:t>
-            </w:r>
           </w:p>
         </w:tc>
         <w:tc>
@@ -38617,16 +34299,6 @@
             <w:r>
               <w:t xml:space="preserve">— FlightRadar24 (vị trí tàu bay real-time), ADS-B (surveillance out/in qua vệ tinh/mặt đất): chuẩn API/feed, ánh xạ trường tọa độ/độ cao/tốc độ, retry và alert. PH1 (Monitoring real-time) tiêu thụ dữ liệu đã chuẩn hóa.</w:t>
             </w:r>
-            <w:r>
-              <w:t xml:space="preserve"> </w:t>
-            </w:r>
-            <w:r>
-              <w:rPr>
-                <w:i/>
-                <w:iCs/>
-              </w:rPr>
-              <w:t xml:space="preserve">(xem OID: SME-23)</w:t>
-            </w:r>
           </w:p>
         </w:tc>
         <w:tc>
@@ -38757,16 +34429,6 @@
             <w:r>
               <w:t xml:space="preserve">đồng bộ hiện trạng MEL, CDL, AOG, defect, NAIL phát sinh kèm khoảng hiệu lực và giá trị Techlog uplift FOB vào TOSS: chuẩn API/message, ánh xạ trường, retry và alert khi link down. PH4 (Master Data MEL/CDL) và PH1 (Dispatch) tiêu thụ.</w:t>
             </w:r>
-            <w:r>
-              <w:t xml:space="preserve"> </w:t>
-            </w:r>
-            <w:r>
-              <w:rPr>
-                <w:i/>
-                <w:iCs/>
-              </w:rPr>
-              <w:t xml:space="preserve">(xem OID: SME-14)</w:t>
-            </w:r>
           </w:p>
         </w:tc>
         <w:tc>
@@ -38840,16 +34502,6 @@
             <w:r>
               <w:t xml:space="preserve">(Cassiopee Alpha — Analyzed QAR) qua API hoặc Database View của Tổng công ty: chuẩn API/View, ánh xạ trường Standard Taxi Time và phân tích Post-Flight, retry và alert. PH3 (Data Monitoring, Time analytics) tiêu thụ.</w:t>
             </w:r>
-            <w:r>
-              <w:t xml:space="preserve"> </w:t>
-            </w:r>
-            <w:r>
-              <w:rPr>
-                <w:i/>
-                <w:iCs/>
-              </w:rPr>
-              <w:t xml:space="preserve">(xem OID: SME-22)</w:t>
-            </w:r>
           </w:p>
         </w:tc>
         <w:tc>
@@ -38923,16 +34575,6 @@
             <w:r>
               <w:t xml:space="preserve">trực tiếp làm nguồn mốc thời gian thực tế OUT/OFF/ON/IN, Phase Trigger và điện văn ACARS cho màn Monitoring real-time: chuẩn message AMHS/AFTN/SITA TEXT, ánh xạ trường OOOI events, retry và alert. PH1 (Monitoring real-time, Phase Trigger) tiêu thụ.</w:t>
             </w:r>
-            <w:r>
-              <w:t xml:space="preserve"> </w:t>
-            </w:r>
-            <w:r>
-              <w:rPr>
-                <w:i/>
-                <w:iCs/>
-              </w:rPr>
-              <w:t xml:space="preserve">(xem OID: SME-23)</w:t>
-            </w:r>
           </w:p>
         </w:tc>
         <w:tc>
@@ -39006,16 +34648,6 @@
             <w:r>
               <w:t xml:space="preserve">nhận 16 mốc thời gian turnaround từ sân bay (boarding, đóng cửa, push-back…) để biết chuyến đã phục vụ đến giai đoạn nào tại sân: chuẩn API/message, ánh xạ 16 mốc, retry và alert. PH1 (Monitoring, Flight Detail) tiêu thụ.</w:t>
             </w:r>
-            <w:r>
-              <w:t xml:space="preserve"> </w:t>
-            </w:r>
-            <w:r>
-              <w:rPr>
-                <w:i/>
-                <w:iCs/>
-              </w:rPr>
-              <w:t xml:space="preserve">(xem OID: SME-22)</w:t>
-            </w:r>
           </w:p>
         </w:tc>
         <w:tc>
@@ -39089,16 +34721,6 @@
             <w:r>
               <w:t xml:space="preserve">(hệ thống trung gian đính file Weather Multi-Flight và dữ liệu cảnh báo an toàn bay): chuẩn API/file, ánh xạ trường, retry và alert. PH2 (Weather Multi-Flight) và PH3 (báo cáo an toàn) tiêu thụ.</w:t>
             </w:r>
-            <w:r>
-              <w:t xml:space="preserve"> </w:t>
-            </w:r>
-            <w:r>
-              <w:rPr>
-                <w:i/>
-                <w:iCs/>
-              </w:rPr>
-              <w:t xml:space="preserve">(xem OID: SME-26)</w:t>
-            </w:r>
           </w:p>
         </w:tc>
         <w:tc>
@@ -39172,16 +34794,6 @@
             <w:r>
               <w:t xml:space="preserve">nhận log download tài liệu của tổ bay từ MO Plus (upload/truy cập tài liệu): chuẩn API/log feed, ánh xạ trường, retry và alert. PH2 (log tổ bay) và PH3 (báo cáo coverage tổ bay) tiêu thụ.</w:t>
             </w:r>
-            <w:r>
-              <w:t xml:space="preserve"> </w:t>
-            </w:r>
-            <w:r>
-              <w:rPr>
-                <w:i/>
-                <w:iCs/>
-              </w:rPr>
-              <w:t xml:space="preserve">(xem OID: SME-26)</w:t>
-            </w:r>
           </w:p>
         </w:tc>
         <w:tc>
@@ -39255,16 +34867,6 @@
             <w:r>
               <w:t xml:space="preserve">nhận dữ liệu thời tiết METAR/TAF/SIGMET/SIGWX và Flight Level: chuẩn API/file, ánh xạ trường thời tiết, retry và alert. PH1 (khuyến nghị nhiên liệu, en-route weather) và PH2 (Weather Multi-Flight) tiêu thụ.</w:t>
             </w:r>
-            <w:r>
-              <w:t xml:space="preserve"> </w:t>
-            </w:r>
-            <w:r>
-              <w:rPr>
-                <w:i/>
-                <w:iCs/>
-              </w:rPr>
-              <w:t xml:space="preserve">(xem OID: SME-23)</w:t>
-            </w:r>
           </w:p>
         </w:tc>
         <w:tc>
@@ -39379,16 +34981,6 @@
             <w:r>
               <w:t xml:space="preserve">Hệ thống phải mở rộng cơ chế đồng bộ Dispatch Release / Unrelease với MO Plus: bắn revision/version mới khi Unrelease và kích hoạt MO Plus reset trạng thái Confirm Release của phi công về 0; gửi notification trên ứng dụng MO Plus để phi công Confirm lại; quy ước tín hiệu, payload, timing và hành vi notification được phối hợp với đội phát triển MO Plus.</w:t>
             </w:r>
-            <w:r>
-              <w:t xml:space="preserve"> </w:t>
-            </w:r>
-            <w:r>
-              <w:rPr>
-                <w:i/>
-                <w:iCs/>
-              </w:rPr>
-              <w:t xml:space="preserve">(xem OID: KS-20)</w:t>
-            </w:r>
           </w:p>
         </w:tc>
         <w:tc>
@@ -39597,8 +35189,8 @@
         </w:tc>
       </w:tr>
     </w:tbl>
-    <w:bookmarkEnd w:id="128"/>
-    <w:bookmarkStart w:id="129" w:name="f.-notification-email"/>
+    <w:bookmarkEnd w:id="121"/>
+    <w:bookmarkStart w:id="122" w:name="f.-notification-email"/>
     <w:p>
       <w:pPr>
         <w:pStyle w:val="Heading3"/>
@@ -39910,8 +35502,8 @@
         </w:tc>
       </w:tr>
     </w:tbl>
-    <w:bookmarkEnd w:id="129"/>
-    <w:bookmarkStart w:id="130" w:name="g.-import-export-migrate-dữ-liệu"/>
+    <w:bookmarkEnd w:id="122"/>
+    <w:bookmarkStart w:id="123" w:name="g.-import-export-migrate-dữ-liệu"/>
     <w:p>
       <w:pPr>
         <w:pStyle w:val="Heading3"/>
@@ -40166,8 +35758,8 @@
         </w:tc>
       </w:tr>
     </w:tbl>
-    <w:bookmarkEnd w:id="130"/>
-    <w:bookmarkStart w:id="131" w:name="h.-hạ-tầng-sizing-môi-trường-sla"/>
+    <w:bookmarkEnd w:id="123"/>
+    <w:bookmarkStart w:id="124" w:name="h.-hạ-tầng-sizing-môi-trường-sla"/>
     <w:p>
       <w:pPr>
         <w:pStyle w:val="Heading3"/>
@@ -41074,27 +36666,15 @@
       </w:r>
     </w:p>
     <w:p>
-      <w:pPr>
-        <w:pStyle w:val="FirstParagraph"/>
-      </w:pPr>
-      <w:r>
-        <w:rPr>
-          <w:i/>
-          <w:iCs/>
-        </w:rPr>
-        <w:t xml:space="preserve">BRD-TOSS-PH5 v0.5 — 2026-06-17. Tổng 68 BR, tổ chức thành 8 nhóm A–H. Lịch sử version: BA-VERSION-LOG.</w:t>
-      </w:r>
-    </w:p>
-    <w:p>
       <w:r>
         <w:pict>
           <v:rect style="width:0;height:1.5pt" o:hralign="center" o:hrstd="t" o:hr="t"/>
         </w:pict>
       </w:r>
     </w:p>
-    <w:bookmarkEnd w:id="131"/>
-    <w:bookmarkEnd w:id="132"/>
-    <w:bookmarkEnd w:id="133"/>
+    <w:bookmarkEnd w:id="124"/>
+    <w:bookmarkEnd w:id="125"/>
+    <w:bookmarkEnd w:id="126"/>
     <w:sectPr>
       <w:headerReference r:id="rId40" w:type="default"/>
       <w:footerReference r:id="rId41" w:type="default"/>
@@ -41690,39 +37270,6 @@
   </w:num>
   <w:num w:numId="1012">
     <w:abstractNumId w:val="991"/>
-  </w:num>
-  <w:num w:numId="1013">
-    <w:abstractNumId w:val="991"/>
-  </w:num>
-  <w:num w:numId="1014">
-    <w:abstractNumId w:val="99411"/>
-    <w:lvlOverride w:ilvl="0">
-      <w:startOverride w:val="1"/>
-    </w:lvlOverride>
-    <w:lvlOverride w:ilvl="1">
-      <w:startOverride w:val="1"/>
-    </w:lvlOverride>
-    <w:lvlOverride w:ilvl="2">
-      <w:startOverride w:val="1"/>
-    </w:lvlOverride>
-    <w:lvlOverride w:ilvl="3">
-      <w:startOverride w:val="1"/>
-    </w:lvlOverride>
-    <w:lvlOverride w:ilvl="4">
-      <w:startOverride w:val="1"/>
-    </w:lvlOverride>
-    <w:lvlOverride w:ilvl="5">
-      <w:startOverride w:val="1"/>
-    </w:lvlOverride>
-    <w:lvlOverride w:ilvl="6">
-      <w:startOverride w:val="1"/>
-    </w:lvlOverride>
-    <w:lvlOverride w:ilvl="7">
-      <w:startOverride w:val="1"/>
-    </w:lvlOverride>
-    <w:lvlOverride w:ilvl="8">
-      <w:startOverride w:val="1"/>
-    </w:lvlOverride>
   </w:num>
 </w:numbering>
 </file>
